--- a/6-过程管理/运行记录类文件/060202-过程框架设计会议纪要.docx
+++ b/6-过程管理/运行记录类文件/060202-过程框架设计会议纪要.docx
@@ -1,6 +1,6 @@
 
 <file path=word/document.xml><?xml version="1.0" encoding="utf-8"?>
-<w:document xmlns:wpc="http://schemas.microsoft.com/office/word/2010/wordprocessingCanvas" xmlns:cx="http://schemas.microsoft.com/office/drawing/2014/chartex" xmlns:cx1="http://schemas.microsoft.com/office/drawing/2015/9/8/chartex" xmlns:cx2="http://schemas.microsoft.com/office/drawing/2015/10/21/chartex" xmlns:cx3="http://schemas.microsoft.com/office/drawing/2016/5/9/chartex" xmlns:cx4="http://schemas.microsoft.com/office/drawing/2016/5/10/chartex" xmlns:cx5="http://schemas.microsoft.com/office/drawing/2016/5/11/chartex" xmlns:cx6="http://schemas.microsoft.com/office/drawing/2016/5/12/chartex" xmlns:cx7="http://schemas.microsoft.com/office/drawing/2016/5/13/chartex" xmlns:cx8="http://schemas.microsoft.com/office/drawing/2016/5/14/chartex" xmlns:mc="http://schemas.openxmlformats.org/markup-compatibility/2006" xmlns:aink="http://schemas.microsoft.com/office/drawing/2016/ink" xmlns:am3d="http://schemas.microsoft.com/office/drawing/2017/model3d" xmlns:o="urn:schemas-microsoft-com:office:office" xmlns:oel="http://schemas.microsoft.com/office/2019/extlst" xmlns:r="http://schemas.openxmlformats.org/officeDocument/2006/relationships" xmlns:m="http://schemas.openxmlformats.org/officeDocument/2006/math" xmlns:v="urn:schemas-microsoft-com:vml" xmlns:wp14="http://schemas.microsoft.com/office/word/2010/wordprocessingDrawing" xmlns:wp="http://schemas.openxmlformats.org/drawingml/2006/wordprocessingDrawing" xmlns:w10="urn:schemas-microsoft-com:office:word" xmlns:w="http://schemas.openxmlformats.org/wordprocessingml/2006/main" xmlns:w14="http://schemas.microsoft.com/office/word/2010/wordml" xmlns:w15="http://schemas.microsoft.com/office/word/2012/wordml" xmlns:w16cex="http://schemas.microsoft.com/office/word/2018/wordml/cex" xmlns:w16cid="http://schemas.microsoft.com/office/word/2016/wordml/cid" xmlns:w16="http://schemas.microsoft.com/office/word/2018/wordml" xmlns:w16du="http://schemas.microsoft.com/office/word/2023/wordml/word16du" xmlns:w16sdtdh="http://schemas.microsoft.com/office/word/2020/wordml/sdtdatahash" xmlns:w16sdtfl="http://schemas.microsoft.com/office/word/2024/wordml/sdtformatlock" xmlns:w16se="http://schemas.microsoft.com/office/word/2015/wordml/symex" xmlns:wpg="http://schemas.microsoft.com/office/word/2010/wordprocessingGroup" xmlns:wpi="http://schemas.microsoft.com/office/word/2010/wordprocessingInk" xmlns:wne="http://schemas.microsoft.com/office/word/2006/wordml" xmlns:wps="http://schemas.microsoft.com/office/word/2010/wordprocessingShape" mc:Ignorable="w14 w15 w16se w16cid w16 w16cex w16sdtdh w16sdtfl w16du wp14">
+<w:document xmlns:wpc="http://schemas.microsoft.com/office/word/2010/wordprocessingCanvas" xmlns:mc="http://schemas.openxmlformats.org/markup-compatibility/2006" xmlns:o="urn:schemas-microsoft-com:office:office" xmlns:r="http://schemas.openxmlformats.org/officeDocument/2006/relationships" xmlns:m="http://schemas.openxmlformats.org/officeDocument/2006/math" xmlns:v="urn:schemas-microsoft-com:vml" xmlns:wp14="http://schemas.microsoft.com/office/word/2010/wordprocessingDrawing" xmlns:wp="http://schemas.openxmlformats.org/drawingml/2006/wordprocessingDrawing" xmlns:w="http://schemas.openxmlformats.org/wordprocessingml/2006/main" xmlns:w14="http://schemas.microsoft.com/office/word/2010/wordml" xmlns:w10="urn:schemas-microsoft-com:office:word" xmlns:w15="http://schemas.microsoft.com/office/word/2012/wordml" xmlns:wpg="http://schemas.microsoft.com/office/word/2010/wordprocessingGroup" xmlns:wpi="http://schemas.microsoft.com/office/word/2010/wordprocessingInk" xmlns:wne="http://schemas.microsoft.com/office/word/2006/wordml" xmlns:wps="http://schemas.microsoft.com/office/word/2010/wordprocessingShape" xmlns:wpsCustomData="http://www.wps.cn/officeDocument/2013/wpsCustomData" mc:Ignorable="w14 w15 wp14">
   <w:body>
     <w:p>
       <w:pPr>
@@ -8,7 +8,7 @@
         <w:spacing w:before="78" w:line="219" w:lineRule="auto"/>
         <w:ind w:left="25"/>
         <w:rPr>
-          <w:rFonts w:ascii="宋体" w:hAnsi="宋体" w:cs="宋体" w:hint="eastAsia"/>
+          <w:rFonts w:hint="eastAsia" w:ascii="宋体" w:hAnsi="宋体" w:cs="宋体"/>
           <w:sz w:val="24"/>
           <w:szCs w:val="24"/>
           <w:lang w:eastAsia="zh-CN"/>
@@ -28,7 +28,7 @@
       </w:r>
       <w:r>
         <w:rPr>
-          <w:rFonts w:ascii="宋体" w:hAnsi="宋体" w:cs="宋体" w:hint="eastAsia"/>
+          <w:rFonts w:hint="eastAsia" w:ascii="宋体" w:hAnsi="宋体" w:cs="宋体"/>
           <w:b/>
           <w:bCs/>
           <w:spacing w:val="-3"/>
@@ -52,7 +52,7 @@
       </w:r>
       <w:r>
         <w:rPr>
-          <w:rFonts w:ascii="宋体" w:hAnsi="宋体" w:cs="宋体" w:hint="eastAsia"/>
+          <w:rFonts w:hint="eastAsia" w:ascii="宋体" w:hAnsi="宋体" w:cs="宋体"/>
           <w:b/>
           <w:bCs/>
           <w:spacing w:val="-3"/>
@@ -71,11 +71,11 @@
         <w:autoSpaceDN/>
         <w:adjustRightInd/>
         <w:snapToGrid/>
-        <w:spacing w:afterLines="1000" w:after="3120" w:line="219" w:lineRule="auto"/>
+        <w:spacing w:after="3120" w:afterLines="1000" w:line="219" w:lineRule="auto"/>
         <w:ind w:left="23"/>
         <w:textAlignment w:val="auto"/>
         <w:rPr>
-          <w:rFonts w:ascii="宋体" w:hAnsi="宋体" w:cs="宋体" w:hint="eastAsia"/>
+          <w:rFonts w:hint="eastAsia" w:ascii="宋体" w:hAnsi="宋体" w:cs="宋体"/>
           <w:sz w:val="24"/>
           <w:szCs w:val="24"/>
           <w:lang w:eastAsia="zh-CN"/>
@@ -119,41 +119,27 @@
     </w:p>
     <w:p>
       <w:pPr>
-        <w:pStyle w:val="ab"/>
+        <w:pStyle w:val="24"/>
         <w:widowControl w:val="0"/>
         <w:spacing w:after="1872"/>
         <w:rPr>
           <w:lang w:eastAsia="zh-CN"/>
         </w:rPr>
       </w:pPr>
-      <w:bookmarkStart w:id="0" w:name="_Toc16029"/>
-      <w:bookmarkStart w:id="1" w:name="_Toc22278"/>
+      <w:bookmarkStart w:id="0" w:name="_Toc22278"/>
+      <w:bookmarkStart w:id="1" w:name="_Toc31781"/>
       <w:r>
         <w:rPr>
           <w:lang w:eastAsia="zh-CN"/>
         </w:rPr>
-        <w:t>陕西益利</w:t>
-      </w:r>
-      <w:proofErr w:type="gramStart"/>
-      <w:r>
-        <w:rPr>
-          <w:lang w:eastAsia="zh-CN"/>
-        </w:rPr>
-        <w:t>德软件</w:t>
-      </w:r>
-      <w:proofErr w:type="gramEnd"/>
-      <w:r>
-        <w:rPr>
-          <w:lang w:eastAsia="zh-CN"/>
-        </w:rPr>
-        <w:t>科技有限公司</w:t>
+        <w:t>陕西益利德软件科技有限公司</w:t>
       </w:r>
       <w:bookmarkEnd w:id="0"/>
       <w:bookmarkEnd w:id="1"/>
     </w:p>
     <w:p>
       <w:pPr>
-        <w:pStyle w:val="ac"/>
+        <w:pStyle w:val="25"/>
         <w:widowControl w:val="0"/>
         <w:spacing w:after="2808"/>
         <w:rPr>
@@ -161,7 +147,7 @@
           <w:lang w:eastAsia="zh-CN"/>
         </w:rPr>
       </w:pPr>
-      <w:bookmarkStart w:id="2" w:name="_Toc31181"/>
+      <w:bookmarkStart w:id="2" w:name="_Toc8615"/>
       <w:r>
         <w:rPr>
           <w:rFonts w:hint="eastAsia"/>
@@ -173,26 +159,48 @@
     </w:p>
     <w:tbl>
       <w:tblPr>
-        <w:tblStyle w:val="a9"/>
+        <w:tblStyle w:val="21"/>
         <w:tblW w:w="0" w:type="auto"/>
         <w:tblInd w:w="2443" w:type="dxa"/>
         <w:tblBorders>
-          <w:top w:val="nil"/>
-          <w:left w:val="nil"/>
-          <w:bottom w:val="nil"/>
-          <w:right w:val="nil"/>
-          <w:insideH w:val="nil"/>
-          <w:insideV w:val="nil"/>
+          <w:top w:val="none" w:color="auto" w:sz="0" w:space="0"/>
+          <w:left w:val="none" w:color="auto" w:sz="0" w:space="0"/>
+          <w:bottom w:val="none" w:color="auto" w:sz="0" w:space="0"/>
+          <w:right w:val="none" w:color="auto" w:sz="0" w:space="0"/>
+          <w:insideH w:val="none" w:color="auto" w:sz="0" w:space="0"/>
+          <w:insideV w:val="none" w:color="auto" w:sz="0" w:space="0"/>
         </w:tblBorders>
-        <w:tblLook w:val="04A0" w:firstRow="1" w:lastRow="0" w:firstColumn="1" w:lastColumn="0" w:noHBand="0" w:noVBand="1"/>
+        <w:tblLayout w:type="autofit"/>
+        <w:tblCellMar>
+          <w:top w:w="0" w:type="dxa"/>
+          <w:left w:w="108" w:type="dxa"/>
+          <w:bottom w:w="0" w:type="dxa"/>
+          <w:right w:w="108" w:type="dxa"/>
+        </w:tblCellMar>
       </w:tblPr>
       <w:tblGrid>
-        <w:gridCol w:w="1755"/>
-        <w:gridCol w:w="4108"/>
+        <w:gridCol w:w="1818"/>
+        <w:gridCol w:w="4261"/>
       </w:tblGrid>
       <w:tr>
+        <w:tblPrEx>
+          <w:tblBorders>
+            <w:top w:val="none" w:color="auto" w:sz="0" w:space="0"/>
+            <w:left w:val="none" w:color="auto" w:sz="0" w:space="0"/>
+            <w:bottom w:val="none" w:color="auto" w:sz="0" w:space="0"/>
+            <w:right w:val="none" w:color="auto" w:sz="0" w:space="0"/>
+            <w:insideH w:val="none" w:color="auto" w:sz="0" w:space="0"/>
+            <w:insideV w:val="none" w:color="auto" w:sz="0" w:space="0"/>
+          </w:tblBorders>
+          <w:tblCellMar>
+            <w:top w:w="0" w:type="dxa"/>
+            <w:left w:w="108" w:type="dxa"/>
+            <w:bottom w:w="0" w:type="dxa"/>
+            <w:right w:w="108" w:type="dxa"/>
+          </w:tblCellMar>
+        </w:tblPrEx>
         <w:trPr>
-          <w:trHeight w:val="810"/>
+          <w:trHeight w:val="810" w:hRule="atLeast"/>
         </w:trPr>
         <w:tc>
           <w:tcPr>
@@ -200,6 +208,8 @@
           </w:tcPr>
           <w:p>
             <w:pPr>
+              <w:widowControl w:val="0"/>
+              <w:jc w:val="both"/>
               <w:rPr>
                 <w:lang w:eastAsia="zh-CN"/>
               </w:rPr>
@@ -213,7 +223,7 @@
             </w:r>
             <w:r>
               <w:rPr>
-                <w:rFonts w:asciiTheme="minorHAnsi" w:eastAsiaTheme="minorEastAsia" w:hAnsiTheme="minorHAnsi"/>
+                <w:rFonts w:asciiTheme="minorHAnsi" w:hAnsiTheme="minorHAnsi" w:eastAsiaTheme="minorEastAsia"/>
                 <w:spacing w:val="227"/>
                 <w:lang w:eastAsia="zh-CN"/>
               </w:rPr>
@@ -223,9 +233,9 @@
               <w:rPr>
                 <w:rFonts w:hint="eastAsia"/>
                 <w:u w:val="single"/>
-                <w:lang w:eastAsia="zh-CN"/>
-              </w:rPr>
-              <w:t>孙光莉</w:t>
+                <w:lang w:val="en-US" w:eastAsia="zh-CN"/>
+              </w:rPr>
+              <w:t>王潇</w:t>
             </w:r>
           </w:p>
         </w:tc>
@@ -235,6 +245,8 @@
           </w:tcPr>
           <w:p>
             <w:pPr>
+              <w:widowControl w:val="0"/>
+              <w:jc w:val="both"/>
               <w:rPr>
                 <w:lang w:eastAsia="zh-CN"/>
               </w:rPr>
@@ -248,7 +260,7 @@
             </w:r>
             <w:r>
               <w:rPr>
-                <w:rFonts w:asciiTheme="minorHAnsi" w:eastAsiaTheme="minorEastAsia" w:hAnsiTheme="minorHAnsi" w:hint="eastAsia"/>
+                <w:rFonts w:hint="eastAsia" w:asciiTheme="minorHAnsi" w:hAnsiTheme="minorHAnsi" w:eastAsiaTheme="minorEastAsia"/>
                 <w:spacing w:val="227"/>
                 <w:lang w:eastAsia="zh-CN"/>
               </w:rPr>
@@ -266,8 +278,24 @@
         </w:tc>
       </w:tr>
       <w:tr>
+        <w:tblPrEx>
+          <w:tblBorders>
+            <w:top w:val="none" w:color="auto" w:sz="0" w:space="0"/>
+            <w:left w:val="none" w:color="auto" w:sz="0" w:space="0"/>
+            <w:bottom w:val="none" w:color="auto" w:sz="0" w:space="0"/>
+            <w:right w:val="none" w:color="auto" w:sz="0" w:space="0"/>
+            <w:insideH w:val="none" w:color="auto" w:sz="0" w:space="0"/>
+            <w:insideV w:val="none" w:color="auto" w:sz="0" w:space="0"/>
+          </w:tblBorders>
+          <w:tblCellMar>
+            <w:top w:w="0" w:type="dxa"/>
+            <w:left w:w="108" w:type="dxa"/>
+            <w:bottom w:w="0" w:type="dxa"/>
+            <w:right w:w="108" w:type="dxa"/>
+          </w:tblCellMar>
+        </w:tblPrEx>
         <w:trPr>
-          <w:trHeight w:val="810"/>
+          <w:trHeight w:val="810" w:hRule="atLeast"/>
         </w:trPr>
         <w:tc>
           <w:tcPr>
@@ -275,9 +303,11 @@
           </w:tcPr>
           <w:p>
             <w:pPr>
-              <w:rPr>
-                <w:rFonts w:eastAsia="Arial"/>
-                <w:lang w:eastAsia="zh-CN"/>
+              <w:widowControl w:val="0"/>
+              <w:jc w:val="both"/>
+              <w:rPr>
+                <w:rFonts w:hint="default" w:eastAsia="Arial"/>
+                <w:lang w:val="en-US" w:eastAsia="zh-CN"/>
               </w:rPr>
             </w:pPr>
             <w:r>
@@ -289,7 +319,7 @@
             </w:r>
             <w:r>
               <w:rPr>
-                <w:rFonts w:asciiTheme="minorHAnsi" w:eastAsiaTheme="minorEastAsia" w:hAnsiTheme="minorHAnsi"/>
+                <w:rFonts w:asciiTheme="minorHAnsi" w:hAnsiTheme="minorHAnsi" w:eastAsiaTheme="minorEastAsia"/>
                 <w:spacing w:val="227"/>
                 <w:lang w:eastAsia="zh-CN"/>
               </w:rPr>
@@ -298,11 +328,10 @@
             <w:r>
               <w:rPr>
                 <w:rFonts w:hint="eastAsia"/>
-                <w:spacing w:val="90"/>
                 <w:u w:val="single"/>
-                <w:lang w:eastAsia="zh-CN"/>
-              </w:rPr>
-              <w:t>严长运</w:t>
+                <w:lang w:val="en-US" w:eastAsia="zh-CN"/>
+              </w:rPr>
+              <w:t>刘钢要</w:t>
             </w:r>
           </w:p>
         </w:tc>
@@ -312,6 +341,8 @@
           </w:tcPr>
           <w:p>
             <w:pPr>
+              <w:widowControl w:val="0"/>
+              <w:jc w:val="both"/>
               <w:rPr>
                 <w:rFonts w:eastAsia="Arial"/>
                 <w:lang w:eastAsia="zh-CN"/>
@@ -326,7 +357,7 @@
             </w:r>
             <w:r>
               <w:rPr>
-                <w:rFonts w:asciiTheme="minorHAnsi" w:eastAsiaTheme="minorEastAsia" w:hAnsiTheme="minorHAnsi" w:hint="eastAsia"/>
+                <w:rFonts w:hint="eastAsia" w:asciiTheme="minorHAnsi" w:hAnsiTheme="minorHAnsi" w:eastAsiaTheme="minorEastAsia"/>
                 <w:spacing w:val="227"/>
                 <w:lang w:eastAsia="zh-CN"/>
               </w:rPr>
@@ -344,8 +375,24 @@
         </w:tc>
       </w:tr>
       <w:tr>
+        <w:tblPrEx>
+          <w:tblBorders>
+            <w:top w:val="none" w:color="auto" w:sz="0" w:space="0"/>
+            <w:left w:val="none" w:color="auto" w:sz="0" w:space="0"/>
+            <w:bottom w:val="none" w:color="auto" w:sz="0" w:space="0"/>
+            <w:right w:val="none" w:color="auto" w:sz="0" w:space="0"/>
+            <w:insideH w:val="none" w:color="auto" w:sz="0" w:space="0"/>
+            <w:insideV w:val="none" w:color="auto" w:sz="0" w:space="0"/>
+          </w:tblBorders>
+          <w:tblCellMar>
+            <w:top w:w="0" w:type="dxa"/>
+            <w:left w:w="108" w:type="dxa"/>
+            <w:bottom w:w="0" w:type="dxa"/>
+            <w:right w:w="108" w:type="dxa"/>
+          </w:tblCellMar>
+        </w:tblPrEx>
         <w:trPr>
-          <w:trHeight w:val="635"/>
+          <w:trHeight w:val="635" w:hRule="atLeast"/>
         </w:trPr>
         <w:tc>
           <w:tcPr>
@@ -353,6 +400,8 @@
           </w:tcPr>
           <w:p>
             <w:pPr>
+              <w:widowControl w:val="0"/>
+              <w:jc w:val="both"/>
               <w:rPr>
                 <w:lang w:eastAsia="zh-CN"/>
               </w:rPr>
@@ -366,13 +415,12 @@
             </w:r>
             <w:r>
               <w:rPr>
-                <w:rFonts w:asciiTheme="minorHAnsi" w:eastAsiaTheme="minorEastAsia" w:hAnsiTheme="minorHAnsi" w:hint="eastAsia"/>
+                <w:rFonts w:hint="eastAsia" w:asciiTheme="minorHAnsi" w:hAnsiTheme="minorHAnsi" w:eastAsiaTheme="minorEastAsia"/>
                 <w:spacing w:val="227"/>
                 <w:lang w:eastAsia="zh-CN"/>
               </w:rPr>
               <w:t>:</w:t>
             </w:r>
-            <w:proofErr w:type="gramStart"/>
             <w:r>
               <w:rPr>
                 <w:rFonts w:hint="eastAsia"/>
@@ -381,7 +429,6 @@
               </w:rPr>
               <w:t>鲁玉锋</w:t>
             </w:r>
-            <w:proofErr w:type="gramEnd"/>
           </w:p>
         </w:tc>
         <w:tc>
@@ -390,6 +437,8 @@
           </w:tcPr>
           <w:p>
             <w:pPr>
+              <w:widowControl w:val="0"/>
+              <w:jc w:val="both"/>
               <w:rPr>
                 <w:lang w:eastAsia="zh-CN"/>
               </w:rPr>
@@ -403,7 +452,7 @@
             </w:r>
             <w:r>
               <w:rPr>
-                <w:rFonts w:asciiTheme="minorHAnsi" w:eastAsiaTheme="minorEastAsia" w:hAnsiTheme="minorHAnsi" w:hint="eastAsia"/>
+                <w:rFonts w:hint="eastAsia" w:asciiTheme="minorHAnsi" w:hAnsiTheme="minorHAnsi" w:eastAsiaTheme="minorEastAsia"/>
                 <w:spacing w:val="227"/>
                 <w:lang w:eastAsia="zh-CN"/>
               </w:rPr>
@@ -435,7 +484,7 @@
         <w:spacing w:before="153" w:line="225" w:lineRule="auto"/>
         <w:ind w:left="3634"/>
         <w:rPr>
-          <w:rFonts w:ascii="宋体" w:hAnsi="宋体" w:cs="宋体" w:hint="eastAsia"/>
+          <w:rFonts w:hint="eastAsia" w:ascii="宋体" w:hAnsi="宋体" w:cs="宋体"/>
           <w:sz w:val="31"/>
           <w:szCs w:val="31"/>
         </w:rPr>
@@ -449,25 +498,29 @@
           <w:sz w:val="31"/>
           <w:szCs w:val="31"/>
         </w:rPr>
-        <w:lastRenderedPageBreak/>
         <w:t>修订记录</w:t>
       </w:r>
     </w:p>
     <w:tbl>
       <w:tblPr>
-        <w:tblStyle w:val="TableNormal0"/>
+        <w:tblStyle w:val="26"/>
         <w:tblW w:w="8301" w:type="dxa"/>
         <w:tblInd w:w="2" w:type="dxa"/>
         <w:tblBorders>
-          <w:top w:val="single" w:sz="2" w:space="0" w:color="000000"/>
-          <w:left w:val="single" w:sz="2" w:space="0" w:color="000000"/>
-          <w:bottom w:val="single" w:sz="2" w:space="0" w:color="000000"/>
-          <w:right w:val="single" w:sz="2" w:space="0" w:color="000000"/>
-          <w:insideH w:val="single" w:sz="2" w:space="0" w:color="000000"/>
-          <w:insideV w:val="single" w:sz="2" w:space="0" w:color="000000"/>
+          <w:top w:val="single" w:color="000000" w:sz="2" w:space="0"/>
+          <w:left w:val="single" w:color="000000" w:sz="2" w:space="0"/>
+          <w:bottom w:val="single" w:color="000000" w:sz="2" w:space="0"/>
+          <w:right w:val="single" w:color="000000" w:sz="2" w:space="0"/>
+          <w:insideH w:val="single" w:color="000000" w:sz="2" w:space="0"/>
+          <w:insideV w:val="single" w:color="000000" w:sz="2" w:space="0"/>
         </w:tblBorders>
         <w:tblLayout w:type="fixed"/>
-        <w:tblLook w:val="04A0" w:firstRow="1" w:lastRow="0" w:firstColumn="1" w:lastColumn="0" w:noHBand="0" w:noVBand="1"/>
+        <w:tblCellMar>
+          <w:top w:w="0" w:type="dxa"/>
+          <w:left w:w="0" w:type="dxa"/>
+          <w:bottom w:w="0" w:type="dxa"/>
+          <w:right w:w="0" w:type="dxa"/>
+        </w:tblCellMar>
       </w:tblPr>
       <w:tblGrid>
         <w:gridCol w:w="1555"/>
@@ -478,8 +531,24 @@
         <w:gridCol w:w="1240"/>
       </w:tblGrid>
       <w:tr>
+        <w:tblPrEx>
+          <w:tblBorders>
+            <w:top w:val="single" w:color="000000" w:sz="2" w:space="0"/>
+            <w:left w:val="single" w:color="000000" w:sz="2" w:space="0"/>
+            <w:bottom w:val="single" w:color="000000" w:sz="2" w:space="0"/>
+            <w:right w:val="single" w:color="000000" w:sz="2" w:space="0"/>
+            <w:insideH w:val="single" w:color="000000" w:sz="2" w:space="0"/>
+            <w:insideV w:val="single" w:color="000000" w:sz="2" w:space="0"/>
+          </w:tblBorders>
+          <w:tblCellMar>
+            <w:top w:w="0" w:type="dxa"/>
+            <w:left w:w="0" w:type="dxa"/>
+            <w:bottom w:w="0" w:type="dxa"/>
+            <w:right w:w="0" w:type="dxa"/>
+          </w:tblCellMar>
+        </w:tblPrEx>
         <w:trPr>
-          <w:trHeight w:val="593"/>
+          <w:trHeight w:val="593" w:hRule="atLeast"/>
         </w:trPr>
         <w:tc>
           <w:tcPr>
@@ -491,7 +560,7 @@
               <w:spacing w:before="176" w:line="228" w:lineRule="auto"/>
               <w:ind w:left="607"/>
               <w:rPr>
-                <w:rFonts w:ascii="宋体" w:hAnsi="宋体" w:cs="宋体" w:hint="eastAsia"/>
+                <w:rFonts w:hint="eastAsia" w:ascii="宋体" w:hAnsi="宋体" w:cs="宋体"/>
                 <w:sz w:val="20"/>
                 <w:szCs w:val="20"/>
               </w:rPr>
@@ -517,7 +586,7 @@
               <w:spacing w:before="175" w:line="227" w:lineRule="auto"/>
               <w:ind w:left="253"/>
               <w:rPr>
-                <w:rFonts w:ascii="宋体" w:hAnsi="宋体" w:cs="宋体" w:hint="eastAsia"/>
+                <w:rFonts w:hint="eastAsia" w:ascii="宋体" w:hAnsi="宋体" w:cs="宋体"/>
                 <w:sz w:val="20"/>
                 <w:szCs w:val="20"/>
               </w:rPr>
@@ -543,7 +612,7 @@
               <w:spacing w:before="175" w:line="228" w:lineRule="auto"/>
               <w:ind w:left="730"/>
               <w:rPr>
-                <w:rFonts w:ascii="宋体" w:hAnsi="宋体" w:cs="宋体" w:hint="eastAsia"/>
+                <w:rFonts w:hint="eastAsia" w:ascii="宋体" w:hAnsi="宋体" w:cs="宋体"/>
                 <w:sz w:val="20"/>
                 <w:szCs w:val="20"/>
               </w:rPr>
@@ -569,7 +638,7 @@
               <w:spacing w:before="175" w:line="228" w:lineRule="auto"/>
               <w:ind w:left="310"/>
               <w:rPr>
-                <w:rFonts w:ascii="宋体" w:hAnsi="宋体" w:cs="宋体" w:hint="eastAsia"/>
+                <w:rFonts w:hint="eastAsia" w:ascii="宋体" w:hAnsi="宋体" w:cs="宋体"/>
                 <w:sz w:val="20"/>
                 <w:szCs w:val="20"/>
               </w:rPr>
@@ -595,7 +664,7 @@
               <w:spacing w:before="175" w:line="228" w:lineRule="auto"/>
               <w:ind w:left="310"/>
               <w:rPr>
-                <w:rFonts w:ascii="宋体" w:hAnsi="宋体" w:cs="宋体" w:hint="eastAsia"/>
+                <w:rFonts w:hint="eastAsia" w:ascii="宋体" w:hAnsi="宋体" w:cs="宋体"/>
                 <w:spacing w:val="6"/>
                 <w:sz w:val="20"/>
                 <w:szCs w:val="20"/>
@@ -604,7 +673,7 @@
             </w:pPr>
             <w:r>
               <w:rPr>
-                <w:rFonts w:ascii="宋体" w:hAnsi="宋体" w:cs="宋体" w:hint="eastAsia"/>
+                <w:rFonts w:hint="eastAsia" w:ascii="宋体" w:hAnsi="宋体" w:cs="宋体"/>
                 <w:spacing w:val="6"/>
                 <w:sz w:val="20"/>
                 <w:szCs w:val="20"/>
@@ -624,7 +693,7 @@
               <w:spacing w:before="176" w:line="229" w:lineRule="auto"/>
               <w:ind w:left="311"/>
               <w:rPr>
-                <w:rFonts w:ascii="宋体" w:hAnsi="宋体" w:cs="宋体" w:hint="eastAsia"/>
+                <w:rFonts w:hint="eastAsia" w:ascii="宋体" w:hAnsi="宋体" w:cs="宋体"/>
                 <w:sz w:val="20"/>
                 <w:szCs w:val="20"/>
               </w:rPr>
@@ -642,8 +711,24 @@
         </w:tc>
       </w:tr>
       <w:tr>
+        <w:tblPrEx>
+          <w:tblBorders>
+            <w:top w:val="single" w:color="000000" w:sz="2" w:space="0"/>
+            <w:left w:val="single" w:color="000000" w:sz="2" w:space="0"/>
+            <w:bottom w:val="single" w:color="000000" w:sz="2" w:space="0"/>
+            <w:right w:val="single" w:color="000000" w:sz="2" w:space="0"/>
+            <w:insideH w:val="single" w:color="000000" w:sz="2" w:space="0"/>
+            <w:insideV w:val="single" w:color="000000" w:sz="2" w:space="0"/>
+          </w:tblBorders>
+          <w:tblCellMar>
+            <w:top w:w="0" w:type="dxa"/>
+            <w:left w:w="0" w:type="dxa"/>
+            <w:bottom w:w="0" w:type="dxa"/>
+            <w:right w:w="0" w:type="dxa"/>
+          </w:tblCellMar>
+        </w:tblPrEx>
         <w:trPr>
-          <w:trHeight w:val="556"/>
+          <w:trHeight w:val="556" w:hRule="atLeast"/>
         </w:trPr>
         <w:tc>
           <w:tcPr>
@@ -655,7 +740,7 @@
               <w:spacing w:before="173" w:line="267" w:lineRule="exact"/>
               <w:ind w:left="260"/>
               <w:rPr>
-                <w:rFonts w:ascii="宋体" w:hAnsi="宋体" w:cs="宋体" w:hint="eastAsia"/>
+                <w:rFonts w:hint="eastAsia" w:ascii="宋体" w:hAnsi="宋体" w:cs="宋体"/>
                 <w:sz w:val="20"/>
                 <w:szCs w:val="20"/>
               </w:rPr>
@@ -682,7 +767,7 @@
               <w:spacing w:before="173" w:line="267" w:lineRule="exact"/>
               <w:ind w:left="248"/>
               <w:rPr>
-                <w:rFonts w:ascii="宋体" w:hAnsi="宋体" w:cs="宋体" w:hint="eastAsia"/>
+                <w:rFonts w:hint="eastAsia" w:ascii="宋体" w:hAnsi="宋体" w:cs="宋体"/>
                 <w:sz w:val="20"/>
                 <w:szCs w:val="20"/>
               </w:rPr>
@@ -710,7 +795,7 @@
               <w:ind w:left="114"/>
               <w:jc w:val="center"/>
               <w:rPr>
-                <w:rFonts w:ascii="宋体" w:hAnsi="宋体" w:cs="宋体" w:hint="eastAsia"/>
+                <w:rFonts w:hint="eastAsia" w:ascii="宋体" w:hAnsi="宋体" w:cs="宋体"/>
                 <w:sz w:val="20"/>
                 <w:szCs w:val="20"/>
               </w:rPr>
@@ -736,7 +821,7 @@
               <w:spacing w:before="172" w:line="228" w:lineRule="auto"/>
               <w:ind w:left="313"/>
               <w:rPr>
-                <w:rFonts w:ascii="宋体" w:hAnsi="宋体" w:cs="宋体" w:hint="eastAsia"/>
+                <w:rFonts w:hint="eastAsia" w:ascii="宋体" w:hAnsi="宋体" w:cs="宋体"/>
                 <w:sz w:val="20"/>
                 <w:szCs w:val="20"/>
                 <w:lang w:eastAsia="zh-CN"/>
@@ -744,12 +829,12 @@
             </w:pPr>
             <w:r>
               <w:rPr>
-                <w:rFonts w:ascii="宋体" w:hAnsi="宋体" w:cs="宋体" w:hint="eastAsia"/>
+                <w:rFonts w:hint="eastAsia" w:ascii="宋体" w:hAnsi="宋体" w:cs="宋体"/>
                 <w:sz w:val="20"/>
                 <w:szCs w:val="20"/>
-                <w:lang w:eastAsia="zh-CN"/>
-              </w:rPr>
-              <w:t>孙光莉</w:t>
+                <w:lang w:val="en-US" w:eastAsia="zh-CN"/>
+              </w:rPr>
+              <w:t>王潇</w:t>
             </w:r>
           </w:p>
         </w:tc>
@@ -763,21 +848,22 @@
               <w:spacing w:before="172" w:line="228" w:lineRule="auto"/>
               <w:ind w:left="313"/>
               <w:rPr>
-                <w:rFonts w:ascii="宋体" w:hAnsi="宋体" w:cs="宋体" w:hint="eastAsia"/>
+                <w:rFonts w:hint="eastAsia" w:ascii="宋体" w:hAnsi="宋体" w:eastAsia="宋体" w:cs="宋体"/>
                 <w:spacing w:val="5"/>
                 <w:sz w:val="20"/>
                 <w:szCs w:val="20"/>
+                <w:lang w:val="en-US" w:eastAsia="zh-CN"/>
               </w:rPr>
             </w:pPr>
             <w:r>
               <w:rPr>
-                <w:rFonts w:ascii="宋体" w:hAnsi="宋体" w:cs="宋体" w:hint="eastAsia"/>
-                <w:spacing w:val="100"/>
+                <w:rFonts w:hint="eastAsia" w:ascii="宋体" w:hAnsi="宋体" w:cs="宋体"/>
+                <w:spacing w:val="5"/>
                 <w:sz w:val="20"/>
                 <w:szCs w:val="20"/>
-                <w:lang w:eastAsia="zh-CN"/>
-              </w:rPr>
-              <w:t>严长运</w:t>
+                <w:lang w:val="en-US" w:eastAsia="zh-CN"/>
+              </w:rPr>
+              <w:t>刘钢要</w:t>
             </w:r>
           </w:p>
         </w:tc>
@@ -791,15 +877,14 @@
               <w:spacing w:before="173" w:line="229" w:lineRule="auto"/>
               <w:ind w:left="314"/>
               <w:rPr>
-                <w:rFonts w:ascii="宋体" w:hAnsi="宋体" w:cs="宋体" w:hint="eastAsia"/>
+                <w:rFonts w:hint="eastAsia" w:ascii="宋体" w:hAnsi="宋体" w:cs="宋体"/>
                 <w:sz w:val="20"/>
                 <w:szCs w:val="20"/>
               </w:rPr>
             </w:pPr>
-            <w:proofErr w:type="gramStart"/>
             <w:r>
               <w:rPr>
-                <w:rFonts w:ascii="宋体" w:hAnsi="宋体" w:cs="宋体" w:hint="eastAsia"/>
+                <w:rFonts w:hint="eastAsia" w:ascii="宋体" w:hAnsi="宋体" w:cs="宋体"/>
                 <w:spacing w:val="6"/>
                 <w:sz w:val="20"/>
                 <w:szCs w:val="20"/>
@@ -807,13 +892,28 @@
               </w:rPr>
               <w:t>鲁玉锋</w:t>
             </w:r>
-            <w:proofErr w:type="gramEnd"/>
           </w:p>
         </w:tc>
       </w:tr>
       <w:tr>
+        <w:tblPrEx>
+          <w:tblBorders>
+            <w:top w:val="single" w:color="000000" w:sz="2" w:space="0"/>
+            <w:left w:val="single" w:color="000000" w:sz="2" w:space="0"/>
+            <w:bottom w:val="single" w:color="000000" w:sz="2" w:space="0"/>
+            <w:right w:val="single" w:color="000000" w:sz="2" w:space="0"/>
+            <w:insideH w:val="single" w:color="000000" w:sz="2" w:space="0"/>
+            <w:insideV w:val="single" w:color="000000" w:sz="2" w:space="0"/>
+          </w:tblBorders>
+          <w:tblCellMar>
+            <w:top w:w="0" w:type="dxa"/>
+            <w:left w:w="0" w:type="dxa"/>
+            <w:bottom w:w="0" w:type="dxa"/>
+            <w:right w:w="0" w:type="dxa"/>
+          </w:tblCellMar>
+        </w:tblPrEx>
         <w:trPr>
-          <w:trHeight w:val="556"/>
+          <w:trHeight w:val="556" w:hRule="atLeast"/>
         </w:trPr>
         <w:tc>
           <w:tcPr>
@@ -821,7 +921,7 @@
           </w:tcPr>
           <w:p>
             <w:pPr>
-              <w:pStyle w:val="TableText"/>
+              <w:pStyle w:val="27"/>
               <w:widowControl w:val="0"/>
               <w:rPr>
                 <w:rFonts w:hint="eastAsia"/>
@@ -835,7 +935,7 @@
           </w:tcPr>
           <w:p>
             <w:pPr>
-              <w:pStyle w:val="TableText"/>
+              <w:pStyle w:val="27"/>
               <w:widowControl w:val="0"/>
               <w:rPr>
                 <w:rFonts w:hint="eastAsia"/>
@@ -849,7 +949,7 @@
           </w:tcPr>
           <w:p>
             <w:pPr>
-              <w:pStyle w:val="TableText"/>
+              <w:pStyle w:val="27"/>
               <w:widowControl w:val="0"/>
               <w:rPr>
                 <w:rFonts w:hint="eastAsia"/>
@@ -887,7 +987,7 @@
           </w:tcPr>
           <w:p>
             <w:pPr>
-              <w:pStyle w:val="TableText"/>
+              <w:pStyle w:val="27"/>
               <w:widowControl w:val="0"/>
               <w:rPr>
                 <w:rFonts w:hint="eastAsia"/>
@@ -897,8 +997,24 @@
         </w:tc>
       </w:tr>
       <w:tr>
+        <w:tblPrEx>
+          <w:tblBorders>
+            <w:top w:val="single" w:color="000000" w:sz="2" w:space="0"/>
+            <w:left w:val="single" w:color="000000" w:sz="2" w:space="0"/>
+            <w:bottom w:val="single" w:color="000000" w:sz="2" w:space="0"/>
+            <w:right w:val="single" w:color="000000" w:sz="2" w:space="0"/>
+            <w:insideH w:val="single" w:color="000000" w:sz="2" w:space="0"/>
+            <w:insideV w:val="single" w:color="000000" w:sz="2" w:space="0"/>
+          </w:tblBorders>
+          <w:tblCellMar>
+            <w:top w:w="0" w:type="dxa"/>
+            <w:left w:w="0" w:type="dxa"/>
+            <w:bottom w:w="0" w:type="dxa"/>
+            <w:right w:w="0" w:type="dxa"/>
+          </w:tblCellMar>
+        </w:tblPrEx>
         <w:trPr>
-          <w:trHeight w:val="556"/>
+          <w:trHeight w:val="556" w:hRule="atLeast"/>
         </w:trPr>
         <w:tc>
           <w:tcPr>
@@ -906,7 +1022,7 @@
           </w:tcPr>
           <w:p>
             <w:pPr>
-              <w:pStyle w:val="TableText"/>
+              <w:pStyle w:val="27"/>
               <w:widowControl w:val="0"/>
               <w:rPr>
                 <w:rFonts w:hint="eastAsia"/>
@@ -920,7 +1036,7 @@
           </w:tcPr>
           <w:p>
             <w:pPr>
-              <w:pStyle w:val="TableText"/>
+              <w:pStyle w:val="27"/>
               <w:widowControl w:val="0"/>
               <w:rPr>
                 <w:rFonts w:hint="eastAsia"/>
@@ -934,7 +1050,7 @@
           </w:tcPr>
           <w:p>
             <w:pPr>
-              <w:pStyle w:val="TableText"/>
+              <w:pStyle w:val="27"/>
               <w:widowControl w:val="0"/>
               <w:rPr>
                 <w:rFonts w:hint="eastAsia"/>
@@ -972,7 +1088,7 @@
           </w:tcPr>
           <w:p>
             <w:pPr>
-              <w:pStyle w:val="TableText"/>
+              <w:pStyle w:val="27"/>
               <w:widowControl w:val="0"/>
               <w:rPr>
                 <w:rFonts w:hint="eastAsia"/>
@@ -982,8 +1098,24 @@
         </w:tc>
       </w:tr>
       <w:tr>
+        <w:tblPrEx>
+          <w:tblBorders>
+            <w:top w:val="single" w:color="000000" w:sz="2" w:space="0"/>
+            <w:left w:val="single" w:color="000000" w:sz="2" w:space="0"/>
+            <w:bottom w:val="single" w:color="000000" w:sz="2" w:space="0"/>
+            <w:right w:val="single" w:color="000000" w:sz="2" w:space="0"/>
+            <w:insideH w:val="single" w:color="000000" w:sz="2" w:space="0"/>
+            <w:insideV w:val="single" w:color="000000" w:sz="2" w:space="0"/>
+          </w:tblBorders>
+          <w:tblCellMar>
+            <w:top w:w="0" w:type="dxa"/>
+            <w:left w:w="0" w:type="dxa"/>
+            <w:bottom w:w="0" w:type="dxa"/>
+            <w:right w:w="0" w:type="dxa"/>
+          </w:tblCellMar>
+        </w:tblPrEx>
         <w:trPr>
-          <w:trHeight w:val="557"/>
+          <w:trHeight w:val="557" w:hRule="atLeast"/>
         </w:trPr>
         <w:tc>
           <w:tcPr>
@@ -991,7 +1123,7 @@
           </w:tcPr>
           <w:p>
             <w:pPr>
-              <w:pStyle w:val="TableText"/>
+              <w:pStyle w:val="27"/>
               <w:widowControl w:val="0"/>
               <w:rPr>
                 <w:rFonts w:hint="eastAsia"/>
@@ -1005,7 +1137,7 @@
           </w:tcPr>
           <w:p>
             <w:pPr>
-              <w:pStyle w:val="TableText"/>
+              <w:pStyle w:val="27"/>
               <w:widowControl w:val="0"/>
               <w:rPr>
                 <w:rFonts w:hint="eastAsia"/>
@@ -1019,7 +1151,7 @@
           </w:tcPr>
           <w:p>
             <w:pPr>
-              <w:pStyle w:val="TableText"/>
+              <w:pStyle w:val="27"/>
               <w:widowControl w:val="0"/>
               <w:rPr>
                 <w:rFonts w:hint="eastAsia"/>
@@ -1033,7 +1165,7 @@
           </w:tcPr>
           <w:p>
             <w:pPr>
-              <w:pStyle w:val="TableText"/>
+              <w:pStyle w:val="27"/>
               <w:widowControl w:val="0"/>
               <w:rPr>
                 <w:rFonts w:hint="eastAsia"/>
@@ -1047,7 +1179,7 @@
           </w:tcPr>
           <w:p>
             <w:pPr>
-              <w:pStyle w:val="TableText"/>
+              <w:pStyle w:val="27"/>
               <w:widowControl w:val="0"/>
               <w:rPr>
                 <w:rFonts w:hint="eastAsia"/>
@@ -1061,7 +1193,7 @@
           </w:tcPr>
           <w:p>
             <w:pPr>
-              <w:pStyle w:val="TableText"/>
+              <w:pStyle w:val="27"/>
               <w:widowControl w:val="0"/>
               <w:rPr>
                 <w:rFonts w:hint="eastAsia"/>
@@ -1071,8 +1203,24 @@
         </w:tc>
       </w:tr>
       <w:tr>
+        <w:tblPrEx>
+          <w:tblBorders>
+            <w:top w:val="single" w:color="000000" w:sz="2" w:space="0"/>
+            <w:left w:val="single" w:color="000000" w:sz="2" w:space="0"/>
+            <w:bottom w:val="single" w:color="000000" w:sz="2" w:space="0"/>
+            <w:right w:val="single" w:color="000000" w:sz="2" w:space="0"/>
+            <w:insideH w:val="single" w:color="000000" w:sz="2" w:space="0"/>
+            <w:insideV w:val="single" w:color="000000" w:sz="2" w:space="0"/>
+          </w:tblBorders>
+          <w:tblCellMar>
+            <w:top w:w="0" w:type="dxa"/>
+            <w:left w:w="0" w:type="dxa"/>
+            <w:bottom w:w="0" w:type="dxa"/>
+            <w:right w:w="0" w:type="dxa"/>
+          </w:tblCellMar>
+        </w:tblPrEx>
         <w:trPr>
-          <w:trHeight w:val="556"/>
+          <w:trHeight w:val="556" w:hRule="atLeast"/>
         </w:trPr>
         <w:tc>
           <w:tcPr>
@@ -1080,7 +1228,7 @@
           </w:tcPr>
           <w:p>
             <w:pPr>
-              <w:pStyle w:val="TableText"/>
+              <w:pStyle w:val="27"/>
               <w:widowControl w:val="0"/>
               <w:rPr>
                 <w:rFonts w:hint="eastAsia"/>
@@ -1094,7 +1242,7 @@
           </w:tcPr>
           <w:p>
             <w:pPr>
-              <w:pStyle w:val="TableText"/>
+              <w:pStyle w:val="27"/>
               <w:widowControl w:val="0"/>
               <w:rPr>
                 <w:rFonts w:hint="eastAsia"/>
@@ -1108,7 +1256,7 @@
           </w:tcPr>
           <w:p>
             <w:pPr>
-              <w:pStyle w:val="TableText"/>
+              <w:pStyle w:val="27"/>
               <w:widowControl w:val="0"/>
               <w:rPr>
                 <w:rFonts w:hint="eastAsia"/>
@@ -1122,7 +1270,7 @@
           </w:tcPr>
           <w:p>
             <w:pPr>
-              <w:pStyle w:val="TableText"/>
+              <w:pStyle w:val="27"/>
               <w:widowControl w:val="0"/>
               <w:rPr>
                 <w:rFonts w:hint="eastAsia"/>
@@ -1136,7 +1284,7 @@
           </w:tcPr>
           <w:p>
             <w:pPr>
-              <w:pStyle w:val="TableText"/>
+              <w:pStyle w:val="27"/>
               <w:widowControl w:val="0"/>
               <w:rPr>
                 <w:rFonts w:hint="eastAsia"/>
@@ -1150,7 +1298,7 @@
           </w:tcPr>
           <w:p>
             <w:pPr>
-              <w:pStyle w:val="TableText"/>
+              <w:pStyle w:val="27"/>
               <w:widowControl w:val="0"/>
               <w:rPr>
                 <w:rFonts w:hint="eastAsia"/>
@@ -1160,8 +1308,24 @@
         </w:tc>
       </w:tr>
       <w:tr>
+        <w:tblPrEx>
+          <w:tblBorders>
+            <w:top w:val="single" w:color="000000" w:sz="2" w:space="0"/>
+            <w:left w:val="single" w:color="000000" w:sz="2" w:space="0"/>
+            <w:bottom w:val="single" w:color="000000" w:sz="2" w:space="0"/>
+            <w:right w:val="single" w:color="000000" w:sz="2" w:space="0"/>
+            <w:insideH w:val="single" w:color="000000" w:sz="2" w:space="0"/>
+            <w:insideV w:val="single" w:color="000000" w:sz="2" w:space="0"/>
+          </w:tblBorders>
+          <w:tblCellMar>
+            <w:top w:w="0" w:type="dxa"/>
+            <w:left w:w="0" w:type="dxa"/>
+            <w:bottom w:w="0" w:type="dxa"/>
+            <w:right w:w="0" w:type="dxa"/>
+          </w:tblCellMar>
+        </w:tblPrEx>
         <w:trPr>
-          <w:trHeight w:val="561"/>
+          <w:trHeight w:val="561" w:hRule="atLeast"/>
         </w:trPr>
         <w:tc>
           <w:tcPr>
@@ -1169,7 +1333,7 @@
           </w:tcPr>
           <w:p>
             <w:pPr>
-              <w:pStyle w:val="TableText"/>
+              <w:pStyle w:val="27"/>
               <w:widowControl w:val="0"/>
               <w:rPr>
                 <w:rFonts w:hint="eastAsia"/>
@@ -1183,7 +1347,7 @@
           </w:tcPr>
           <w:p>
             <w:pPr>
-              <w:pStyle w:val="TableText"/>
+              <w:pStyle w:val="27"/>
               <w:widowControl w:val="0"/>
               <w:rPr>
                 <w:rFonts w:hint="eastAsia"/>
@@ -1197,7 +1361,7 @@
           </w:tcPr>
           <w:p>
             <w:pPr>
-              <w:pStyle w:val="TableText"/>
+              <w:pStyle w:val="27"/>
               <w:widowControl w:val="0"/>
               <w:rPr>
                 <w:rFonts w:hint="eastAsia"/>
@@ -1211,7 +1375,7 @@
           </w:tcPr>
           <w:p>
             <w:pPr>
-              <w:pStyle w:val="TableText"/>
+              <w:pStyle w:val="27"/>
               <w:widowControl w:val="0"/>
               <w:rPr>
                 <w:rFonts w:hint="eastAsia"/>
@@ -1225,7 +1389,7 @@
           </w:tcPr>
           <w:p>
             <w:pPr>
-              <w:pStyle w:val="TableText"/>
+              <w:pStyle w:val="27"/>
               <w:widowControl w:val="0"/>
               <w:rPr>
                 <w:rFonts w:hint="eastAsia"/>
@@ -1239,7 +1403,7 @@
           </w:tcPr>
           <w:p>
             <w:pPr>
-              <w:pStyle w:val="TableText"/>
+              <w:pStyle w:val="27"/>
               <w:widowControl w:val="0"/>
               <w:rPr>
                 <w:rFonts w:hint="eastAsia"/>
@@ -1268,6 +1432,11 @@
           <w:docPartUnique/>
         </w:docPartObj>
       </w:sdtPr>
+      <w:sdtEndPr>
+        <w:rPr>
+          <w:rFonts w:ascii="宋体" w:hAnsi="宋体"/>
+        </w:rPr>
+      </w:sdtEndPr>
       <w:sdtContent>
         <w:p>
           <w:pPr>
@@ -1284,8 +1453,7 @@
         </w:p>
         <w:p>
           <w:pPr>
-            <w:pStyle w:val="TOC1"/>
-            <w:widowControl w:val="0"/>
+            <w:pStyle w:val="16"/>
             <w:tabs>
               <w:tab w:val="right" w:leader="dot" w:pos="8306"/>
             </w:tabs>
@@ -1299,363 +1467,451 @@
           <w:r>
             <w:fldChar w:fldCharType="separate"/>
           </w:r>
-          <w:hyperlink w:anchor="_Toc16029" w:history="1">
-            <w:r>
-              <w:rPr>
-                <w:rFonts w:hint="eastAsia"/>
-                <w:lang w:eastAsia="zh-CN"/>
-              </w:rPr>
-              <w:t>陕西益利德软件科技有限公司</w:t>
-            </w:r>
-            <w:r>
-              <w:tab/>
-            </w:r>
-            <w:r>
-              <w:fldChar w:fldCharType="begin"/>
-            </w:r>
-            <w:r>
-              <w:instrText xml:space="preserve"> PAGEREF _Toc16029 \h </w:instrText>
-            </w:r>
-            <w:r>
-              <w:fldChar w:fldCharType="separate"/>
-            </w:r>
-            <w:r>
-              <w:t>1</w:t>
-            </w:r>
-            <w:r>
-              <w:fldChar w:fldCharType="end"/>
-            </w:r>
-          </w:hyperlink>
+          <w:r>
+            <w:fldChar w:fldCharType="begin"/>
+          </w:r>
+          <w:r>
+            <w:instrText xml:space="preserve"> HYPERLINK \l _Toc31781 </w:instrText>
+          </w:r>
+          <w:r>
+            <w:fldChar w:fldCharType="separate"/>
+          </w:r>
+          <w:r>
+            <w:rPr>
+              <w:lang w:eastAsia="zh-CN"/>
+            </w:rPr>
+            <w:t>陕西益利德软件科技有限公司</w:t>
+          </w:r>
+          <w:r>
+            <w:tab/>
+          </w:r>
+          <w:r>
+            <w:fldChar w:fldCharType="begin"/>
+          </w:r>
+          <w:r>
+            <w:instrText xml:space="preserve"> PAGEREF _Toc31781 \h </w:instrText>
+          </w:r>
+          <w:r>
+            <w:fldChar w:fldCharType="separate"/>
+          </w:r>
+          <w:r>
+            <w:t>1</w:t>
+          </w:r>
+          <w:r>
+            <w:fldChar w:fldCharType="end"/>
+          </w:r>
+          <w:r>
+            <w:fldChar w:fldCharType="end"/>
+          </w:r>
         </w:p>
         <w:p>
           <w:pPr>
-            <w:pStyle w:val="TOC1"/>
-            <w:widowControl w:val="0"/>
+            <w:pStyle w:val="16"/>
             <w:tabs>
               <w:tab w:val="right" w:leader="dot" w:pos="8306"/>
             </w:tabs>
           </w:pPr>
-          <w:hyperlink w:anchor="_Toc31181" w:history="1">
-            <w:r>
-              <w:rPr>
-                <w:rFonts w:hint="eastAsia"/>
-                <w:lang w:eastAsia="zh-CN"/>
-              </w:rPr>
-              <w:t>过程框架设计会议纪要</w:t>
-            </w:r>
-            <w:r>
-              <w:tab/>
-            </w:r>
-            <w:r>
-              <w:fldChar w:fldCharType="begin"/>
-            </w:r>
-            <w:r>
-              <w:instrText xml:space="preserve"> PAGEREF _Toc31181 \h </w:instrText>
-            </w:r>
-            <w:r>
-              <w:fldChar w:fldCharType="separate"/>
-            </w:r>
-            <w:r>
-              <w:t>1</w:t>
-            </w:r>
-            <w:r>
-              <w:fldChar w:fldCharType="end"/>
-            </w:r>
-          </w:hyperlink>
+          <w:r>
+            <w:fldChar w:fldCharType="begin"/>
+          </w:r>
+          <w:r>
+            <w:instrText xml:space="preserve"> HYPERLINK \l _Toc8615 </w:instrText>
+          </w:r>
+          <w:r>
+            <w:fldChar w:fldCharType="separate"/>
+          </w:r>
+          <w:r>
+            <w:rPr>
+              <w:rFonts w:hint="eastAsia"/>
+              <w:lang w:eastAsia="zh-CN"/>
+            </w:rPr>
+            <w:t>过程框架设计会议纪要</w:t>
+          </w:r>
+          <w:r>
+            <w:tab/>
+          </w:r>
+          <w:r>
+            <w:fldChar w:fldCharType="begin"/>
+          </w:r>
+          <w:r>
+            <w:instrText xml:space="preserve"> PAGEREF _Toc8615 \h </w:instrText>
+          </w:r>
+          <w:r>
+            <w:fldChar w:fldCharType="separate"/>
+          </w:r>
+          <w:r>
+            <w:t>1</w:t>
+          </w:r>
+          <w:r>
+            <w:fldChar w:fldCharType="end"/>
+          </w:r>
+          <w:r>
+            <w:fldChar w:fldCharType="end"/>
+          </w:r>
         </w:p>
         <w:p>
           <w:pPr>
-            <w:pStyle w:val="TOC1"/>
-            <w:widowControl w:val="0"/>
+            <w:pStyle w:val="16"/>
             <w:tabs>
               <w:tab w:val="right" w:leader="dot" w:pos="8306"/>
             </w:tabs>
           </w:pPr>
-          <w:hyperlink w:anchor="_Toc2275" w:history="1">
-            <w:r>
-              <w:rPr>
-                <w:lang w:eastAsia="zh-CN"/>
-              </w:rPr>
-              <w:t xml:space="preserve">1. </w:t>
-            </w:r>
-            <w:r>
-              <w:rPr>
-                <w:rFonts w:hint="eastAsia"/>
-                <w:lang w:eastAsia="zh-CN"/>
-              </w:rPr>
-              <w:t>会议议程与目标</w:t>
-            </w:r>
-            <w:r>
-              <w:tab/>
-            </w:r>
-            <w:r>
-              <w:fldChar w:fldCharType="begin"/>
-            </w:r>
-            <w:r>
-              <w:instrText xml:space="preserve"> PAGEREF _Toc2275 \h </w:instrText>
-            </w:r>
-            <w:r>
-              <w:fldChar w:fldCharType="separate"/>
-            </w:r>
-            <w:r>
-              <w:t>4</w:t>
-            </w:r>
-            <w:r>
-              <w:fldChar w:fldCharType="end"/>
-            </w:r>
-          </w:hyperlink>
+          <w:r>
+            <w:fldChar w:fldCharType="begin"/>
+          </w:r>
+          <w:r>
+            <w:instrText xml:space="preserve"> HYPERLINK \l _Toc17637 </w:instrText>
+          </w:r>
+          <w:r>
+            <w:fldChar w:fldCharType="separate"/>
+          </w:r>
+          <w:r>
+            <w:rPr>
+              <w:rFonts w:hint="default"/>
+              <w:lang w:eastAsia="zh-CN"/>
+            </w:rPr>
+            <w:t xml:space="preserve">1. </w:t>
+          </w:r>
+          <w:r>
+            <w:rPr>
+              <w:rFonts w:hint="eastAsia"/>
+              <w:lang w:eastAsia="zh-CN"/>
+            </w:rPr>
+            <w:t>会议议程与目标</w:t>
+          </w:r>
+          <w:r>
+            <w:tab/>
+          </w:r>
+          <w:r>
+            <w:fldChar w:fldCharType="begin"/>
+          </w:r>
+          <w:r>
+            <w:instrText xml:space="preserve"> PAGEREF _Toc17637 \h </w:instrText>
+          </w:r>
+          <w:r>
+            <w:fldChar w:fldCharType="separate"/>
+          </w:r>
+          <w:r>
+            <w:t>4</w:t>
+          </w:r>
+          <w:r>
+            <w:fldChar w:fldCharType="end"/>
+          </w:r>
+          <w:r>
+            <w:fldChar w:fldCharType="end"/>
+          </w:r>
         </w:p>
         <w:p>
           <w:pPr>
-            <w:pStyle w:val="TOC1"/>
-            <w:widowControl w:val="0"/>
+            <w:pStyle w:val="16"/>
             <w:tabs>
               <w:tab w:val="right" w:leader="dot" w:pos="8306"/>
             </w:tabs>
           </w:pPr>
-          <w:hyperlink w:anchor="_Toc25382" w:history="1">
-            <w:r>
-              <w:rPr>
-                <w:lang w:eastAsia="zh-CN"/>
-              </w:rPr>
-              <w:t xml:space="preserve">2. </w:t>
-            </w:r>
-            <w:r>
-              <w:rPr>
-                <w:rFonts w:hint="eastAsia"/>
-                <w:lang w:eastAsia="zh-CN"/>
-              </w:rPr>
-              <w:t>讨论内容与结论</w:t>
-            </w:r>
-            <w:r>
-              <w:tab/>
-            </w:r>
-            <w:r>
-              <w:fldChar w:fldCharType="begin"/>
-            </w:r>
-            <w:r>
-              <w:instrText xml:space="preserve"> PAGEREF _Toc25382 \h </w:instrText>
-            </w:r>
-            <w:r>
-              <w:fldChar w:fldCharType="separate"/>
-            </w:r>
-            <w:r>
-              <w:t>4</w:t>
-            </w:r>
-            <w:r>
-              <w:fldChar w:fldCharType="end"/>
-            </w:r>
-          </w:hyperlink>
+          <w:r>
+            <w:fldChar w:fldCharType="begin"/>
+          </w:r>
+          <w:r>
+            <w:instrText xml:space="preserve"> HYPERLINK \l _Toc5581 </w:instrText>
+          </w:r>
+          <w:r>
+            <w:fldChar w:fldCharType="separate"/>
+          </w:r>
+          <w:r>
+            <w:rPr>
+              <w:rFonts w:hint="default"/>
+              <w:lang w:eastAsia="zh-CN"/>
+            </w:rPr>
+            <w:t xml:space="preserve">2. </w:t>
+          </w:r>
+          <w:r>
+            <w:rPr>
+              <w:rFonts w:hint="eastAsia"/>
+              <w:lang w:eastAsia="zh-CN"/>
+            </w:rPr>
+            <w:t>讨论内容与结论</w:t>
+          </w:r>
+          <w:r>
+            <w:tab/>
+          </w:r>
+          <w:r>
+            <w:fldChar w:fldCharType="begin"/>
+          </w:r>
+          <w:r>
+            <w:instrText xml:space="preserve"> PAGEREF _Toc5581 \h </w:instrText>
+          </w:r>
+          <w:r>
+            <w:fldChar w:fldCharType="separate"/>
+          </w:r>
+          <w:r>
+            <w:t>4</w:t>
+          </w:r>
+          <w:r>
+            <w:fldChar w:fldCharType="end"/>
+          </w:r>
+          <w:r>
+            <w:fldChar w:fldCharType="end"/>
+          </w:r>
         </w:p>
         <w:p>
           <w:pPr>
-            <w:pStyle w:val="TOC2"/>
-            <w:widowControl w:val="0"/>
+            <w:pStyle w:val="17"/>
             <w:tabs>
               <w:tab w:val="right" w:leader="dot" w:pos="8306"/>
             </w:tabs>
           </w:pPr>
-          <w:hyperlink w:anchor="_Toc8572" w:history="1">
-            <w:r>
-              <w:rPr>
-                <w:lang w:eastAsia="zh-CN"/>
-              </w:rPr>
-              <w:t xml:space="preserve">2.1. </w:t>
-            </w:r>
-            <w:r>
-              <w:rPr>
-                <w:rFonts w:hint="eastAsia"/>
-                <w:lang w:eastAsia="zh-CN"/>
-              </w:rPr>
-              <w:t>制度回顾与设计图目的确认</w:t>
-            </w:r>
-            <w:r>
-              <w:tab/>
-            </w:r>
-            <w:r>
-              <w:fldChar w:fldCharType="begin"/>
-            </w:r>
-            <w:r>
-              <w:instrText xml:space="preserve"> PAGEREF _Toc8572 \h </w:instrText>
-            </w:r>
-            <w:r>
-              <w:fldChar w:fldCharType="separate"/>
-            </w:r>
-            <w:r>
-              <w:t>4</w:t>
-            </w:r>
-            <w:r>
-              <w:fldChar w:fldCharType="end"/>
-            </w:r>
-          </w:hyperlink>
+          <w:r>
+            <w:fldChar w:fldCharType="begin"/>
+          </w:r>
+          <w:r>
+            <w:instrText xml:space="preserve"> HYPERLINK \l _Toc20830 </w:instrText>
+          </w:r>
+          <w:r>
+            <w:fldChar w:fldCharType="separate"/>
+          </w:r>
+          <w:r>
+            <w:rPr>
+              <w:rFonts w:hint="default"/>
+              <w:lang w:eastAsia="zh-CN"/>
+            </w:rPr>
+            <w:t xml:space="preserve">2.1. </w:t>
+          </w:r>
+          <w:r>
+            <w:rPr>
+              <w:rFonts w:hint="eastAsia"/>
+              <w:lang w:eastAsia="zh-CN"/>
+            </w:rPr>
+            <w:t>制度回顾与设计图目的确认</w:t>
+          </w:r>
+          <w:r>
+            <w:tab/>
+          </w:r>
+          <w:r>
+            <w:fldChar w:fldCharType="begin"/>
+          </w:r>
+          <w:r>
+            <w:instrText xml:space="preserve"> PAGEREF _Toc20830 \h </w:instrText>
+          </w:r>
+          <w:r>
+            <w:fldChar w:fldCharType="separate"/>
+          </w:r>
+          <w:r>
+            <w:t>4</w:t>
+          </w:r>
+          <w:r>
+            <w:fldChar w:fldCharType="end"/>
+          </w:r>
+          <w:r>
+            <w:fldChar w:fldCharType="end"/>
+          </w:r>
         </w:p>
         <w:p>
           <w:pPr>
-            <w:pStyle w:val="TOC2"/>
-            <w:widowControl w:val="0"/>
+            <w:pStyle w:val="17"/>
             <w:tabs>
               <w:tab w:val="right" w:leader="dot" w:pos="8306"/>
             </w:tabs>
           </w:pPr>
-          <w:hyperlink w:anchor="_Toc5128" w:history="1">
-            <w:r>
-              <w:rPr>
-                <w:lang w:eastAsia="zh-CN"/>
-              </w:rPr>
-              <w:t xml:space="preserve">2.2. </w:t>
-            </w:r>
-            <w:r>
-              <w:rPr>
-                <w:rFonts w:hint="eastAsia"/>
-                <w:lang w:eastAsia="zh-CN"/>
-              </w:rPr>
-              <w:t>过程框架管理设计图方案审议</w:t>
-            </w:r>
-            <w:r>
-              <w:tab/>
-            </w:r>
-            <w:r>
-              <w:fldChar w:fldCharType="begin"/>
-            </w:r>
-            <w:r>
-              <w:instrText xml:space="preserve"> PAGEREF _Toc5128 \h </w:instrText>
-            </w:r>
-            <w:r>
-              <w:fldChar w:fldCharType="separate"/>
-            </w:r>
-            <w:r>
-              <w:t>4</w:t>
-            </w:r>
-            <w:r>
-              <w:fldChar w:fldCharType="end"/>
-            </w:r>
-          </w:hyperlink>
+          <w:r>
+            <w:fldChar w:fldCharType="begin"/>
+          </w:r>
+          <w:r>
+            <w:instrText xml:space="preserve"> HYPERLINK \l _Toc14651 </w:instrText>
+          </w:r>
+          <w:r>
+            <w:fldChar w:fldCharType="separate"/>
+          </w:r>
+          <w:r>
+            <w:rPr>
+              <w:rFonts w:hint="default"/>
+              <w:lang w:eastAsia="zh-CN"/>
+            </w:rPr>
+            <w:t xml:space="preserve">2.2. </w:t>
+          </w:r>
+          <w:r>
+            <w:rPr>
+              <w:rFonts w:hint="eastAsia"/>
+              <w:lang w:eastAsia="zh-CN"/>
+            </w:rPr>
+            <w:t>过程框架管理设计图方案审议</w:t>
+          </w:r>
+          <w:r>
+            <w:tab/>
+          </w:r>
+          <w:r>
+            <w:fldChar w:fldCharType="begin"/>
+          </w:r>
+          <w:r>
+            <w:instrText xml:space="preserve"> PAGEREF _Toc14651 \h </w:instrText>
+          </w:r>
+          <w:r>
+            <w:fldChar w:fldCharType="separate"/>
+          </w:r>
+          <w:r>
+            <w:t>4</w:t>
+          </w:r>
+          <w:r>
+            <w:fldChar w:fldCharType="end"/>
+          </w:r>
+          <w:r>
+            <w:fldChar w:fldCharType="end"/>
+          </w:r>
         </w:p>
         <w:p>
           <w:pPr>
-            <w:pStyle w:val="TOC2"/>
-            <w:widowControl w:val="0"/>
+            <w:pStyle w:val="17"/>
             <w:tabs>
               <w:tab w:val="right" w:leader="dot" w:pos="8306"/>
             </w:tabs>
           </w:pPr>
-          <w:hyperlink w:anchor="_Toc13544" w:history="1">
-            <w:r>
-              <w:rPr>
-                <w:lang w:eastAsia="zh-CN"/>
-              </w:rPr>
-              <w:t xml:space="preserve">2.3. </w:t>
-            </w:r>
-            <w:r>
-              <w:rPr>
-                <w:rFonts w:hint="eastAsia"/>
-                <w:lang w:eastAsia="zh-CN"/>
-              </w:rPr>
-              <w:t>职责归属与接口界定</w:t>
-            </w:r>
-            <w:r>
-              <w:tab/>
-            </w:r>
-            <w:r>
-              <w:fldChar w:fldCharType="begin"/>
-            </w:r>
-            <w:r>
-              <w:instrText xml:space="preserve"> PAGEREF _Toc13544 \h </w:instrText>
-            </w:r>
-            <w:r>
-              <w:fldChar w:fldCharType="separate"/>
-            </w:r>
-            <w:r>
-              <w:t>5</w:t>
-            </w:r>
-            <w:r>
-              <w:fldChar w:fldCharType="end"/>
-            </w:r>
-          </w:hyperlink>
+          <w:r>
+            <w:fldChar w:fldCharType="begin"/>
+          </w:r>
+          <w:r>
+            <w:instrText xml:space="preserve"> HYPERLINK \l _Toc421 </w:instrText>
+          </w:r>
+          <w:r>
+            <w:fldChar w:fldCharType="separate"/>
+          </w:r>
+          <w:r>
+            <w:rPr>
+              <w:rFonts w:hint="default"/>
+              <w:lang w:eastAsia="zh-CN"/>
+            </w:rPr>
+            <w:t xml:space="preserve">2.3. </w:t>
+          </w:r>
+          <w:r>
+            <w:rPr>
+              <w:rFonts w:hint="eastAsia"/>
+              <w:lang w:eastAsia="zh-CN"/>
+            </w:rPr>
+            <w:t>职责归属与接口界定</w:t>
+          </w:r>
+          <w:r>
+            <w:tab/>
+          </w:r>
+          <w:r>
+            <w:fldChar w:fldCharType="begin"/>
+          </w:r>
+          <w:r>
+            <w:instrText xml:space="preserve"> PAGEREF _Toc421 \h </w:instrText>
+          </w:r>
+          <w:r>
+            <w:fldChar w:fldCharType="separate"/>
+          </w:r>
+          <w:r>
+            <w:t>5</w:t>
+          </w:r>
+          <w:r>
+            <w:fldChar w:fldCharType="end"/>
+          </w:r>
+          <w:r>
+            <w:fldChar w:fldCharType="end"/>
+          </w:r>
         </w:p>
         <w:p>
           <w:pPr>
-            <w:pStyle w:val="TOC2"/>
-            <w:widowControl w:val="0"/>
+            <w:pStyle w:val="17"/>
             <w:tabs>
               <w:tab w:val="right" w:leader="dot" w:pos="8306"/>
             </w:tabs>
           </w:pPr>
-          <w:hyperlink w:anchor="_Toc9516" w:history="1">
-            <w:r>
-              <w:rPr>
-                <w:lang w:eastAsia="zh-CN"/>
-              </w:rPr>
-              <w:t xml:space="preserve">2.4. </w:t>
-            </w:r>
-            <w:r>
-              <w:rPr>
-                <w:rFonts w:hint="eastAsia"/>
-                <w:lang w:eastAsia="zh-CN"/>
-              </w:rPr>
-              <w:t>落地实施初步计划</w:t>
-            </w:r>
-            <w:r>
-              <w:tab/>
-            </w:r>
-            <w:r>
-              <w:fldChar w:fldCharType="begin"/>
-            </w:r>
-            <w:r>
-              <w:instrText xml:space="preserve"> PAGEREF _Toc9516 \h </w:instrText>
-            </w:r>
-            <w:r>
-              <w:fldChar w:fldCharType="separate"/>
-            </w:r>
-            <w:r>
-              <w:t>5</w:t>
-            </w:r>
-            <w:r>
-              <w:fldChar w:fldCharType="end"/>
-            </w:r>
-          </w:hyperlink>
+          <w:r>
+            <w:fldChar w:fldCharType="begin"/>
+          </w:r>
+          <w:r>
+            <w:instrText xml:space="preserve"> HYPERLINK \l _Toc31065 </w:instrText>
+          </w:r>
+          <w:r>
+            <w:fldChar w:fldCharType="separate"/>
+          </w:r>
+          <w:r>
+            <w:rPr>
+              <w:rFonts w:hint="default"/>
+              <w:lang w:eastAsia="zh-CN"/>
+            </w:rPr>
+            <w:t xml:space="preserve">2.4. </w:t>
+          </w:r>
+          <w:r>
+            <w:rPr>
+              <w:rFonts w:hint="eastAsia"/>
+              <w:lang w:eastAsia="zh-CN"/>
+            </w:rPr>
+            <w:t>落地实施初步计划</w:t>
+          </w:r>
+          <w:r>
+            <w:tab/>
+          </w:r>
+          <w:r>
+            <w:fldChar w:fldCharType="begin"/>
+          </w:r>
+          <w:r>
+            <w:instrText xml:space="preserve"> PAGEREF _Toc31065 \h </w:instrText>
+          </w:r>
+          <w:r>
+            <w:fldChar w:fldCharType="separate"/>
+          </w:r>
+          <w:r>
+            <w:t>5</w:t>
+          </w:r>
+          <w:r>
+            <w:fldChar w:fldCharType="end"/>
+          </w:r>
+          <w:r>
+            <w:fldChar w:fldCharType="end"/>
+          </w:r>
         </w:p>
         <w:p>
           <w:pPr>
-            <w:pStyle w:val="TOC1"/>
-            <w:widowControl w:val="0"/>
+            <w:pStyle w:val="16"/>
             <w:tabs>
               <w:tab w:val="right" w:leader="dot" w:pos="8306"/>
             </w:tabs>
           </w:pPr>
-          <w:hyperlink w:anchor="_Toc26215" w:history="1">
-            <w:r>
-              <w:rPr>
-                <w:lang w:eastAsia="zh-CN"/>
-              </w:rPr>
-              <w:t xml:space="preserve">3. </w:t>
-            </w:r>
-            <w:r>
-              <w:rPr>
-                <w:rFonts w:hint="eastAsia"/>
-                <w:lang w:eastAsia="zh-CN"/>
-              </w:rPr>
-              <w:t>会议决议摘要</w:t>
-            </w:r>
-            <w:r>
-              <w:tab/>
-            </w:r>
-            <w:r>
-              <w:fldChar w:fldCharType="begin"/>
-            </w:r>
-            <w:r>
-              <w:instrText xml:space="preserve"> PAGEREF _Toc26215 \h </w:instrText>
-            </w:r>
-            <w:r>
-              <w:fldChar w:fldCharType="separate"/>
-            </w:r>
-            <w:r>
-              <w:t>5</w:t>
-            </w:r>
-            <w:r>
-              <w:fldChar w:fldCharType="end"/>
-            </w:r>
-          </w:hyperlink>
+          <w:r>
+            <w:fldChar w:fldCharType="begin"/>
+          </w:r>
+          <w:r>
+            <w:instrText xml:space="preserve"> HYPERLINK \l _Toc27798 </w:instrText>
+          </w:r>
+          <w:r>
+            <w:fldChar w:fldCharType="separate"/>
+          </w:r>
+          <w:r>
+            <w:rPr>
+              <w:rFonts w:hint="default"/>
+              <w:lang w:eastAsia="zh-CN"/>
+            </w:rPr>
+            <w:t xml:space="preserve">3. </w:t>
+          </w:r>
+          <w:r>
+            <w:rPr>
+              <w:rFonts w:hint="eastAsia"/>
+              <w:lang w:eastAsia="zh-CN"/>
+            </w:rPr>
+            <w:t>会议决议摘要</w:t>
+          </w:r>
+          <w:r>
+            <w:tab/>
+          </w:r>
+          <w:r>
+            <w:fldChar w:fldCharType="begin"/>
+          </w:r>
+          <w:r>
+            <w:instrText xml:space="preserve"> PAGEREF _Toc27798 \h </w:instrText>
+          </w:r>
+          <w:r>
+            <w:fldChar w:fldCharType="separate"/>
+          </w:r>
+          <w:r>
+            <w:t>5</w:t>
+          </w:r>
+          <w:r>
+            <w:fldChar w:fldCharType="end"/>
+          </w:r>
+          <w:r>
+            <w:fldChar w:fldCharType="end"/>
+          </w:r>
         </w:p>
         <w:p>
           <w:pPr>
@@ -1665,17 +1921,17 @@
             <w:fldChar w:fldCharType="end"/>
           </w:r>
         </w:p>
-        <w:bookmarkStart w:id="3" w:name="bookmark14" w:displacedByCustomXml="next"/>
-        <w:bookmarkEnd w:id="3" w:displacedByCustomXml="next"/>
       </w:sdtContent>
     </w:sdt>
     <w:p>
       <w:pPr>
         <w:widowControl w:val="0"/>
         <w:rPr>
-          <w:rFonts w:ascii="宋体" w:hAnsi="宋体" w:hint="eastAsia"/>
-        </w:rPr>
-      </w:pPr>
+          <w:rFonts w:hint="eastAsia" w:ascii="宋体" w:hAnsi="宋体"/>
+        </w:rPr>
+      </w:pPr>
+      <w:bookmarkStart w:id="3" w:name="bookmark14"/>
+      <w:bookmarkEnd w:id="3"/>
       <w:r>
         <w:rPr>
           <w:rFonts w:ascii="宋体" w:hAnsi="宋体"/>
@@ -1685,7 +1941,7 @@
     </w:p>
     <w:p>
       <w:pPr>
-        <w:pStyle w:val="10"/>
+        <w:pStyle w:val="28"/>
         <w:keepNext w:val="0"/>
         <w:keepLines w:val="0"/>
         <w:widowControl w:val="0"/>
@@ -1693,20 +1949,19 @@
           <w:lang w:eastAsia="zh-CN"/>
         </w:rPr>
       </w:pPr>
-      <w:bookmarkStart w:id="4" w:name="_Toc2275"/>
+      <w:bookmarkStart w:id="4" w:name="_Toc17637"/>
       <w:r>
         <w:rPr>
           <w:rFonts w:hint="eastAsia"/>
           <w:lang w:eastAsia="zh-CN"/>
         </w:rPr>
-        <w:lastRenderedPageBreak/>
         <w:t>会议议程与目标</w:t>
       </w:r>
       <w:bookmarkEnd w:id="4"/>
     </w:p>
     <w:p>
       <w:pPr>
-        <w:pStyle w:val="ad"/>
+        <w:pStyle w:val="29"/>
         <w:widowControl w:val="0"/>
         <w:ind w:firstLine="480"/>
       </w:pPr>
@@ -1719,7 +1974,7 @@
     </w:p>
     <w:p>
       <w:pPr>
-        <w:pStyle w:val="ad"/>
+        <w:pStyle w:val="29"/>
         <w:widowControl w:val="0"/>
         <w:ind w:firstLine="480"/>
       </w:pPr>
@@ -1732,7 +1987,7 @@
     </w:p>
     <w:p>
       <w:pPr>
-        <w:pStyle w:val="ad"/>
+        <w:pStyle w:val="29"/>
         <w:widowControl w:val="0"/>
         <w:ind w:firstLine="480"/>
       </w:pPr>
@@ -1745,7 +2000,7 @@
     </w:p>
     <w:p>
       <w:pPr>
-        <w:pStyle w:val="ad"/>
+        <w:pStyle w:val="29"/>
         <w:widowControl w:val="0"/>
         <w:ind w:firstLine="480"/>
       </w:pPr>
@@ -1758,7 +2013,7 @@
     </w:p>
     <w:p>
       <w:pPr>
-        <w:pStyle w:val="10"/>
+        <w:pStyle w:val="28"/>
         <w:keepNext w:val="0"/>
         <w:keepLines w:val="0"/>
         <w:widowControl w:val="0"/>
@@ -1766,7 +2021,7 @@
           <w:lang w:eastAsia="zh-CN"/>
         </w:rPr>
       </w:pPr>
-      <w:bookmarkStart w:id="5" w:name="_Toc25382"/>
+      <w:bookmarkStart w:id="5" w:name="_Toc5581"/>
       <w:r>
         <w:rPr>
           <w:rFonts w:hint="eastAsia"/>
@@ -1778,7 +2033,7 @@
     </w:p>
     <w:p>
       <w:pPr>
-        <w:pStyle w:val="20"/>
+        <w:pStyle w:val="30"/>
         <w:keepNext w:val="0"/>
         <w:keepLines w:val="0"/>
         <w:widowControl w:val="0"/>
@@ -1786,7 +2041,7 @@
           <w:lang w:eastAsia="zh-CN"/>
         </w:rPr>
       </w:pPr>
-      <w:bookmarkStart w:id="6" w:name="_Toc8572"/>
+      <w:bookmarkStart w:id="6" w:name="_Toc20830"/>
       <w:r>
         <w:rPr>
           <w:rFonts w:hint="eastAsia"/>
@@ -1798,7 +2053,7 @@
     </w:p>
     <w:p>
       <w:pPr>
-        <w:pStyle w:val="ad"/>
+        <w:pStyle w:val="29"/>
         <w:widowControl w:val="0"/>
         <w:ind w:firstLine="480"/>
       </w:pPr>
@@ -1811,7 +2066,7 @@
     </w:p>
     <w:p>
       <w:pPr>
-        <w:pStyle w:val="ad"/>
+        <w:pStyle w:val="29"/>
         <w:widowControl w:val="0"/>
         <w:ind w:firstLine="480"/>
       </w:pPr>
@@ -1824,7 +2079,7 @@
     </w:p>
     <w:p>
       <w:pPr>
-        <w:pStyle w:val="ad"/>
+        <w:pStyle w:val="29"/>
         <w:widowControl w:val="0"/>
         <w:numPr>
           <w:ilvl w:val="0"/>
@@ -1836,26 +2091,12 @@
         <w:rPr>
           <w:rFonts w:hint="eastAsia"/>
         </w:rPr>
-        <w:t>清晰描绘运</w:t>
-      </w:r>
-      <w:proofErr w:type="gramStart"/>
-      <w:r>
-        <w:rPr>
-          <w:rFonts w:hint="eastAsia"/>
-        </w:rPr>
-        <w:t>维核心</w:t>
-      </w:r>
-      <w:proofErr w:type="gramEnd"/>
-      <w:r>
-        <w:rPr>
-          <w:rFonts w:hint="eastAsia"/>
-        </w:rPr>
-        <w:t>过程的全景及关联关系。</w:t>
-      </w:r>
-    </w:p>
-    <w:p>
-      <w:pPr>
-        <w:pStyle w:val="ad"/>
+        <w:t>清晰描绘运维核心过程的全景及关联关系。</w:t>
+      </w:r>
+    </w:p>
+    <w:p>
+      <w:pPr>
+        <w:pStyle w:val="29"/>
         <w:widowControl w:val="0"/>
         <w:numPr>
           <w:ilvl w:val="0"/>
@@ -1872,7 +2113,7 @@
     </w:p>
     <w:p>
       <w:pPr>
-        <w:pStyle w:val="ad"/>
+        <w:pStyle w:val="29"/>
         <w:widowControl w:val="0"/>
         <w:numPr>
           <w:ilvl w:val="0"/>
@@ -1889,7 +2130,7 @@
     </w:p>
     <w:p>
       <w:pPr>
-        <w:pStyle w:val="ad"/>
+        <w:pStyle w:val="29"/>
         <w:widowControl w:val="0"/>
         <w:numPr>
           <w:ilvl w:val="0"/>
@@ -1906,7 +2147,7 @@
     </w:p>
     <w:p>
       <w:pPr>
-        <w:pStyle w:val="20"/>
+        <w:pStyle w:val="30"/>
         <w:keepNext w:val="0"/>
         <w:keepLines w:val="0"/>
         <w:widowControl w:val="0"/>
@@ -1921,7 +2162,7 @@
         </w:rPr>
         <w:t xml:space="preserve"> </w:t>
       </w:r>
-      <w:bookmarkStart w:id="7" w:name="_Toc5128"/>
+      <w:bookmarkStart w:id="7" w:name="_Toc14651"/>
       <w:r>
         <w:rPr>
           <w:rFonts w:hint="eastAsia"/>
@@ -1933,7 +2174,7 @@
     </w:p>
     <w:p>
       <w:pPr>
-        <w:pStyle w:val="ad"/>
+        <w:pStyle w:val="29"/>
         <w:widowControl w:val="0"/>
         <w:ind w:firstLine="480"/>
       </w:pPr>
@@ -1941,64 +2182,12 @@
         <w:rPr>
           <w:rFonts w:hint="eastAsia"/>
         </w:rPr>
-        <w:t>会议审议了由</w:t>
-      </w:r>
-      <w:proofErr w:type="gramStart"/>
-      <w:r>
-        <w:rPr>
-          <w:rFonts w:hint="eastAsia"/>
-        </w:rPr>
-        <w:t>交付部</w:t>
-      </w:r>
-      <w:proofErr w:type="gramEnd"/>
-      <w:r>
-        <w:rPr>
-          <w:rFonts w:hint="eastAsia"/>
-        </w:rPr>
-        <w:t>牵头起草的“过程框架管理设计图（草案）”。该草案基于</w:t>
-      </w:r>
-      <w:r>
-        <w:rPr>
-          <w:rFonts w:hint="eastAsia"/>
-        </w:rPr>
-        <w:t>ITIL</w:t>
-      </w:r>
-      <w:r>
-        <w:rPr>
-          <w:rFonts w:hint="eastAsia"/>
-        </w:rPr>
-        <w:t>、</w:t>
-      </w:r>
-      <w:r>
-        <w:rPr>
-          <w:rFonts w:hint="eastAsia"/>
-        </w:rPr>
-        <w:t>ISO 20000</w:t>
-      </w:r>
-      <w:r>
-        <w:rPr>
-          <w:rFonts w:hint="eastAsia"/>
-        </w:rPr>
-        <w:t>等最佳实践，结合公司实际，将运</w:t>
-      </w:r>
-      <w:proofErr w:type="gramStart"/>
-      <w:r>
-        <w:rPr>
-          <w:rFonts w:hint="eastAsia"/>
-        </w:rPr>
-        <w:t>维过程</w:t>
-      </w:r>
-      <w:proofErr w:type="gramEnd"/>
-      <w:r>
-        <w:rPr>
-          <w:rFonts w:hint="eastAsia"/>
-        </w:rPr>
-        <w:t>划分为四大领域：</w:t>
-      </w:r>
-    </w:p>
-    <w:p>
-      <w:pPr>
-        <w:pStyle w:val="ad"/>
+        <w:t>会议审议了由交付部牵头起草的“过程框架管理设计图（草案）”。该草案基于ITIL、ISO 20000等最佳实践，结合公司实际，将运维过程划分为四大领域：</w:t>
+      </w:r>
+    </w:p>
+    <w:p>
+      <w:pPr>
+        <w:pStyle w:val="29"/>
         <w:widowControl w:val="0"/>
         <w:ind w:firstLine="480"/>
       </w:pPr>
@@ -2006,36 +2195,12 @@
         <w:rPr>
           <w:rFonts w:hint="eastAsia"/>
         </w:rPr>
-        <w:t>服务战略与设计领域：</w:t>
-      </w:r>
-      <w:r>
-        <w:rPr>
-          <w:rFonts w:hint="eastAsia"/>
-        </w:rPr>
-        <w:t xml:space="preserve"> </w:t>
-      </w:r>
-      <w:r>
-        <w:rPr>
-          <w:rFonts w:hint="eastAsia"/>
-        </w:rPr>
-        <w:t>包含服务目录管理、服务水平管理（</w:t>
-      </w:r>
-      <w:r>
-        <w:rPr>
-          <w:rFonts w:hint="eastAsia"/>
-        </w:rPr>
-        <w:t>SLA</w:t>
-      </w:r>
-      <w:r>
-        <w:rPr>
-          <w:rFonts w:hint="eastAsia"/>
-        </w:rPr>
-        <w:t>）、容量与可用性规划等过程。</w:t>
-      </w:r>
-    </w:p>
-    <w:p>
-      <w:pPr>
-        <w:pStyle w:val="ad"/>
+        <w:t>服务战略与设计领域： 包含服务目录管理、服务水平管理（SLA）、容量与可用性规划等过程。</w:t>
+      </w:r>
+    </w:p>
+    <w:p>
+      <w:pPr>
+        <w:pStyle w:val="29"/>
         <w:widowControl w:val="0"/>
         <w:ind w:firstLine="480"/>
       </w:pPr>
@@ -2043,24 +2208,12 @@
         <w:rPr>
           <w:rFonts w:hint="eastAsia"/>
         </w:rPr>
-        <w:t>服务过渡与部署领域：</w:t>
-      </w:r>
-      <w:r>
-        <w:rPr>
-          <w:rFonts w:hint="eastAsia"/>
-        </w:rPr>
-        <w:t xml:space="preserve"> </w:t>
-      </w:r>
-      <w:r>
-        <w:rPr>
-          <w:rFonts w:hint="eastAsia"/>
-        </w:rPr>
-        <w:t>包含变更管理、发布与部署管理、配置管理等过程。</w:t>
-      </w:r>
-    </w:p>
-    <w:p>
-      <w:pPr>
-        <w:pStyle w:val="ad"/>
+        <w:t>服务过渡与部署领域：包含变更管理、发布与部署管理、配置管理等过程。</w:t>
+      </w:r>
+    </w:p>
+    <w:p>
+      <w:pPr>
+        <w:pStyle w:val="29"/>
         <w:widowControl w:val="0"/>
         <w:ind w:firstLine="480"/>
       </w:pPr>
@@ -2068,24 +2221,12 @@
         <w:rPr>
           <w:rFonts w:hint="eastAsia"/>
         </w:rPr>
-        <w:t>服务运营与支持领域：</w:t>
-      </w:r>
-      <w:r>
-        <w:rPr>
-          <w:rFonts w:hint="eastAsia"/>
-        </w:rPr>
-        <w:t xml:space="preserve"> </w:t>
-      </w:r>
-      <w:r>
-        <w:rPr>
-          <w:rFonts w:hint="eastAsia"/>
-        </w:rPr>
-        <w:t>包含事件管理、问题管理、请求履行、运维值班与监控等核心运营过程。</w:t>
-      </w:r>
-    </w:p>
-    <w:p>
-      <w:pPr>
-        <w:pStyle w:val="ad"/>
+        <w:t>服务运营与支持领域：包含事件管理、问题管理、请求履行、运维值班与监控等核心运营过程。</w:t>
+      </w:r>
+    </w:p>
+    <w:p>
+      <w:pPr>
+        <w:pStyle w:val="29"/>
         <w:widowControl w:val="0"/>
         <w:ind w:firstLine="480"/>
       </w:pPr>
@@ -2093,36 +2234,12 @@
         <w:rPr>
           <w:rFonts w:hint="eastAsia"/>
         </w:rPr>
-        <w:t>持续改进与治理领域：</w:t>
-      </w:r>
-      <w:r>
-        <w:rPr>
-          <w:rFonts w:hint="eastAsia"/>
-        </w:rPr>
-        <w:t xml:space="preserve"> </w:t>
-      </w:r>
-      <w:r>
-        <w:rPr>
-          <w:rFonts w:hint="eastAsia"/>
-        </w:rPr>
-        <w:t>包含服务评审、管理评审、内审、持续改进（</w:t>
-      </w:r>
-      <w:r>
-        <w:rPr>
-          <w:rFonts w:hint="eastAsia"/>
-        </w:rPr>
-        <w:t>PDCA</w:t>
-      </w:r>
-      <w:r>
-        <w:rPr>
-          <w:rFonts w:hint="eastAsia"/>
-        </w:rPr>
-        <w:t>循环）等过程。</w:t>
-      </w:r>
-    </w:p>
-    <w:p>
-      <w:pPr>
-        <w:pStyle w:val="ad"/>
+        <w:t>持续改进与治理领域：包含服务评审、管理评审、内审、持续改进（PDCA循环）等过程。</w:t>
+      </w:r>
+    </w:p>
+    <w:p>
+      <w:pPr>
+        <w:pStyle w:val="29"/>
         <w:widowControl w:val="0"/>
         <w:ind w:firstLine="480"/>
       </w:pPr>
@@ -2130,15 +2247,10 @@
         <w:rPr>
           <w:rFonts w:hint="eastAsia"/>
         </w:rPr>
-        <w:lastRenderedPageBreak/>
         <w:t>会议决议：</w:t>
       </w:r>
-      <w:r>
-        <w:rPr>
-          <w:rFonts w:hint="eastAsia"/>
-        </w:rPr>
-        <w:t xml:space="preserve"> </w:t>
-      </w:r>
+      <w:bookmarkStart w:id="11" w:name="_GoBack"/>
+      <w:bookmarkEnd w:id="11"/>
       <w:r>
         <w:rPr>
           <w:rFonts w:hint="eastAsia"/>
@@ -2148,7 +2260,7 @@
     </w:p>
     <w:p>
       <w:pPr>
-        <w:pStyle w:val="20"/>
+        <w:pStyle w:val="30"/>
         <w:keepNext w:val="0"/>
         <w:keepLines w:val="0"/>
         <w:widowControl w:val="0"/>
@@ -2156,7 +2268,7 @@
           <w:lang w:eastAsia="zh-CN"/>
         </w:rPr>
       </w:pPr>
-      <w:bookmarkStart w:id="8" w:name="_Toc13544"/>
+      <w:bookmarkStart w:id="8" w:name="_Toc421"/>
       <w:r>
         <w:rPr>
           <w:rFonts w:hint="eastAsia"/>
@@ -2168,7 +2280,7 @@
     </w:p>
     <w:p>
       <w:pPr>
-        <w:pStyle w:val="ad"/>
+        <w:pStyle w:val="29"/>
         <w:widowControl w:val="0"/>
         <w:ind w:firstLine="480"/>
       </w:pPr>
@@ -2181,49 +2293,33 @@
     </w:p>
     <w:p>
       <w:pPr>
-        <w:pStyle w:val="ad"/>
+        <w:pStyle w:val="29"/>
         <w:widowControl w:val="0"/>
         <w:ind w:firstLine="480"/>
       </w:pPr>
-      <w:proofErr w:type="gramStart"/>
-      <w:r>
-        <w:rPr>
-          <w:rFonts w:hint="eastAsia"/>
-        </w:rPr>
-        <w:t>交付部</w:t>
-      </w:r>
-      <w:proofErr w:type="gramEnd"/>
-      <w:r>
-        <w:rPr>
-          <w:rFonts w:hint="eastAsia"/>
-        </w:rPr>
-        <w:t>作为大多数运营与支持过程的主导部门，并对服务过渡过程承担关键角色。</w:t>
-      </w:r>
-    </w:p>
-    <w:p>
-      <w:pPr>
-        <w:pStyle w:val="ad"/>
+      <w:r>
+        <w:rPr>
+          <w:rFonts w:hint="eastAsia"/>
+        </w:rPr>
+        <w:t>交付部作为大多数运营与支持过程的主导部门，并对服务过渡过程承担关键角色。</w:t>
+      </w:r>
+    </w:p>
+    <w:p>
+      <w:pPr>
+        <w:pStyle w:val="29"/>
         <w:widowControl w:val="0"/>
         <w:ind w:firstLine="480"/>
       </w:pPr>
-      <w:proofErr w:type="gramStart"/>
-      <w:r>
-        <w:rPr>
-          <w:rFonts w:hint="eastAsia"/>
-        </w:rPr>
-        <w:t>交付部</w:t>
-      </w:r>
-      <w:proofErr w:type="gramEnd"/>
-      <w:r>
-        <w:rPr>
-          <w:rFonts w:hint="eastAsia"/>
-        </w:rPr>
-        <w:t>主导容量规划、部分部署技术支持。</w:t>
-      </w:r>
-    </w:p>
-    <w:p>
-      <w:pPr>
-        <w:pStyle w:val="ad"/>
+      <w:r>
+        <w:rPr>
+          <w:rFonts w:hint="eastAsia"/>
+        </w:rPr>
+        <w:t>交付部主导容量规划、部分部署技术支持。</w:t>
+      </w:r>
+    </w:p>
+    <w:p>
+      <w:pPr>
+        <w:pStyle w:val="29"/>
         <w:widowControl w:val="0"/>
         <w:ind w:firstLine="480"/>
       </w:pPr>
@@ -2236,28 +2332,20 @@
     </w:p>
     <w:p>
       <w:pPr>
-        <w:pStyle w:val="ad"/>
+        <w:pStyle w:val="29"/>
         <w:widowControl w:val="0"/>
         <w:ind w:firstLine="480"/>
       </w:pPr>
-      <w:proofErr w:type="gramStart"/>
-      <w:r>
-        <w:rPr>
-          <w:rFonts w:hint="eastAsia"/>
-        </w:rPr>
-        <w:t>交付部</w:t>
-      </w:r>
-      <w:proofErr w:type="gramEnd"/>
-      <w:r>
-        <w:rPr>
-          <w:rFonts w:hint="eastAsia"/>
-        </w:rPr>
-        <w:t>和质量部在涉及项目制的变更与发布中提供协同。</w:t>
-      </w:r>
-    </w:p>
-    <w:p>
-      <w:pPr>
-        <w:pStyle w:val="ad"/>
+      <w:r>
+        <w:rPr>
+          <w:rFonts w:hint="eastAsia"/>
+        </w:rPr>
+        <w:t>交付部和质量部在涉及项目制的变更与发布中提供协同。</w:t>
+      </w:r>
+    </w:p>
+    <w:p>
+      <w:pPr>
+        <w:pStyle w:val="29"/>
         <w:widowControl w:val="0"/>
         <w:ind w:firstLine="480"/>
       </w:pPr>
@@ -2270,7 +2358,7 @@
     </w:p>
     <w:p>
       <w:pPr>
-        <w:pStyle w:val="20"/>
+        <w:pStyle w:val="30"/>
         <w:keepNext w:val="0"/>
         <w:keepLines w:val="0"/>
         <w:widowControl w:val="0"/>
@@ -2278,7 +2366,7 @@
           <w:lang w:eastAsia="zh-CN"/>
         </w:rPr>
       </w:pPr>
-      <w:bookmarkStart w:id="9" w:name="_Toc9516"/>
+      <w:bookmarkStart w:id="9" w:name="_Toc31065"/>
       <w:r>
         <w:rPr>
           <w:rFonts w:hint="eastAsia"/>
@@ -2290,7 +2378,7 @@
     </w:p>
     <w:p>
       <w:pPr>
-        <w:pStyle w:val="ad"/>
+        <w:pStyle w:val="29"/>
         <w:widowControl w:val="0"/>
         <w:ind w:firstLine="480"/>
       </w:pPr>
@@ -2298,62 +2386,12 @@
         <w:rPr>
           <w:rFonts w:hint="eastAsia"/>
         </w:rPr>
-        <w:t>设计图定稿：由</w:t>
-      </w:r>
-      <w:proofErr w:type="gramStart"/>
-      <w:r>
-        <w:rPr>
-          <w:rFonts w:hint="eastAsia"/>
-        </w:rPr>
-        <w:t>交付部</w:t>
-      </w:r>
-      <w:proofErr w:type="gramEnd"/>
-      <w:r>
-        <w:rPr>
-          <w:rFonts w:hint="eastAsia"/>
-        </w:rPr>
-        <w:t>根据本次会议意见，于</w:t>
-      </w:r>
-      <w:r>
-        <w:rPr>
-          <w:rFonts w:hint="eastAsia"/>
-        </w:rPr>
-        <w:t>2025</w:t>
-      </w:r>
-      <w:r>
-        <w:rPr>
-          <w:rFonts w:hint="eastAsia"/>
-        </w:rPr>
-        <w:t>年</w:t>
-      </w:r>
-      <w:r>
-        <w:rPr>
-          <w:rFonts w:hint="eastAsia"/>
-        </w:rPr>
-        <w:t>7</w:t>
-      </w:r>
-      <w:r>
-        <w:rPr>
-          <w:rFonts w:hint="eastAsia"/>
-        </w:rPr>
-        <w:t>月</w:t>
-      </w:r>
-      <w:r>
-        <w:rPr>
-          <w:rFonts w:hint="eastAsia"/>
-        </w:rPr>
-        <w:t>15</w:t>
-      </w:r>
-      <w:r>
-        <w:rPr>
-          <w:rFonts w:hint="eastAsia"/>
-        </w:rPr>
-        <w:t>日前完成设计图的修改与美化，并提交给质量部会签。</w:t>
-      </w:r>
-    </w:p>
-    <w:p>
-      <w:pPr>
-        <w:pStyle w:val="ad"/>
+        <w:t>设计图定稿：由交付部根据本次会议意见，于2025年7月15日前完成设计图的修改与美化，并提交给质量部会签。</w:t>
+      </w:r>
+    </w:p>
+    <w:p>
+      <w:pPr>
+        <w:pStyle w:val="29"/>
         <w:widowControl w:val="0"/>
         <w:ind w:firstLine="480"/>
       </w:pPr>
@@ -2361,109 +2399,25 @@
         <w:rPr>
           <w:rFonts w:hint="eastAsia"/>
         </w:rPr>
-        <w:t>配套细则制定：以设计图为蓝图，各主导部门开始梳理或完善所负责过程的详细操作程序（</w:t>
-      </w:r>
-      <w:r>
-        <w:rPr>
-          <w:rFonts w:hint="eastAsia"/>
-        </w:rPr>
-        <w:t>SOP</w:t>
-      </w:r>
-      <w:r>
-        <w:rPr>
-          <w:rFonts w:hint="eastAsia"/>
-        </w:rPr>
-        <w:t>）、工作模板及关键绩效指标（</w:t>
-      </w:r>
-      <w:r>
-        <w:rPr>
-          <w:rFonts w:hint="eastAsia"/>
-        </w:rPr>
-        <w:t>KPI</w:t>
-      </w:r>
-      <w:r>
-        <w:rPr>
-          <w:rFonts w:hint="eastAsia"/>
-        </w:rPr>
-        <w:t>）。此项工作作为下一阶段重点。</w:t>
-      </w:r>
-    </w:p>
-    <w:p>
-      <w:pPr>
-        <w:pStyle w:val="ad"/>
+        <w:t>配套细则制定：以设计图为蓝图，各主导部门开始梳理或完善所负责过程的详细操作程序（SOP）、工作模板及关键绩效指标（KPI）。此项工作作为下一阶段重点。</w:t>
+      </w:r>
+    </w:p>
+    <w:p>
+      <w:pPr>
+        <w:pStyle w:val="29"/>
         <w:widowControl w:val="0"/>
         <w:ind w:firstLine="480"/>
       </w:pPr>
-      <w:proofErr w:type="gramStart"/>
-      <w:r>
-        <w:rPr>
-          <w:rFonts w:hint="eastAsia"/>
-        </w:rPr>
-        <w:t>宣贯与培训</w:t>
-      </w:r>
-      <w:proofErr w:type="gramEnd"/>
-      <w:r>
-        <w:rPr>
-          <w:rFonts w:hint="eastAsia"/>
-        </w:rPr>
-        <w:t>：计划在</w:t>
-      </w:r>
-      <w:r>
-        <w:rPr>
-          <w:rFonts w:hint="eastAsia"/>
-        </w:rPr>
-        <w:t>2025</w:t>
-      </w:r>
-      <w:r>
-        <w:rPr>
-          <w:rFonts w:hint="eastAsia"/>
-        </w:rPr>
-        <w:t>年</w:t>
-      </w:r>
-      <w:r>
-        <w:rPr>
-          <w:rFonts w:hint="eastAsia"/>
-        </w:rPr>
-        <w:t>7</w:t>
-      </w:r>
-      <w:r>
-        <w:rPr>
-          <w:rFonts w:hint="eastAsia"/>
-        </w:rPr>
-        <w:t>月中旬组织面向</w:t>
-      </w:r>
-      <w:proofErr w:type="gramStart"/>
-      <w:r>
-        <w:rPr>
-          <w:rFonts w:hint="eastAsia"/>
-        </w:rPr>
-        <w:t>交付部</w:t>
-      </w:r>
-      <w:proofErr w:type="gramEnd"/>
-      <w:r>
-        <w:rPr>
-          <w:rFonts w:hint="eastAsia"/>
-        </w:rPr>
-        <w:t>及相关部门的制度与设计图专题宣贯会，由</w:t>
-      </w:r>
-      <w:proofErr w:type="gramStart"/>
-      <w:r>
-        <w:rPr>
-          <w:rFonts w:hint="eastAsia"/>
-        </w:rPr>
-        <w:t>交付部</w:t>
-      </w:r>
-      <w:proofErr w:type="gramEnd"/>
-      <w:r>
-        <w:rPr>
-          <w:rFonts w:hint="eastAsia"/>
-        </w:rPr>
-        <w:t>和质量部共同主持。</w:t>
-      </w:r>
-    </w:p>
-    <w:p>
-      <w:pPr>
-        <w:pStyle w:val="ad"/>
+      <w:r>
+        <w:rPr>
+          <w:rFonts w:hint="eastAsia"/>
+        </w:rPr>
+        <w:t>宣贯与培训：计划在2025年7月中旬组织面向交付部及相关部门的制度与设计图专题宣贯会，由交付部和质量部共同主持。</w:t>
+      </w:r>
+    </w:p>
+    <w:p>
+      <w:pPr>
+        <w:pStyle w:val="29"/>
         <w:widowControl w:val="0"/>
         <w:ind w:firstLine="480"/>
       </w:pPr>
@@ -2471,26 +2425,12 @@
         <w:rPr>
           <w:rFonts w:hint="eastAsia"/>
         </w:rPr>
-        <w:t>试点运行与全面推行：初步选定“事件管理”与“变更管理”两个过程依据新框架进行强化运行。</w:t>
-      </w:r>
-      <w:proofErr w:type="gramStart"/>
-      <w:r>
-        <w:rPr>
-          <w:rFonts w:hint="eastAsia"/>
-        </w:rPr>
-        <w:t>视试点</w:t>
-      </w:r>
-      <w:proofErr w:type="gramEnd"/>
-      <w:r>
-        <w:rPr>
-          <w:rFonts w:hint="eastAsia"/>
-        </w:rPr>
-        <w:t>情况，逐步全面推行。</w:t>
-      </w:r>
-    </w:p>
-    <w:p>
-      <w:pPr>
-        <w:pStyle w:val="10"/>
+        <w:t>试点运行与全面推行：初步选定“事件管理”与“变更管理”两个过程依据新框架进行强化运行。视试点情况，逐步全面推行。</w:t>
+      </w:r>
+    </w:p>
+    <w:p>
+      <w:pPr>
+        <w:pStyle w:val="28"/>
         <w:keepNext w:val="0"/>
         <w:keepLines w:val="0"/>
         <w:widowControl w:val="0"/>
@@ -2498,7 +2438,7 @@
           <w:lang w:eastAsia="zh-CN"/>
         </w:rPr>
       </w:pPr>
-      <w:bookmarkStart w:id="10" w:name="_Toc26215"/>
+      <w:bookmarkStart w:id="10" w:name="_Toc27798"/>
       <w:r>
         <w:rPr>
           <w:rFonts w:hint="eastAsia"/>
@@ -2510,7 +2450,7 @@
     </w:p>
     <w:p>
       <w:pPr>
-        <w:pStyle w:val="ad"/>
+        <w:pStyle w:val="29"/>
         <w:widowControl w:val="0"/>
         <w:ind w:firstLine="480"/>
       </w:pPr>
@@ -2523,28 +2463,20 @@
     </w:p>
     <w:p>
       <w:pPr>
-        <w:pStyle w:val="ad"/>
+        <w:pStyle w:val="29"/>
         <w:widowControl w:val="0"/>
         <w:ind w:firstLine="480"/>
       </w:pPr>
-      <w:proofErr w:type="gramStart"/>
-      <w:r>
-        <w:rPr>
-          <w:rFonts w:hint="eastAsia"/>
-        </w:rPr>
-        <w:t>交付部</w:t>
-      </w:r>
-      <w:proofErr w:type="gramEnd"/>
-      <w:r>
-        <w:rPr>
-          <w:rFonts w:hint="eastAsia"/>
-        </w:rPr>
-        <w:t>根据会议意见完善设计图，并于指定日期前完成定稿。</w:t>
-      </w:r>
-    </w:p>
-    <w:p>
-      <w:pPr>
-        <w:pStyle w:val="ad"/>
+      <w:r>
+        <w:rPr>
+          <w:rFonts w:hint="eastAsia"/>
+        </w:rPr>
+        <w:t>交付部根据会议意见完善设计图，并于指定日期前完成定稿。</w:t>
+      </w:r>
+    </w:p>
+    <w:p>
+      <w:pPr>
+        <w:pStyle w:val="29"/>
         <w:widowControl w:val="0"/>
         <w:ind w:firstLine="480"/>
       </w:pPr>
@@ -2557,7 +2489,7 @@
     </w:p>
     <w:p>
       <w:pPr>
-        <w:pStyle w:val="ad"/>
+        <w:pStyle w:val="29"/>
         <w:widowControl w:val="0"/>
         <w:ind w:firstLine="480"/>
       </w:pPr>
@@ -2565,24 +2497,23 @@
         <w:rPr>
           <w:rFonts w:hint="eastAsia"/>
         </w:rPr>
-        <w:lastRenderedPageBreak/>
         <w:t>批准了设计图落地实施的初步时间计划，进入准备阶段。</w:t>
       </w:r>
     </w:p>
     <w:sectPr>
-      <w:headerReference w:type="default" r:id="rId7"/>
+      <w:headerReference r:id="rId5" w:type="default"/>
       <w:pgSz w:w="11906" w:h="16838"/>
       <w:pgMar w:top="1417" w:right="1800" w:bottom="1440" w:left="1800" w:header="1140" w:footer="992" w:gutter="0"/>
-      <w:cols w:space="425"/>
-      <w:docGrid w:type="lines" w:linePitch="312"/>
+      <w:cols w:space="425" w:num="1"/>
+      <w:docGrid w:type="lines" w:linePitch="312" w:charSpace="0"/>
     </w:sectPr>
   </w:body>
 </w:document>
 </file>
 
 <file path=word/endnotes.xml><?xml version="1.0" encoding="utf-8"?>
-<w:endnotes xmlns:wpc="http://schemas.microsoft.com/office/word/2010/wordprocessingCanvas" xmlns:cx="http://schemas.microsoft.com/office/drawing/2014/chartex" xmlns:cx1="http://schemas.microsoft.com/office/drawing/2015/9/8/chartex" xmlns:cx2="http://schemas.microsoft.com/office/drawing/2015/10/21/chartex" xmlns:cx3="http://schemas.microsoft.com/office/drawing/2016/5/9/chartex" xmlns:cx4="http://schemas.microsoft.com/office/drawing/2016/5/10/chartex" xmlns:cx5="http://schemas.microsoft.com/office/drawing/2016/5/11/chartex" xmlns:cx6="http://schemas.microsoft.com/office/drawing/2016/5/12/chartex" xmlns:cx7="http://schemas.microsoft.com/office/drawing/2016/5/13/chartex" xmlns:cx8="http://schemas.microsoft.com/office/drawing/2016/5/14/chartex" xmlns:mc="http://schemas.openxmlformats.org/markup-compatibility/2006" xmlns:aink="http://schemas.microsoft.com/office/drawing/2016/ink" xmlns:am3d="http://schemas.microsoft.com/office/drawing/2017/model3d" xmlns:o="urn:schemas-microsoft-com:office:office" xmlns:oel="http://schemas.microsoft.com/office/2019/extlst" xmlns:r="http://schemas.openxmlformats.org/officeDocument/2006/relationships" xmlns:m="http://schemas.openxmlformats.org/officeDocument/2006/math" xmlns:v="urn:schemas-microsoft-com:vml" xmlns:wp14="http://schemas.microsoft.com/office/word/2010/wordprocessingDrawing" xmlns:wp="http://schemas.openxmlformats.org/drawingml/2006/wordprocessingDrawing" xmlns:w10="urn:schemas-microsoft-com:office:word" xmlns:w="http://schemas.openxmlformats.org/wordprocessingml/2006/main" xmlns:w14="http://schemas.microsoft.com/office/word/2010/wordml" xmlns:w15="http://schemas.microsoft.com/office/word/2012/wordml" xmlns:w16cex="http://schemas.microsoft.com/office/word/2018/wordml/cex" xmlns:w16cid="http://schemas.microsoft.com/office/word/2016/wordml/cid" xmlns:w16="http://schemas.microsoft.com/office/word/2018/wordml" xmlns:w16du="http://schemas.microsoft.com/office/word/2023/wordml/word16du" xmlns:w16sdtdh="http://schemas.microsoft.com/office/word/2020/wordml/sdtdatahash" xmlns:w16sdtfl="http://schemas.microsoft.com/office/word/2024/wordml/sdtformatlock" xmlns:w16se="http://schemas.microsoft.com/office/word/2015/wordml/symex" xmlns:wpg="http://schemas.microsoft.com/office/word/2010/wordprocessingGroup" xmlns:wpi="http://schemas.microsoft.com/office/word/2010/wordprocessingInk" xmlns:wne="http://schemas.microsoft.com/office/word/2006/wordml" xmlns:wps="http://schemas.microsoft.com/office/word/2010/wordprocessingShape" mc:Ignorable="w14 w15 w16se w16cid w16 w16cex w16sdtdh w16sdtfl w16du wp14">
-  <w:endnote w:type="separator" w:id="-1">
+<w:endnotes xmlns:wpc="http://schemas.microsoft.com/office/word/2010/wordprocessingCanvas" xmlns:mc="http://schemas.openxmlformats.org/markup-compatibility/2006" xmlns:o="urn:schemas-microsoft-com:office:office" xmlns:r="http://schemas.openxmlformats.org/officeDocument/2006/relationships" xmlns:m="http://schemas.openxmlformats.org/officeDocument/2006/math" xmlns:v="urn:schemas-microsoft-com:vml" xmlns:wp14="http://schemas.microsoft.com/office/word/2010/wordprocessingDrawing" xmlns:wp="http://schemas.openxmlformats.org/drawingml/2006/wordprocessingDrawing" xmlns:w="http://schemas.openxmlformats.org/wordprocessingml/2006/main" xmlns:w14="http://schemas.microsoft.com/office/word/2010/wordml" xmlns:w15="http://schemas.microsoft.com/office/word/2012/wordml" xmlns:w10="urn:schemas-microsoft-com:office:word" xmlns:wpg="http://schemas.microsoft.com/office/word/2010/wordprocessingGroup" xmlns:wpi="http://schemas.microsoft.com/office/word/2010/wordprocessingInk" xmlns:wne="http://schemas.microsoft.com/office/word/2006/wordml" xmlns:wps="http://schemas.microsoft.com/office/word/2010/wordprocessingShape" xmlns:wpsCustomData="http://www.wps.cn/officeDocument/2013/wpsCustomData" mc:Ignorable="w14 w15 wp14">
+  <w:endnote w:type="separator" w:id="0">
     <w:p>
       <w:pPr>
         <w:spacing w:line="240" w:lineRule="auto"/>
@@ -2592,7 +2523,7 @@
       </w:r>
     </w:p>
   </w:endnote>
-  <w:endnote w:type="continuationSeparator" w:id="0">
+  <w:endnote w:type="continuationSeparator" w:id="1">
     <w:p>
       <w:pPr>
         <w:spacing w:line="240" w:lineRule="auto"/>
@@ -2606,21 +2537,21 @@
 </file>
 
 <file path=word/footnotes.xml><?xml version="1.0" encoding="utf-8"?>
-<w:footnotes xmlns:wpc="http://schemas.microsoft.com/office/word/2010/wordprocessingCanvas" xmlns:cx="http://schemas.microsoft.com/office/drawing/2014/chartex" xmlns:cx1="http://schemas.microsoft.com/office/drawing/2015/9/8/chartex" xmlns:cx2="http://schemas.microsoft.com/office/drawing/2015/10/21/chartex" xmlns:cx3="http://schemas.microsoft.com/office/drawing/2016/5/9/chartex" xmlns:cx4="http://schemas.microsoft.com/office/drawing/2016/5/10/chartex" xmlns:cx5="http://schemas.microsoft.com/office/drawing/2016/5/11/chartex" xmlns:cx6="http://schemas.microsoft.com/office/drawing/2016/5/12/chartex" xmlns:cx7="http://schemas.microsoft.com/office/drawing/2016/5/13/chartex" xmlns:cx8="http://schemas.microsoft.com/office/drawing/2016/5/14/chartex" xmlns:mc="http://schemas.openxmlformats.org/markup-compatibility/2006" xmlns:aink="http://schemas.microsoft.com/office/drawing/2016/ink" xmlns:am3d="http://schemas.microsoft.com/office/drawing/2017/model3d" xmlns:o="urn:schemas-microsoft-com:office:office" xmlns:oel="http://schemas.microsoft.com/office/2019/extlst" xmlns:r="http://schemas.openxmlformats.org/officeDocument/2006/relationships" xmlns:m="http://schemas.openxmlformats.org/officeDocument/2006/math" xmlns:v="urn:schemas-microsoft-com:vml" xmlns:wp14="http://schemas.microsoft.com/office/word/2010/wordprocessingDrawing" xmlns:wp="http://schemas.openxmlformats.org/drawingml/2006/wordprocessingDrawing" xmlns:w10="urn:schemas-microsoft-com:office:word" xmlns:w="http://schemas.openxmlformats.org/wordprocessingml/2006/main" xmlns:w14="http://schemas.microsoft.com/office/word/2010/wordml" xmlns:w15="http://schemas.microsoft.com/office/word/2012/wordml" xmlns:w16cex="http://schemas.microsoft.com/office/word/2018/wordml/cex" xmlns:w16cid="http://schemas.microsoft.com/office/word/2016/wordml/cid" xmlns:w16="http://schemas.microsoft.com/office/word/2018/wordml" xmlns:w16du="http://schemas.microsoft.com/office/word/2023/wordml/word16du" xmlns:w16sdtdh="http://schemas.microsoft.com/office/word/2020/wordml/sdtdatahash" xmlns:w16sdtfl="http://schemas.microsoft.com/office/word/2024/wordml/sdtformatlock" xmlns:w16se="http://schemas.microsoft.com/office/word/2015/wordml/symex" xmlns:wpg="http://schemas.microsoft.com/office/word/2010/wordprocessingGroup" xmlns:wpi="http://schemas.microsoft.com/office/word/2010/wordprocessingInk" xmlns:wne="http://schemas.microsoft.com/office/word/2006/wordml" xmlns:wps="http://schemas.microsoft.com/office/word/2010/wordprocessingShape" mc:Ignorable="w14 w15 w16se w16cid w16 w16cex w16sdtdh w16sdtfl w16du wp14">
-  <w:footnote w:type="separator" w:id="-1">
-    <w:p>
-      <w:pPr>
-        <w:spacing w:line="240" w:lineRule="auto"/>
+<w:footnotes xmlns:wpc="http://schemas.microsoft.com/office/word/2010/wordprocessingCanvas" xmlns:mc="http://schemas.openxmlformats.org/markup-compatibility/2006" xmlns:o="urn:schemas-microsoft-com:office:office" xmlns:r="http://schemas.openxmlformats.org/officeDocument/2006/relationships" xmlns:m="http://schemas.openxmlformats.org/officeDocument/2006/math" xmlns:v="urn:schemas-microsoft-com:vml" xmlns:wp14="http://schemas.microsoft.com/office/word/2010/wordprocessingDrawing" xmlns:wp="http://schemas.openxmlformats.org/drawingml/2006/wordprocessingDrawing" xmlns:w="http://schemas.openxmlformats.org/wordprocessingml/2006/main" xmlns:w14="http://schemas.microsoft.com/office/word/2010/wordml" xmlns:w15="http://schemas.microsoft.com/office/word/2012/wordml" xmlns:w10="urn:schemas-microsoft-com:office:word" xmlns:wpg="http://schemas.microsoft.com/office/word/2010/wordprocessingGroup" xmlns:wpi="http://schemas.microsoft.com/office/word/2010/wordprocessingInk" xmlns:wne="http://schemas.microsoft.com/office/word/2006/wordml" xmlns:wps="http://schemas.microsoft.com/office/word/2010/wordprocessingShape" xmlns:wpsCustomData="http://www.wps.cn/officeDocument/2013/wpsCustomData" mc:Ignorable="w14 w15 wp14">
+  <w:footnote w:type="separator" w:id="0">
+    <w:p>
+      <w:pPr>
+        <w:spacing w:line="360" w:lineRule="auto"/>
       </w:pPr>
       <w:r>
         <w:separator/>
       </w:r>
     </w:p>
   </w:footnote>
-  <w:footnote w:type="continuationSeparator" w:id="0">
-    <w:p>
-      <w:pPr>
-        <w:spacing w:line="240" w:lineRule="auto"/>
+  <w:footnote w:type="continuationSeparator" w:id="1">
+    <w:p>
+      <w:pPr>
+        <w:spacing w:line="360" w:lineRule="auto"/>
       </w:pPr>
       <w:r>
         <w:continuationSeparator/>
@@ -2631,12 +2562,12 @@
 </file>
 
 <file path=word/header1.xml><?xml version="1.0" encoding="utf-8"?>
-<w:hdr xmlns:wpc="http://schemas.microsoft.com/office/word/2010/wordprocessingCanvas" xmlns:cx="http://schemas.microsoft.com/office/drawing/2014/chartex" xmlns:cx1="http://schemas.microsoft.com/office/drawing/2015/9/8/chartex" xmlns:cx2="http://schemas.microsoft.com/office/drawing/2015/10/21/chartex" xmlns:cx3="http://schemas.microsoft.com/office/drawing/2016/5/9/chartex" xmlns:cx4="http://schemas.microsoft.com/office/drawing/2016/5/10/chartex" xmlns:cx5="http://schemas.microsoft.com/office/drawing/2016/5/11/chartex" xmlns:cx6="http://schemas.microsoft.com/office/drawing/2016/5/12/chartex" xmlns:cx7="http://schemas.microsoft.com/office/drawing/2016/5/13/chartex" xmlns:cx8="http://schemas.microsoft.com/office/drawing/2016/5/14/chartex" xmlns:mc="http://schemas.openxmlformats.org/markup-compatibility/2006" xmlns:aink="http://schemas.microsoft.com/office/drawing/2016/ink" xmlns:am3d="http://schemas.microsoft.com/office/drawing/2017/model3d" xmlns:o="urn:schemas-microsoft-com:office:office" xmlns:oel="http://schemas.microsoft.com/office/2019/extlst" xmlns:r="http://schemas.openxmlformats.org/officeDocument/2006/relationships" xmlns:m="http://schemas.openxmlformats.org/officeDocument/2006/math" xmlns:v="urn:schemas-microsoft-com:vml" xmlns:wp14="http://schemas.microsoft.com/office/word/2010/wordprocessingDrawing" xmlns:wp="http://schemas.openxmlformats.org/drawingml/2006/wordprocessingDrawing" xmlns:w10="urn:schemas-microsoft-com:office:word" xmlns:w="http://schemas.openxmlformats.org/wordprocessingml/2006/main" xmlns:w14="http://schemas.microsoft.com/office/word/2010/wordml" xmlns:w15="http://schemas.microsoft.com/office/word/2012/wordml" xmlns:w16cex="http://schemas.microsoft.com/office/word/2018/wordml/cex" xmlns:w16cid="http://schemas.microsoft.com/office/word/2016/wordml/cid" xmlns:w16="http://schemas.microsoft.com/office/word/2018/wordml" xmlns:w16du="http://schemas.microsoft.com/office/word/2023/wordml/word16du" xmlns:w16sdtdh="http://schemas.microsoft.com/office/word/2020/wordml/sdtdatahash" xmlns:w16sdtfl="http://schemas.microsoft.com/office/word/2024/wordml/sdtformatlock" xmlns:w16se="http://schemas.microsoft.com/office/word/2015/wordml/symex" xmlns:wpg="http://schemas.microsoft.com/office/word/2010/wordprocessingGroup" xmlns:wpi="http://schemas.microsoft.com/office/word/2010/wordprocessingInk" xmlns:wne="http://schemas.microsoft.com/office/word/2006/wordml" xmlns:wps="http://schemas.microsoft.com/office/word/2010/wordprocessingShape" mc:Ignorable="w14 w15 w16se w16cid w16 w16cex w16sdtdh w16sdtfl w16du wp14">
+<w:hdr xmlns:wpc="http://schemas.microsoft.com/office/word/2010/wordprocessingCanvas" xmlns:mc="http://schemas.openxmlformats.org/markup-compatibility/2006" xmlns:o="urn:schemas-microsoft-com:office:office" xmlns:r="http://schemas.openxmlformats.org/officeDocument/2006/relationships" xmlns:m="http://schemas.openxmlformats.org/officeDocument/2006/math" xmlns:v="urn:schemas-microsoft-com:vml" xmlns:wp14="http://schemas.microsoft.com/office/word/2010/wordprocessingDrawing" xmlns:wp="http://schemas.openxmlformats.org/drawingml/2006/wordprocessingDrawing" xmlns:w10="urn:schemas-microsoft-com:office:word" xmlns:w="http://schemas.openxmlformats.org/wordprocessingml/2006/main" xmlns:w14="http://schemas.microsoft.com/office/word/2010/wordml" xmlns:w15="http://schemas.microsoft.com/office/word/2012/wordml" xmlns:wpg="http://schemas.microsoft.com/office/word/2010/wordprocessingGroup" xmlns:wpi="http://schemas.microsoft.com/office/word/2010/wordprocessingInk" xmlns:wne="http://schemas.microsoft.com/office/word/2006/wordml" xmlns:wps="http://schemas.microsoft.com/office/word/2010/wordprocessingShape" xmlns:wpsCustomData="http://www.wps.cn/officeDocument/2013/wpsCustomData" mc:Ignorable="w14 w15 wp14">
   <w:p>
     <w:pPr>
-      <w:pStyle w:val="a6"/>
+      <w:pStyle w:val="15"/>
       <w:pBdr>
-        <w:bottom w:val="single" w:sz="4" w:space="1" w:color="auto"/>
+        <w:bottom w:val="single" w:color="auto" w:sz="4" w:space="1"/>
       </w:pBdr>
       <w:jc w:val="right"/>
       <w:rPr>
@@ -2646,41 +2577,25 @@
     </w:pPr>
     <w:r>
       <w:rPr>
-        <w:rFonts w:eastAsiaTheme="minorEastAsia" w:hint="eastAsia"/>
+        <w:rFonts w:hint="eastAsia" w:eastAsiaTheme="minorEastAsia"/>
         <w:lang w:eastAsia="zh-CN"/>
       </w:rPr>
-      <w:t>陕西益利</w:t>
-    </w:r>
-    <w:proofErr w:type="gramStart"/>
-    <w:r>
-      <w:rPr>
-        <w:rFonts w:eastAsiaTheme="minorEastAsia" w:hint="eastAsia"/>
-        <w:lang w:eastAsia="zh-CN"/>
-      </w:rPr>
-      <w:t>德软件</w:t>
-    </w:r>
-    <w:proofErr w:type="gramEnd"/>
-    <w:r>
-      <w:rPr>
-        <w:rFonts w:eastAsiaTheme="minorEastAsia" w:hint="eastAsia"/>
-        <w:lang w:eastAsia="zh-CN"/>
-      </w:rPr>
-      <w:t>科技有限公司</w:t>
+      <w:t>陕西益利德软件科技有限公司</w:t>
     </w:r>
   </w:p>
 </w:hdr>
 </file>
 
 <file path=word/numbering.xml><?xml version="1.0" encoding="utf-8"?>
-<w:numbering xmlns:wpc="http://schemas.microsoft.com/office/word/2010/wordprocessingCanvas" xmlns:cx="http://schemas.microsoft.com/office/drawing/2014/chartex" xmlns:cx1="http://schemas.microsoft.com/office/drawing/2015/9/8/chartex" xmlns:cx2="http://schemas.microsoft.com/office/drawing/2015/10/21/chartex" xmlns:cx3="http://schemas.microsoft.com/office/drawing/2016/5/9/chartex" xmlns:cx4="http://schemas.microsoft.com/office/drawing/2016/5/10/chartex" xmlns:cx5="http://schemas.microsoft.com/office/drawing/2016/5/11/chartex" xmlns:cx6="http://schemas.microsoft.com/office/drawing/2016/5/12/chartex" xmlns:cx7="http://schemas.microsoft.com/office/drawing/2016/5/13/chartex" xmlns:cx8="http://schemas.microsoft.com/office/drawing/2016/5/14/chartex" xmlns:mc="http://schemas.openxmlformats.org/markup-compatibility/2006" xmlns:aink="http://schemas.microsoft.com/office/drawing/2016/ink" xmlns:am3d="http://schemas.microsoft.com/office/drawing/2017/model3d" xmlns:o="urn:schemas-microsoft-com:office:office" xmlns:oel="http://schemas.microsoft.com/office/2019/extlst" xmlns:r="http://schemas.openxmlformats.org/officeDocument/2006/relationships" xmlns:m="http://schemas.openxmlformats.org/officeDocument/2006/math" xmlns:v="urn:schemas-microsoft-com:vml" xmlns:wp14="http://schemas.microsoft.com/office/word/2010/wordprocessingDrawing" xmlns:wp="http://schemas.openxmlformats.org/drawingml/2006/wordprocessingDrawing" xmlns:w10="urn:schemas-microsoft-com:office:word" xmlns:w="http://schemas.openxmlformats.org/wordprocessingml/2006/main" xmlns:w14="http://schemas.microsoft.com/office/word/2010/wordml" xmlns:w15="http://schemas.microsoft.com/office/word/2012/wordml" xmlns:w16cex="http://schemas.microsoft.com/office/word/2018/wordml/cex" xmlns:w16cid="http://schemas.microsoft.com/office/word/2016/wordml/cid" xmlns:w16="http://schemas.microsoft.com/office/word/2018/wordml" xmlns:w16du="http://schemas.microsoft.com/office/word/2023/wordml/word16du" xmlns:w16sdtdh="http://schemas.microsoft.com/office/word/2020/wordml/sdtdatahash" xmlns:w16sdtfl="http://schemas.microsoft.com/office/word/2024/wordml/sdtformatlock" xmlns:w16se="http://schemas.microsoft.com/office/word/2015/wordml/symex" xmlns:wpg="http://schemas.microsoft.com/office/word/2010/wordprocessingGroup" xmlns:wpi="http://schemas.microsoft.com/office/word/2010/wordprocessingInk" xmlns:wne="http://schemas.microsoft.com/office/word/2006/wordml" xmlns:wps="http://schemas.microsoft.com/office/word/2010/wordprocessingShape" mc:Ignorable="w14 w15 w16se w16cid w16 w16cex w16sdtdh w16sdtfl w16du wp14">
-  <w:abstractNum w:abstractNumId="0" w15:restartNumberingAfterBreak="0">
+<w:numbering xmlns:wpc="http://schemas.microsoft.com/office/word/2010/wordprocessingCanvas" xmlns:mc="http://schemas.openxmlformats.org/markup-compatibility/2006" xmlns:o="urn:schemas-microsoft-com:office:office" xmlns:r="http://schemas.openxmlformats.org/officeDocument/2006/relationships" xmlns:m="http://schemas.openxmlformats.org/officeDocument/2006/math" xmlns:v="urn:schemas-microsoft-com:vml" xmlns:wp14="http://schemas.microsoft.com/office/word/2010/wordprocessingDrawing" xmlns:wp="http://schemas.openxmlformats.org/drawingml/2006/wordprocessingDrawing" xmlns:w10="urn:schemas-microsoft-com:office:word" xmlns:w="http://schemas.openxmlformats.org/wordprocessingml/2006/main" xmlns:w14="http://schemas.microsoft.com/office/word/2010/wordml" xmlns:wpg="http://schemas.microsoft.com/office/word/2010/wordprocessingGroup" xmlns:wpi="http://schemas.microsoft.com/office/word/2010/wordprocessingInk" xmlns:wne="http://schemas.microsoft.com/office/word/2006/wordml" xmlns:wps="http://schemas.microsoft.com/office/word/2010/wordprocessingShape" xmlns:wpsCustomData="http://www.wps.cn/officeDocument/2013/wpsCustomData" mc:Ignorable="w14 wp14">
+  <w:abstractNum w:abstractNumId="0">
     <w:nsid w:val="8E964DCE"/>
     <w:multiLevelType w:val="multilevel"/>
     <w:tmpl w:val="8E964DCE"/>
-    <w:lvl w:ilvl="0">
+    <w:lvl w:ilvl="0" w:tentative="0">
       <w:start w:val="1"/>
       <w:numFmt w:val="decimal"/>
-      <w:pStyle w:val="1"/>
+      <w:pStyle w:val="2"/>
       <w:lvlText w:val="%1."/>
       <w:lvlJc w:val="left"/>
       <w:pPr>
@@ -2690,10 +2605,10 @@
         <w:rFonts w:hint="default"/>
       </w:rPr>
     </w:lvl>
-    <w:lvl w:ilvl="1">
+    <w:lvl w:ilvl="1" w:tentative="0">
       <w:start w:val="1"/>
       <w:numFmt w:val="decimal"/>
-      <w:pStyle w:val="2"/>
+      <w:pStyle w:val="3"/>
       <w:lvlText w:val="%1.%2."/>
       <w:lvlJc w:val="left"/>
       <w:pPr>
@@ -2703,10 +2618,10 @@
         <w:rFonts w:hint="default"/>
       </w:rPr>
     </w:lvl>
-    <w:lvl w:ilvl="2">
+    <w:lvl w:ilvl="2" w:tentative="0">
       <w:start w:val="1"/>
       <w:numFmt w:val="decimal"/>
-      <w:pStyle w:val="3"/>
+      <w:pStyle w:val="4"/>
       <w:lvlText w:val="%1.%2.%3."/>
       <w:lvlJc w:val="left"/>
       <w:pPr>
@@ -2716,10 +2631,10 @@
         <w:rFonts w:hint="default"/>
       </w:rPr>
     </w:lvl>
-    <w:lvl w:ilvl="3">
+    <w:lvl w:ilvl="3" w:tentative="0">
       <w:start w:val="1"/>
       <w:numFmt w:val="decimal"/>
-      <w:pStyle w:val="4"/>
+      <w:pStyle w:val="5"/>
       <w:lvlText w:val="%1.%2.%3.%4."/>
       <w:lvlJc w:val="left"/>
       <w:pPr>
@@ -2729,10 +2644,10 @@
         <w:rFonts w:hint="default"/>
       </w:rPr>
     </w:lvl>
-    <w:lvl w:ilvl="4">
+    <w:lvl w:ilvl="4" w:tentative="0">
       <w:start w:val="1"/>
       <w:numFmt w:val="decimal"/>
-      <w:pStyle w:val="5"/>
+      <w:pStyle w:val="6"/>
       <w:lvlText w:val="%1.%2.%3.%4.%5."/>
       <w:lvlJc w:val="left"/>
       <w:pPr>
@@ -2742,10 +2657,10 @@
         <w:rFonts w:hint="default"/>
       </w:rPr>
     </w:lvl>
-    <w:lvl w:ilvl="5">
+    <w:lvl w:ilvl="5" w:tentative="0">
       <w:start w:val="1"/>
       <w:numFmt w:val="decimal"/>
-      <w:pStyle w:val="6"/>
+      <w:pStyle w:val="7"/>
       <w:lvlText w:val="%1.%2.%3.%4.%5.%6."/>
       <w:lvlJc w:val="left"/>
       <w:pPr>
@@ -2755,10 +2670,10 @@
         <w:rFonts w:hint="default"/>
       </w:rPr>
     </w:lvl>
-    <w:lvl w:ilvl="6">
+    <w:lvl w:ilvl="6" w:tentative="0">
       <w:start w:val="1"/>
       <w:numFmt w:val="decimal"/>
-      <w:pStyle w:val="7"/>
+      <w:pStyle w:val="8"/>
       <w:lvlText w:val="%1.%2.%3.%4.%5.%6.%7."/>
       <w:lvlJc w:val="left"/>
       <w:pPr>
@@ -2768,10 +2683,10 @@
         <w:rFonts w:hint="default"/>
       </w:rPr>
     </w:lvl>
-    <w:lvl w:ilvl="7">
+    <w:lvl w:ilvl="7" w:tentative="0">
       <w:start w:val="1"/>
       <w:numFmt w:val="decimal"/>
-      <w:pStyle w:val="8"/>
+      <w:pStyle w:val="9"/>
       <w:lvlText w:val="%1.%2.%3.%4.%5.%6.%7.%8."/>
       <w:lvlJc w:val="left"/>
       <w:pPr>
@@ -2781,10 +2696,10 @@
         <w:rFonts w:hint="default"/>
       </w:rPr>
     </w:lvl>
-    <w:lvl w:ilvl="8">
+    <w:lvl w:ilvl="8" w:tentative="0">
       <w:start w:val="1"/>
       <w:numFmt w:val="decimal"/>
-      <w:pStyle w:val="9"/>
+      <w:pStyle w:val="10"/>
       <w:lvlText w:val="%1.%2.%3.%4.%5.%6.%7.%8.%9."/>
       <w:lvlJc w:val="left"/>
       <w:pPr>
@@ -2795,11 +2710,11 @@
       </w:rPr>
     </w:lvl>
   </w:abstractNum>
-  <w:abstractNum w:abstractNumId="1" w15:restartNumberingAfterBreak="0">
+  <w:abstractNum w:abstractNumId="1">
     <w:nsid w:val="4BA5F7F5"/>
     <w:multiLevelType w:val="singleLevel"/>
     <w:tmpl w:val="4BA5F7F5"/>
-    <w:lvl w:ilvl="0">
+    <w:lvl w:ilvl="0" w:tentative="0">
       <w:start w:val="1"/>
       <w:numFmt w:val="decimal"/>
       <w:lvlText w:val="%1."/>
@@ -2812,327 +2727,279 @@
       </w:rPr>
     </w:lvl>
   </w:abstractNum>
-  <w:num w:numId="1" w16cid:durableId="420227436">
+  <w:num w:numId="1">
     <w:abstractNumId w:val="0"/>
   </w:num>
-  <w:num w:numId="2" w16cid:durableId="2081560134">
+  <w:num w:numId="2">
     <w:abstractNumId w:val="1"/>
   </w:num>
 </w:numbering>
 </file>
 
 <file path=word/styles.xml><?xml version="1.0" encoding="utf-8"?>
-<w:styles xmlns:mc="http://schemas.openxmlformats.org/markup-compatibility/2006" xmlns:r="http://schemas.openxmlformats.org/officeDocument/2006/relationships" xmlns:w="http://schemas.openxmlformats.org/wordprocessingml/2006/main" xmlns:w14="http://schemas.microsoft.com/office/word/2010/wordml" xmlns:w15="http://schemas.microsoft.com/office/word/2012/wordml" xmlns:w16cex="http://schemas.microsoft.com/office/word/2018/wordml/cex" xmlns:w16cid="http://schemas.microsoft.com/office/word/2016/wordml/cid" xmlns:w16="http://schemas.microsoft.com/office/word/2018/wordml" xmlns:w16du="http://schemas.microsoft.com/office/word/2023/wordml/word16du" xmlns:w16sdtdh="http://schemas.microsoft.com/office/word/2020/wordml/sdtdatahash" xmlns:w16sdtfl="http://schemas.microsoft.com/office/word/2024/wordml/sdtformatlock" xmlns:w16se="http://schemas.microsoft.com/office/word/2015/wordml/symex" mc:Ignorable="w14 w15 w16se w16cid w16 w16cex w16sdtdh w16sdtfl w16du">
+<w:styles xmlns:mc="http://schemas.openxmlformats.org/markup-compatibility/2006" xmlns:o="urn:schemas-microsoft-com:office:office" xmlns:r="http://schemas.openxmlformats.org/officeDocument/2006/relationships" xmlns:m="http://schemas.openxmlformats.org/officeDocument/2006/math" xmlns:v="urn:schemas-microsoft-com:vml" xmlns:w="http://schemas.openxmlformats.org/wordprocessingml/2006/main" xmlns:w14="http://schemas.microsoft.com/office/word/2010/wordml" xmlns:w10="urn:schemas-microsoft-com:office:word" xmlns:sl="http://schemas.openxmlformats.org/schemaLibrary/2006/main" xmlns:wpsCustomData="http://www.wps.cn/officeDocument/2013/wpsCustomData" mc:Ignorable="w14">
   <w:docDefaults>
     <w:rPrDefault>
       <w:rPr>
-        <w:rFonts w:ascii="Times New Roman" w:eastAsia="宋体" w:hAnsi="Times New Roman" w:cs="Times New Roman"/>
-        <w:lang w:val="en-US" w:eastAsia="zh-CN" w:bidi="ar-SA"/>
+        <w:rFonts w:ascii="Times New Roman" w:hAnsi="Times New Roman" w:eastAsia="宋体" w:cs="Times New Roman"/>
       </w:rPr>
     </w:rPrDefault>
     <w:pPrDefault/>
   </w:docDefaults>
-  <w:latentStyles w:defLockedState="0" w:defUIPriority="0" w:defSemiHidden="0" w:defUnhideWhenUsed="0" w:defQFormat="0" w:count="376">
-    <w:lsdException w:name="Normal" w:qFormat="1"/>
-    <w:lsdException w:name="heading 1" w:qFormat="1"/>
-    <w:lsdException w:name="heading 2" w:unhideWhenUsed="1" w:qFormat="1"/>
-    <w:lsdException w:name="heading 3" w:semiHidden="1" w:unhideWhenUsed="1" w:qFormat="1"/>
-    <w:lsdException w:name="heading 4" w:unhideWhenUsed="1" w:qFormat="1"/>
-    <w:lsdException w:name="heading 5" w:semiHidden="1" w:unhideWhenUsed="1" w:qFormat="1"/>
-    <w:lsdException w:name="heading 6" w:semiHidden="1" w:unhideWhenUsed="1" w:qFormat="1"/>
-    <w:lsdException w:name="heading 7" w:semiHidden="1" w:unhideWhenUsed="1" w:qFormat="1"/>
-    <w:lsdException w:name="heading 8" w:semiHidden="1" w:unhideWhenUsed="1" w:qFormat="1"/>
-    <w:lsdException w:name="heading 9" w:semiHidden="1" w:unhideWhenUsed="1" w:qFormat="1"/>
-    <w:lsdException w:name="toc 1" w:qFormat="1"/>
-    <w:lsdException w:name="toc 2" w:qFormat="1"/>
-    <w:lsdException w:name="toc 3" w:qFormat="1"/>
-    <w:lsdException w:name="annotation text" w:qFormat="1"/>
-    <w:lsdException w:name="header" w:qFormat="1"/>
-    <w:lsdException w:name="footer" w:qFormat="1"/>
-    <w:lsdException w:name="caption" w:semiHidden="1" w:unhideWhenUsed="1" w:qFormat="1"/>
-    <w:lsdException w:name="Title" w:qFormat="1"/>
-    <w:lsdException w:name="Default Paragraph Font" w:semiHidden="1" w:qFormat="1"/>
-    <w:lsdException w:name="Body Text" w:semiHidden="1" w:qFormat="1"/>
-    <w:lsdException w:name="Subtitle" w:qFormat="1"/>
-    <w:lsdException w:name="Note Heading" w:semiHidden="1" w:uiPriority="99" w:unhideWhenUsed="1"/>
-    <w:lsdException w:name="Strong" w:qFormat="1"/>
-    <w:lsdException w:name="Emphasis" w:qFormat="1"/>
-    <w:lsdException w:name="HTML Top of Form" w:semiHidden="1" w:uiPriority="99" w:unhideWhenUsed="1"/>
-    <w:lsdException w:name="HTML Bottom of Form" w:semiHidden="1" w:uiPriority="99" w:unhideWhenUsed="1"/>
-    <w:lsdException w:name="Normal (Web)" w:qFormat="1"/>
-    <w:lsdException w:name="Normal Table" w:semiHidden="1" w:unhideWhenUsed="1" w:qFormat="1"/>
-    <w:lsdException w:name="No List" w:semiHidden="1" w:uiPriority="99" w:unhideWhenUsed="1"/>
-    <w:lsdException w:name="Outline List 1" w:semiHidden="1" w:uiPriority="99" w:unhideWhenUsed="1"/>
-    <w:lsdException w:name="Outline List 2" w:semiHidden="1" w:uiPriority="99" w:unhideWhenUsed="1"/>
-    <w:lsdException w:name="Outline List 3" w:semiHidden="1" w:uiPriority="99" w:unhideWhenUsed="1"/>
-    <w:lsdException w:name="Table Simple 1" w:semiHidden="1" w:unhideWhenUsed="1"/>
-    <w:lsdException w:name="Table Simple 2" w:semiHidden="1" w:unhideWhenUsed="1"/>
-    <w:lsdException w:name="Table Simple 3" w:semiHidden="1" w:unhideWhenUsed="1"/>
-    <w:lsdException w:name="Table Classic 1" w:semiHidden="1" w:unhideWhenUsed="1"/>
-    <w:lsdException w:name="Table Classic 2" w:semiHidden="1" w:unhideWhenUsed="1"/>
-    <w:lsdException w:name="Table Classic 3" w:semiHidden="1" w:unhideWhenUsed="1"/>
-    <w:lsdException w:name="Table Classic 4" w:semiHidden="1" w:unhideWhenUsed="1"/>
-    <w:lsdException w:name="Table Colorful 1" w:semiHidden="1" w:unhideWhenUsed="1"/>
-    <w:lsdException w:name="Table Colorful 2" w:semiHidden="1" w:unhideWhenUsed="1"/>
-    <w:lsdException w:name="Table Colorful 3" w:semiHidden="1" w:unhideWhenUsed="1"/>
-    <w:lsdException w:name="Table Columns 1" w:semiHidden="1" w:unhideWhenUsed="1"/>
-    <w:lsdException w:name="Table Columns 2" w:semiHidden="1" w:unhideWhenUsed="1"/>
-    <w:lsdException w:name="Table Columns 3" w:semiHidden="1" w:unhideWhenUsed="1"/>
-    <w:lsdException w:name="Table Columns 4" w:semiHidden="1" w:unhideWhenUsed="1"/>
-    <w:lsdException w:name="Table Columns 5" w:semiHidden="1" w:unhideWhenUsed="1"/>
-    <w:lsdException w:name="Table Grid 1" w:semiHidden="1" w:unhideWhenUsed="1"/>
-    <w:lsdException w:name="Table Grid 2" w:semiHidden="1" w:unhideWhenUsed="1"/>
-    <w:lsdException w:name="Table Grid 3" w:semiHidden="1" w:unhideWhenUsed="1"/>
-    <w:lsdException w:name="Table Grid 4" w:semiHidden="1" w:unhideWhenUsed="1"/>
-    <w:lsdException w:name="Table Grid 5" w:semiHidden="1" w:unhideWhenUsed="1"/>
-    <w:lsdException w:name="Table Grid 6" w:semiHidden="1" w:unhideWhenUsed="1"/>
-    <w:lsdException w:name="Table Grid 7" w:semiHidden="1" w:unhideWhenUsed="1"/>
-    <w:lsdException w:name="Table Grid 8" w:semiHidden="1" w:unhideWhenUsed="1"/>
-    <w:lsdException w:name="Table List 1" w:semiHidden="1" w:unhideWhenUsed="1"/>
-    <w:lsdException w:name="Table List 2" w:semiHidden="1" w:unhideWhenUsed="1"/>
-    <w:lsdException w:name="Table List 3" w:semiHidden="1" w:unhideWhenUsed="1"/>
-    <w:lsdException w:name="Table List 4" w:semiHidden="1" w:unhideWhenUsed="1"/>
-    <w:lsdException w:name="Table List 5" w:semiHidden="1" w:unhideWhenUsed="1"/>
-    <w:lsdException w:name="Table List 6" w:semiHidden="1" w:unhideWhenUsed="1"/>
-    <w:lsdException w:name="Table List 7" w:semiHidden="1" w:unhideWhenUsed="1"/>
-    <w:lsdException w:name="Table List 8" w:semiHidden="1" w:unhideWhenUsed="1"/>
-    <w:lsdException w:name="Table 3D effects 1" w:semiHidden="1" w:unhideWhenUsed="1"/>
-    <w:lsdException w:name="Table 3D effects 2" w:semiHidden="1" w:unhideWhenUsed="1"/>
-    <w:lsdException w:name="Table 3D effects 3" w:semiHidden="1" w:unhideWhenUsed="1"/>
-    <w:lsdException w:name="Table Contemporary" w:semiHidden="1" w:unhideWhenUsed="1"/>
-    <w:lsdException w:name="Table Elegant" w:semiHidden="1" w:unhideWhenUsed="1"/>
-    <w:lsdException w:name="Table Professional" w:semiHidden="1" w:unhideWhenUsed="1"/>
-    <w:lsdException w:name="Table Subtle 1" w:semiHidden="1" w:unhideWhenUsed="1"/>
-    <w:lsdException w:name="Table Subtle 2" w:semiHidden="1" w:unhideWhenUsed="1"/>
-    <w:lsdException w:name="Table Web 1" w:semiHidden="1" w:unhideWhenUsed="1"/>
-    <w:lsdException w:name="Table Web 2" w:semiHidden="1" w:unhideWhenUsed="1"/>
-    <w:lsdException w:name="Table Web 3" w:semiHidden="1" w:unhideWhenUsed="1"/>
-    <w:lsdException w:name="Table Grid" w:qFormat="1"/>
-    <w:lsdException w:name="Table Theme" w:semiHidden="1" w:unhideWhenUsed="1"/>
-    <w:lsdException w:name="Placeholder Text" w:semiHidden="1" w:uiPriority="99" w:unhideWhenUsed="1"/>
-    <w:lsdException w:name="No Spacing" w:semiHidden="1" w:uiPriority="99" w:unhideWhenUsed="1"/>
-    <w:lsdException w:name="Light Shading" w:uiPriority="60"/>
-    <w:lsdException w:name="Light List" w:uiPriority="61"/>
-    <w:lsdException w:name="Light Grid" w:uiPriority="62"/>
-    <w:lsdException w:name="Medium Shading 1" w:uiPriority="63"/>
-    <w:lsdException w:name="Medium Shading 2" w:uiPriority="64"/>
-    <w:lsdException w:name="Medium List 1" w:uiPriority="65"/>
-    <w:lsdException w:name="Medium List 2" w:uiPriority="66"/>
-    <w:lsdException w:name="Medium Grid 1" w:uiPriority="67"/>
-    <w:lsdException w:name="Medium Grid 2" w:uiPriority="68"/>
-    <w:lsdException w:name="Medium Grid 3" w:uiPriority="69"/>
-    <w:lsdException w:name="Dark List" w:uiPriority="70"/>
-    <w:lsdException w:name="Colorful Shading" w:uiPriority="71"/>
-    <w:lsdException w:name="Colorful List" w:uiPriority="72"/>
-    <w:lsdException w:name="Colorful Grid" w:uiPriority="73"/>
-    <w:lsdException w:name="Light Shading Accent 1" w:uiPriority="60"/>
-    <w:lsdException w:name="Light List Accent 1" w:uiPriority="61"/>
-    <w:lsdException w:name="Light Grid Accent 1" w:uiPriority="62"/>
-    <w:lsdException w:name="Medium Shading 1 Accent 1" w:uiPriority="63"/>
-    <w:lsdException w:name="Medium Shading 2 Accent 1" w:uiPriority="64"/>
-    <w:lsdException w:name="Medium List 1 Accent 1" w:uiPriority="65"/>
-    <w:lsdException w:name="Revision" w:semiHidden="1" w:uiPriority="99" w:unhideWhenUsed="1"/>
-    <w:lsdException w:name="List Paragraph" w:semiHidden="1" w:uiPriority="99" w:unhideWhenUsed="1"/>
-    <w:lsdException w:name="Quote" w:semiHidden="1" w:uiPriority="99" w:unhideWhenUsed="1"/>
-    <w:lsdException w:name="Intense Quote" w:semiHidden="1" w:uiPriority="99" w:unhideWhenUsed="1"/>
-    <w:lsdException w:name="Medium List 2 Accent 1" w:uiPriority="66"/>
-    <w:lsdException w:name="Medium Grid 1 Accent 1" w:uiPriority="67"/>
-    <w:lsdException w:name="Medium Grid 2 Accent 1" w:uiPriority="68"/>
-    <w:lsdException w:name="Medium Grid 3 Accent 1" w:uiPriority="69"/>
-    <w:lsdException w:name="Dark List Accent 1" w:uiPriority="70"/>
-    <w:lsdException w:name="Colorful Shading Accent 1" w:uiPriority="71"/>
-    <w:lsdException w:name="Colorful List Accent 1" w:uiPriority="72"/>
-    <w:lsdException w:name="Colorful Grid Accent 1" w:uiPriority="73"/>
-    <w:lsdException w:name="Light Shading Accent 2" w:uiPriority="60"/>
-    <w:lsdException w:name="Light List Accent 2" w:uiPriority="61"/>
-    <w:lsdException w:name="Light Grid Accent 2" w:uiPriority="62"/>
-    <w:lsdException w:name="Medium Shading 1 Accent 2" w:uiPriority="63"/>
-    <w:lsdException w:name="Medium Shading 2 Accent 2" w:uiPriority="64"/>
-    <w:lsdException w:name="Medium List 1 Accent 2" w:uiPriority="65"/>
-    <w:lsdException w:name="Medium List 2 Accent 2" w:uiPriority="66"/>
-    <w:lsdException w:name="Medium Grid 1 Accent 2" w:uiPriority="67"/>
-    <w:lsdException w:name="Medium Grid 2 Accent 2" w:uiPriority="68"/>
-    <w:lsdException w:name="Medium Grid 3 Accent 2" w:uiPriority="69"/>
-    <w:lsdException w:name="Dark List Accent 2" w:uiPriority="70"/>
-    <w:lsdException w:name="Colorful Shading Accent 2" w:uiPriority="71"/>
-    <w:lsdException w:name="Colorful List Accent 2" w:uiPriority="72"/>
-    <w:lsdException w:name="Colorful Grid Accent 2" w:uiPriority="73"/>
-    <w:lsdException w:name="Light Shading Accent 3" w:uiPriority="60"/>
-    <w:lsdException w:name="Light List Accent 3" w:uiPriority="61"/>
-    <w:lsdException w:name="Light Grid Accent 3" w:uiPriority="62"/>
-    <w:lsdException w:name="Medium Shading 1 Accent 3" w:uiPriority="63"/>
-    <w:lsdException w:name="Medium Shading 2 Accent 3" w:uiPriority="64"/>
-    <w:lsdException w:name="Medium List 1 Accent 3" w:uiPriority="65"/>
-    <w:lsdException w:name="Medium List 2 Accent 3" w:uiPriority="66"/>
-    <w:lsdException w:name="Medium Grid 1 Accent 3" w:uiPriority="67"/>
-    <w:lsdException w:name="Medium Grid 2 Accent 3" w:uiPriority="68"/>
-    <w:lsdException w:name="Medium Grid 3 Accent 3" w:uiPriority="69"/>
-    <w:lsdException w:name="Dark List Accent 3" w:uiPriority="70"/>
-    <w:lsdException w:name="Colorful Shading Accent 3" w:uiPriority="71"/>
-    <w:lsdException w:name="Colorful List Accent 3" w:uiPriority="72"/>
-    <w:lsdException w:name="Colorful Grid Accent 3" w:uiPriority="73"/>
-    <w:lsdException w:name="Light Shading Accent 4" w:uiPriority="60"/>
-    <w:lsdException w:name="Light List Accent 4" w:uiPriority="61"/>
-    <w:lsdException w:name="Light Grid Accent 4" w:uiPriority="62"/>
-    <w:lsdException w:name="Medium Shading 1 Accent 4" w:uiPriority="63"/>
-    <w:lsdException w:name="Medium Shading 2 Accent 4" w:uiPriority="64"/>
-    <w:lsdException w:name="Medium List 1 Accent 4" w:uiPriority="65"/>
-    <w:lsdException w:name="Medium List 2 Accent 4" w:uiPriority="66"/>
-    <w:lsdException w:name="Medium Grid 1 Accent 4" w:uiPriority="67"/>
-    <w:lsdException w:name="Medium Grid 2 Accent 4" w:uiPriority="68"/>
-    <w:lsdException w:name="Medium Grid 3 Accent 4" w:uiPriority="69"/>
-    <w:lsdException w:name="Dark List Accent 4" w:uiPriority="70"/>
-    <w:lsdException w:name="Colorful Shading Accent 4" w:uiPriority="71"/>
-    <w:lsdException w:name="Colorful List Accent 4" w:uiPriority="72"/>
-    <w:lsdException w:name="Colorful Grid Accent 4" w:uiPriority="73"/>
-    <w:lsdException w:name="Light Shading Accent 5" w:uiPriority="60"/>
-    <w:lsdException w:name="Light List Accent 5" w:uiPriority="61"/>
-    <w:lsdException w:name="Light Grid Accent 5" w:uiPriority="62"/>
-    <w:lsdException w:name="Medium Shading 1 Accent 5" w:uiPriority="63"/>
-    <w:lsdException w:name="Medium Shading 2 Accent 5" w:uiPriority="64"/>
-    <w:lsdException w:name="Medium List 1 Accent 5" w:uiPriority="65"/>
-    <w:lsdException w:name="Medium List 2 Accent 5" w:uiPriority="66"/>
-    <w:lsdException w:name="Medium Grid 1 Accent 5" w:uiPriority="67"/>
-    <w:lsdException w:name="Medium Grid 2 Accent 5" w:uiPriority="68"/>
-    <w:lsdException w:name="Medium Grid 3 Accent 5" w:uiPriority="69"/>
-    <w:lsdException w:name="Dark List Accent 5" w:uiPriority="70"/>
-    <w:lsdException w:name="Colorful Shading Accent 5" w:uiPriority="71"/>
-    <w:lsdException w:name="Colorful List Accent 5" w:uiPriority="72"/>
-    <w:lsdException w:name="Colorful Grid Accent 5" w:uiPriority="73"/>
-    <w:lsdException w:name="Light Shading Accent 6" w:uiPriority="60"/>
-    <w:lsdException w:name="Light List Accent 6" w:uiPriority="61"/>
-    <w:lsdException w:name="Light Grid Accent 6" w:uiPriority="62"/>
-    <w:lsdException w:name="Medium Shading 1 Accent 6" w:uiPriority="63"/>
-    <w:lsdException w:name="Medium Shading 2 Accent 6" w:uiPriority="64"/>
-    <w:lsdException w:name="Medium List 1 Accent 6" w:uiPriority="65"/>
-    <w:lsdException w:name="Medium List 2 Accent 6" w:uiPriority="66"/>
-    <w:lsdException w:name="Medium Grid 1 Accent 6" w:uiPriority="67"/>
-    <w:lsdException w:name="Medium Grid 2 Accent 6" w:uiPriority="68"/>
-    <w:lsdException w:name="Medium Grid 3 Accent 6" w:uiPriority="69"/>
-    <w:lsdException w:name="Dark List Accent 6" w:uiPriority="70"/>
-    <w:lsdException w:name="Colorful Shading Accent 6" w:uiPriority="71"/>
-    <w:lsdException w:name="Colorful List Accent 6" w:uiPriority="72"/>
-    <w:lsdException w:name="Colorful Grid Accent 6" w:uiPriority="73"/>
-    <w:lsdException w:name="Subtle Emphasis" w:uiPriority="19" w:qFormat="1"/>
-    <w:lsdException w:name="Intense Emphasis" w:uiPriority="21" w:qFormat="1"/>
-    <w:lsdException w:name="Subtle Reference" w:uiPriority="31" w:qFormat="1"/>
-    <w:lsdException w:name="Intense Reference" w:uiPriority="32" w:qFormat="1"/>
-    <w:lsdException w:name="Book Title" w:uiPriority="33" w:qFormat="1"/>
-    <w:lsdException w:name="Bibliography" w:semiHidden="1" w:uiPriority="37" w:unhideWhenUsed="1"/>
-    <w:lsdException w:name="TOC Heading" w:semiHidden="1" w:uiPriority="39" w:unhideWhenUsed="1" w:qFormat="1"/>
-    <w:lsdException w:name="Plain Table 1" w:uiPriority="41"/>
-    <w:lsdException w:name="Plain Table 2" w:uiPriority="42"/>
-    <w:lsdException w:name="Plain Table 3" w:uiPriority="43"/>
-    <w:lsdException w:name="Plain Table 4" w:uiPriority="44"/>
-    <w:lsdException w:name="Plain Table 5" w:uiPriority="45"/>
-    <w:lsdException w:name="Grid Table Light" w:uiPriority="40"/>
-    <w:lsdException w:name="Grid Table 1 Light" w:uiPriority="46"/>
-    <w:lsdException w:name="Grid Table 2" w:uiPriority="47"/>
-    <w:lsdException w:name="Grid Table 3" w:uiPriority="48"/>
-    <w:lsdException w:name="Grid Table 4" w:uiPriority="49"/>
-    <w:lsdException w:name="Grid Table 5 Dark" w:uiPriority="50"/>
-    <w:lsdException w:name="Grid Table 6 Colorful" w:uiPriority="51"/>
-    <w:lsdException w:name="Grid Table 7 Colorful" w:uiPriority="52"/>
-    <w:lsdException w:name="Grid Table 1 Light Accent 1" w:uiPriority="46"/>
-    <w:lsdException w:name="Grid Table 2 Accent 1" w:uiPriority="47"/>
-    <w:lsdException w:name="Grid Table 3 Accent 1" w:uiPriority="48"/>
-    <w:lsdException w:name="Grid Table 4 Accent 1" w:uiPriority="49"/>
-    <w:lsdException w:name="Grid Table 5 Dark Accent 1" w:uiPriority="50"/>
-    <w:lsdException w:name="Grid Table 6 Colorful Accent 1" w:uiPriority="51"/>
-    <w:lsdException w:name="Grid Table 7 Colorful Accent 1" w:uiPriority="52"/>
-    <w:lsdException w:name="Grid Table 1 Light Accent 2" w:uiPriority="46"/>
-    <w:lsdException w:name="Grid Table 2 Accent 2" w:uiPriority="47"/>
-    <w:lsdException w:name="Grid Table 3 Accent 2" w:uiPriority="48"/>
-    <w:lsdException w:name="Grid Table 4 Accent 2" w:uiPriority="49"/>
-    <w:lsdException w:name="Grid Table 5 Dark Accent 2" w:uiPriority="50"/>
-    <w:lsdException w:name="Grid Table 6 Colorful Accent 2" w:uiPriority="51"/>
-    <w:lsdException w:name="Grid Table 7 Colorful Accent 2" w:uiPriority="52"/>
-    <w:lsdException w:name="Grid Table 1 Light Accent 3" w:uiPriority="46"/>
-    <w:lsdException w:name="Grid Table 2 Accent 3" w:uiPriority="47"/>
-    <w:lsdException w:name="Grid Table 3 Accent 3" w:uiPriority="48"/>
-    <w:lsdException w:name="Grid Table 4 Accent 3" w:uiPriority="49"/>
-    <w:lsdException w:name="Grid Table 5 Dark Accent 3" w:uiPriority="50"/>
-    <w:lsdException w:name="Grid Table 6 Colorful Accent 3" w:uiPriority="51"/>
-    <w:lsdException w:name="Grid Table 7 Colorful Accent 3" w:uiPriority="52"/>
-    <w:lsdException w:name="Grid Table 1 Light Accent 4" w:uiPriority="46"/>
-    <w:lsdException w:name="Grid Table 2 Accent 4" w:uiPriority="47"/>
-    <w:lsdException w:name="Grid Table 3 Accent 4" w:uiPriority="48"/>
-    <w:lsdException w:name="Grid Table 4 Accent 4" w:uiPriority="49"/>
-    <w:lsdException w:name="Grid Table 5 Dark Accent 4" w:uiPriority="50"/>
-    <w:lsdException w:name="Grid Table 6 Colorful Accent 4" w:uiPriority="51"/>
-    <w:lsdException w:name="Grid Table 7 Colorful Accent 4" w:uiPriority="52"/>
-    <w:lsdException w:name="Grid Table 1 Light Accent 5" w:uiPriority="46"/>
-    <w:lsdException w:name="Grid Table 2 Accent 5" w:uiPriority="47"/>
-    <w:lsdException w:name="Grid Table 3 Accent 5" w:uiPriority="48"/>
-    <w:lsdException w:name="Grid Table 4 Accent 5" w:uiPriority="49"/>
-    <w:lsdException w:name="Grid Table 5 Dark Accent 5" w:uiPriority="50"/>
-    <w:lsdException w:name="Grid Table 6 Colorful Accent 5" w:uiPriority="51"/>
-    <w:lsdException w:name="Grid Table 7 Colorful Accent 5" w:uiPriority="52"/>
-    <w:lsdException w:name="Grid Table 1 Light Accent 6" w:uiPriority="46"/>
-    <w:lsdException w:name="Grid Table 2 Accent 6" w:uiPriority="47"/>
-    <w:lsdException w:name="Grid Table 3 Accent 6" w:uiPriority="48"/>
-    <w:lsdException w:name="Grid Table 4 Accent 6" w:uiPriority="49"/>
-    <w:lsdException w:name="Grid Table 5 Dark Accent 6" w:uiPriority="50"/>
-    <w:lsdException w:name="Grid Table 6 Colorful Accent 6" w:uiPriority="51"/>
-    <w:lsdException w:name="Grid Table 7 Colorful Accent 6" w:uiPriority="52"/>
-    <w:lsdException w:name="List Table 1 Light" w:uiPriority="46"/>
-    <w:lsdException w:name="List Table 2" w:uiPriority="47"/>
-    <w:lsdException w:name="List Table 3" w:uiPriority="48"/>
-    <w:lsdException w:name="List Table 4" w:uiPriority="49"/>
-    <w:lsdException w:name="List Table 5 Dark" w:uiPriority="50"/>
-    <w:lsdException w:name="List Table 6 Colorful" w:uiPriority="51"/>
-    <w:lsdException w:name="List Table 7 Colorful" w:uiPriority="52"/>
-    <w:lsdException w:name="List Table 1 Light Accent 1" w:uiPriority="46"/>
-    <w:lsdException w:name="List Table 2 Accent 1" w:uiPriority="47"/>
-    <w:lsdException w:name="List Table 3 Accent 1" w:uiPriority="48"/>
-    <w:lsdException w:name="List Table 4 Accent 1" w:uiPriority="49"/>
-    <w:lsdException w:name="List Table 5 Dark Accent 1" w:uiPriority="50"/>
-    <w:lsdException w:name="List Table 6 Colorful Accent 1" w:uiPriority="51"/>
-    <w:lsdException w:name="List Table 7 Colorful Accent 1" w:uiPriority="52"/>
-    <w:lsdException w:name="List Table 1 Light Accent 2" w:uiPriority="46"/>
-    <w:lsdException w:name="List Table 2 Accent 2" w:uiPriority="47"/>
-    <w:lsdException w:name="List Table 3 Accent 2" w:uiPriority="48"/>
-    <w:lsdException w:name="List Table 4 Accent 2" w:uiPriority="49"/>
-    <w:lsdException w:name="List Table 5 Dark Accent 2" w:uiPriority="50"/>
-    <w:lsdException w:name="List Table 6 Colorful Accent 2" w:uiPriority="51"/>
-    <w:lsdException w:name="List Table 7 Colorful Accent 2" w:uiPriority="52"/>
-    <w:lsdException w:name="List Table 1 Light Accent 3" w:uiPriority="46"/>
-    <w:lsdException w:name="List Table 2 Accent 3" w:uiPriority="47"/>
-    <w:lsdException w:name="List Table 3 Accent 3" w:uiPriority="48"/>
-    <w:lsdException w:name="List Table 4 Accent 3" w:uiPriority="49"/>
-    <w:lsdException w:name="List Table 5 Dark Accent 3" w:uiPriority="50"/>
-    <w:lsdException w:name="List Table 6 Colorful Accent 3" w:uiPriority="51"/>
-    <w:lsdException w:name="List Table 7 Colorful Accent 3" w:uiPriority="52"/>
-    <w:lsdException w:name="List Table 1 Light Accent 4" w:uiPriority="46"/>
-    <w:lsdException w:name="List Table 2 Accent 4" w:uiPriority="47"/>
-    <w:lsdException w:name="List Table 3 Accent 4" w:uiPriority="48"/>
-    <w:lsdException w:name="List Table 4 Accent 4" w:uiPriority="49"/>
-    <w:lsdException w:name="List Table 5 Dark Accent 4" w:uiPriority="50"/>
-    <w:lsdException w:name="List Table 6 Colorful Accent 4" w:uiPriority="51"/>
-    <w:lsdException w:name="List Table 7 Colorful Accent 4" w:uiPriority="52"/>
-    <w:lsdException w:name="List Table 1 Light Accent 5" w:uiPriority="46"/>
-    <w:lsdException w:name="List Table 2 Accent 5" w:uiPriority="47"/>
-    <w:lsdException w:name="List Table 3 Accent 5" w:uiPriority="48"/>
-    <w:lsdException w:name="List Table 4 Accent 5" w:uiPriority="49"/>
-    <w:lsdException w:name="List Table 5 Dark Accent 5" w:uiPriority="50"/>
-    <w:lsdException w:name="List Table 6 Colorful Accent 5" w:uiPriority="51"/>
-    <w:lsdException w:name="List Table 7 Colorful Accent 5" w:uiPriority="52"/>
-    <w:lsdException w:name="List Table 1 Light Accent 6" w:uiPriority="46"/>
-    <w:lsdException w:name="List Table 2 Accent 6" w:uiPriority="47"/>
-    <w:lsdException w:name="List Table 3 Accent 6" w:uiPriority="48"/>
-    <w:lsdException w:name="List Table 4 Accent 6" w:uiPriority="49"/>
-    <w:lsdException w:name="List Table 5 Dark Accent 6" w:uiPriority="50"/>
-    <w:lsdException w:name="List Table 6 Colorful Accent 6" w:uiPriority="51"/>
-    <w:lsdException w:name="List Table 7 Colorful Accent 6" w:uiPriority="52"/>
-    <w:lsdException w:name="Mention" w:semiHidden="1" w:uiPriority="99" w:unhideWhenUsed="1"/>
-    <w:lsdException w:name="Smart Hyperlink" w:semiHidden="1" w:uiPriority="99" w:unhideWhenUsed="1"/>
-    <w:lsdException w:name="Hashtag" w:semiHidden="1" w:uiPriority="99" w:unhideWhenUsed="1"/>
-    <w:lsdException w:name="Unresolved Mention" w:semiHidden="1" w:uiPriority="99" w:unhideWhenUsed="1"/>
-    <w:lsdException w:name="Smart Link" w:semiHidden="1" w:uiPriority="99" w:unhideWhenUsed="1"/>
+  <w:latentStyles w:count="260" w:defQFormat="0" w:defUnhideWhenUsed="1" w:defSemiHidden="1" w:defUIPriority="99" w:defLockedState="0">
+    <w:lsdException w:qFormat="1" w:unhideWhenUsed="0" w:uiPriority="0" w:semiHidden="0" w:name="Normal"/>
+    <w:lsdException w:qFormat="1" w:unhideWhenUsed="0" w:uiPriority="0" w:semiHidden="0" w:name="heading 1"/>
+    <w:lsdException w:qFormat="1" w:uiPriority="0" w:semiHidden="0" w:name="heading 2"/>
+    <w:lsdException w:qFormat="1" w:uiPriority="0" w:name="heading 3"/>
+    <w:lsdException w:qFormat="1" w:uiPriority="0" w:semiHidden="0" w:name="heading 4"/>
+    <w:lsdException w:qFormat="1" w:uiPriority="0" w:name="heading 5"/>
+    <w:lsdException w:qFormat="1" w:uiPriority="0" w:name="heading 6"/>
+    <w:lsdException w:qFormat="1" w:uiPriority="0" w:name="heading 7"/>
+    <w:lsdException w:qFormat="1" w:uiPriority="0" w:name="heading 8"/>
+    <w:lsdException w:qFormat="1" w:uiPriority="0" w:name="heading 9"/>
+    <w:lsdException w:unhideWhenUsed="0" w:uiPriority="0" w:semiHidden="0" w:name="index 1"/>
+    <w:lsdException w:unhideWhenUsed="0" w:uiPriority="0" w:semiHidden="0" w:name="index 2"/>
+    <w:lsdException w:unhideWhenUsed="0" w:uiPriority="0" w:semiHidden="0" w:name="index 3"/>
+    <w:lsdException w:unhideWhenUsed="0" w:uiPriority="0" w:semiHidden="0" w:name="index 4"/>
+    <w:lsdException w:unhideWhenUsed="0" w:uiPriority="0" w:semiHidden="0" w:name="index 5"/>
+    <w:lsdException w:unhideWhenUsed="0" w:uiPriority="0" w:semiHidden="0" w:name="index 6"/>
+    <w:lsdException w:unhideWhenUsed="0" w:uiPriority="0" w:semiHidden="0" w:name="index 7"/>
+    <w:lsdException w:unhideWhenUsed="0" w:uiPriority="0" w:semiHidden="0" w:name="index 8"/>
+    <w:lsdException w:unhideWhenUsed="0" w:uiPriority="0" w:semiHidden="0" w:name="index 9"/>
+    <w:lsdException w:qFormat="1" w:unhideWhenUsed="0" w:uiPriority="0" w:semiHidden="0" w:name="toc 1"/>
+    <w:lsdException w:qFormat="1" w:unhideWhenUsed="0" w:uiPriority="0" w:semiHidden="0" w:name="toc 2"/>
+    <w:lsdException w:qFormat="1" w:unhideWhenUsed="0" w:uiPriority="0" w:semiHidden="0" w:name="toc 3"/>
+    <w:lsdException w:unhideWhenUsed="0" w:uiPriority="0" w:semiHidden="0" w:name="toc 4"/>
+    <w:lsdException w:unhideWhenUsed="0" w:uiPriority="0" w:semiHidden="0" w:name="toc 5"/>
+    <w:lsdException w:unhideWhenUsed="0" w:uiPriority="0" w:semiHidden="0" w:name="toc 6"/>
+    <w:lsdException w:unhideWhenUsed="0" w:uiPriority="0" w:semiHidden="0" w:name="toc 7"/>
+    <w:lsdException w:unhideWhenUsed="0" w:uiPriority="0" w:semiHidden="0" w:name="toc 8"/>
+    <w:lsdException w:unhideWhenUsed="0" w:uiPriority="0" w:semiHidden="0" w:name="toc 9"/>
+    <w:lsdException w:unhideWhenUsed="0" w:uiPriority="0" w:semiHidden="0" w:name="Normal Indent"/>
+    <w:lsdException w:unhideWhenUsed="0" w:uiPriority="0" w:semiHidden="0" w:name="footnote text"/>
+    <w:lsdException w:qFormat="1" w:unhideWhenUsed="0" w:uiPriority="0" w:semiHidden="0" w:name="annotation text"/>
+    <w:lsdException w:qFormat="1" w:unhideWhenUsed="0" w:uiPriority="0" w:semiHidden="0" w:name="header"/>
+    <w:lsdException w:qFormat="1" w:unhideWhenUsed="0" w:uiPriority="0" w:semiHidden="0" w:name="footer"/>
+    <w:lsdException w:unhideWhenUsed="0" w:uiPriority="0" w:semiHidden="0" w:name="index heading"/>
+    <w:lsdException w:qFormat="1" w:uiPriority="0" w:name="caption"/>
+    <w:lsdException w:unhideWhenUsed="0" w:uiPriority="0" w:semiHidden="0" w:name="table of figures"/>
+    <w:lsdException w:unhideWhenUsed="0" w:uiPriority="0" w:semiHidden="0" w:name="envelope address"/>
+    <w:lsdException w:unhideWhenUsed="0" w:uiPriority="0" w:semiHidden="0" w:name="envelope return"/>
+    <w:lsdException w:unhideWhenUsed="0" w:uiPriority="0" w:semiHidden="0" w:name="footnote reference"/>
+    <w:lsdException w:unhideWhenUsed="0" w:uiPriority="0" w:semiHidden="0" w:name="annotation reference"/>
+    <w:lsdException w:unhideWhenUsed="0" w:uiPriority="0" w:semiHidden="0" w:name="line number"/>
+    <w:lsdException w:unhideWhenUsed="0" w:uiPriority="0" w:semiHidden="0" w:name="page number"/>
+    <w:lsdException w:unhideWhenUsed="0" w:uiPriority="0" w:semiHidden="0" w:name="endnote reference"/>
+    <w:lsdException w:unhideWhenUsed="0" w:uiPriority="0" w:semiHidden="0" w:name="endnote text"/>
+    <w:lsdException w:unhideWhenUsed="0" w:uiPriority="0" w:semiHidden="0" w:name="table of authorities"/>
+    <w:lsdException w:unhideWhenUsed="0" w:uiPriority="0" w:semiHidden="0" w:name="macro"/>
+    <w:lsdException w:unhideWhenUsed="0" w:uiPriority="0" w:semiHidden="0" w:name="toa heading"/>
+    <w:lsdException w:unhideWhenUsed="0" w:uiPriority="0" w:semiHidden="0" w:name="List"/>
+    <w:lsdException w:unhideWhenUsed="0" w:uiPriority="0" w:semiHidden="0" w:name="List Bullet"/>
+    <w:lsdException w:unhideWhenUsed="0" w:uiPriority="0" w:semiHidden="0" w:name="List Number"/>
+    <w:lsdException w:unhideWhenUsed="0" w:uiPriority="0" w:semiHidden="0" w:name="List 2"/>
+    <w:lsdException w:unhideWhenUsed="0" w:uiPriority="0" w:semiHidden="0" w:name="List 3"/>
+    <w:lsdException w:unhideWhenUsed="0" w:uiPriority="0" w:semiHidden="0" w:name="List 4"/>
+    <w:lsdException w:unhideWhenUsed="0" w:uiPriority="0" w:semiHidden="0" w:name="List 5"/>
+    <w:lsdException w:unhideWhenUsed="0" w:uiPriority="0" w:semiHidden="0" w:name="List Bullet 2"/>
+    <w:lsdException w:unhideWhenUsed="0" w:uiPriority="0" w:semiHidden="0" w:name="List Bullet 3"/>
+    <w:lsdException w:unhideWhenUsed="0" w:uiPriority="0" w:semiHidden="0" w:name="List Bullet 4"/>
+    <w:lsdException w:unhideWhenUsed="0" w:uiPriority="0" w:semiHidden="0" w:name="List Bullet 5"/>
+    <w:lsdException w:unhideWhenUsed="0" w:uiPriority="0" w:semiHidden="0" w:name="List Number 2"/>
+    <w:lsdException w:unhideWhenUsed="0" w:uiPriority="0" w:semiHidden="0" w:name="List Number 3"/>
+    <w:lsdException w:unhideWhenUsed="0" w:uiPriority="0" w:semiHidden="0" w:name="List Number 4"/>
+    <w:lsdException w:unhideWhenUsed="0" w:uiPriority="0" w:semiHidden="0" w:name="List Number 5"/>
+    <w:lsdException w:qFormat="1" w:unhideWhenUsed="0" w:uiPriority="0" w:semiHidden="0" w:name="Title"/>
+    <w:lsdException w:unhideWhenUsed="0" w:uiPriority="0" w:semiHidden="0" w:name="Closing"/>
+    <w:lsdException w:unhideWhenUsed="0" w:uiPriority="0" w:semiHidden="0" w:name="Signature"/>
+    <w:lsdException w:uiPriority="1" w:name="Default Paragraph Font"/>
+    <w:lsdException w:qFormat="1" w:unhideWhenUsed="0" w:uiPriority="0" w:name="Body Text"/>
+    <w:lsdException w:unhideWhenUsed="0" w:uiPriority="0" w:semiHidden="0" w:name="Body Text Indent"/>
+    <w:lsdException w:unhideWhenUsed="0" w:uiPriority="0" w:semiHidden="0" w:name="List Continue"/>
+    <w:lsdException w:unhideWhenUsed="0" w:uiPriority="0" w:semiHidden="0" w:name="List Continue 2"/>
+    <w:lsdException w:unhideWhenUsed="0" w:uiPriority="0" w:semiHidden="0" w:name="List Continue 3"/>
+    <w:lsdException w:unhideWhenUsed="0" w:uiPriority="0" w:semiHidden="0" w:name="List Continue 4"/>
+    <w:lsdException w:unhideWhenUsed="0" w:uiPriority="0" w:semiHidden="0" w:name="List Continue 5"/>
+    <w:lsdException w:unhideWhenUsed="0" w:uiPriority="0" w:semiHidden="0" w:name="Message Header"/>
+    <w:lsdException w:qFormat="1" w:unhideWhenUsed="0" w:uiPriority="0" w:semiHidden="0" w:name="Subtitle"/>
+    <w:lsdException w:unhideWhenUsed="0" w:uiPriority="0" w:semiHidden="0" w:name="Salutation"/>
+    <w:lsdException w:unhideWhenUsed="0" w:uiPriority="0" w:semiHidden="0" w:name="Date"/>
+    <w:lsdException w:unhideWhenUsed="0" w:uiPriority="0" w:semiHidden="0" w:name="Body Text First Indent"/>
+    <w:lsdException w:unhideWhenUsed="0" w:uiPriority="0" w:semiHidden="0" w:name="Body Text First Indent 2"/>
+    <w:lsdException w:uiPriority="99" w:name="Note Heading"/>
+    <w:lsdException w:unhideWhenUsed="0" w:uiPriority="0" w:semiHidden="0" w:name="Body Text 2"/>
+    <w:lsdException w:unhideWhenUsed="0" w:uiPriority="0" w:semiHidden="0" w:name="Body Text 3"/>
+    <w:lsdException w:unhideWhenUsed="0" w:uiPriority="0" w:semiHidden="0" w:name="Body Text Indent 2"/>
+    <w:lsdException w:unhideWhenUsed="0" w:uiPriority="0" w:semiHidden="0" w:name="Body Text Indent 3"/>
+    <w:lsdException w:unhideWhenUsed="0" w:uiPriority="0" w:semiHidden="0" w:name="Block Text"/>
+    <w:lsdException w:unhideWhenUsed="0" w:uiPriority="0" w:semiHidden="0" w:name="Hyperlink"/>
+    <w:lsdException w:unhideWhenUsed="0" w:uiPriority="0" w:semiHidden="0" w:name="FollowedHyperlink"/>
+    <w:lsdException w:qFormat="1" w:unhideWhenUsed="0" w:uiPriority="0" w:semiHidden="0" w:name="Strong"/>
+    <w:lsdException w:qFormat="1" w:unhideWhenUsed="0" w:uiPriority="0" w:semiHidden="0" w:name="Emphasis"/>
+    <w:lsdException w:unhideWhenUsed="0" w:uiPriority="0" w:semiHidden="0" w:name="Document Map"/>
+    <w:lsdException w:unhideWhenUsed="0" w:uiPriority="0" w:semiHidden="0" w:name="Plain Text"/>
+    <w:lsdException w:unhideWhenUsed="0" w:uiPriority="0" w:semiHidden="0" w:name="E-mail Signature"/>
+    <w:lsdException w:qFormat="1" w:unhideWhenUsed="0" w:uiPriority="0" w:semiHidden="0" w:name="Normal (Web)"/>
+    <w:lsdException w:unhideWhenUsed="0" w:uiPriority="0" w:semiHidden="0" w:name="HTML Acronym"/>
+    <w:lsdException w:unhideWhenUsed="0" w:uiPriority="0" w:semiHidden="0" w:name="HTML Address"/>
+    <w:lsdException w:unhideWhenUsed="0" w:uiPriority="0" w:semiHidden="0" w:name="HTML Cite"/>
+    <w:lsdException w:unhideWhenUsed="0" w:uiPriority="0" w:semiHidden="0" w:name="HTML Code"/>
+    <w:lsdException w:unhideWhenUsed="0" w:uiPriority="0" w:semiHidden="0" w:name="HTML Definition"/>
+    <w:lsdException w:unhideWhenUsed="0" w:uiPriority="0" w:semiHidden="0" w:name="HTML Keyboard"/>
+    <w:lsdException w:unhideWhenUsed="0" w:uiPriority="0" w:semiHidden="0" w:name="HTML Preformatted"/>
+    <w:lsdException w:unhideWhenUsed="0" w:uiPriority="0" w:semiHidden="0" w:name="HTML Sample"/>
+    <w:lsdException w:unhideWhenUsed="0" w:uiPriority="0" w:semiHidden="0" w:name="HTML Typewriter"/>
+    <w:lsdException w:unhideWhenUsed="0" w:uiPriority="0" w:semiHidden="0" w:name="HTML Variable"/>
+    <w:lsdException w:qFormat="1" w:uiPriority="99" w:name="Normal Table"/>
+    <w:lsdException w:unhideWhenUsed="0" w:uiPriority="0" w:semiHidden="0" w:name="annotation subject"/>
+    <w:lsdException w:uiPriority="0" w:name="Table Simple 1"/>
+    <w:lsdException w:uiPriority="0" w:name="Table Simple 2"/>
+    <w:lsdException w:uiPriority="0" w:name="Table Simple 3"/>
+    <w:lsdException w:uiPriority="0" w:name="Table Classic 1"/>
+    <w:lsdException w:uiPriority="0" w:name="Table Classic 2"/>
+    <w:lsdException w:uiPriority="0" w:name="Table Classic 3"/>
+    <w:lsdException w:uiPriority="0" w:name="Table Classic 4"/>
+    <w:lsdException w:uiPriority="0" w:name="Table Colorful 1"/>
+    <w:lsdException w:uiPriority="0" w:name="Table Colorful 2"/>
+    <w:lsdException w:uiPriority="0" w:name="Table Colorful 3"/>
+    <w:lsdException w:uiPriority="0" w:name="Table Columns 1"/>
+    <w:lsdException w:uiPriority="0" w:name="Table Columns 2"/>
+    <w:lsdException w:uiPriority="0" w:name="Table Columns 3"/>
+    <w:lsdException w:uiPriority="0" w:name="Table Columns 4"/>
+    <w:lsdException w:uiPriority="0" w:name="Table Columns 5"/>
+    <w:lsdException w:uiPriority="0" w:name="Table Grid 1"/>
+    <w:lsdException w:uiPriority="0" w:name="Table Grid 2"/>
+    <w:lsdException w:uiPriority="0" w:name="Table Grid 3"/>
+    <w:lsdException w:uiPriority="0" w:name="Table Grid 4"/>
+    <w:lsdException w:uiPriority="0" w:name="Table Grid 5"/>
+    <w:lsdException w:uiPriority="0" w:name="Table Grid 6"/>
+    <w:lsdException w:uiPriority="0" w:name="Table Grid 7"/>
+    <w:lsdException w:uiPriority="0" w:name="Table Grid 8"/>
+    <w:lsdException w:uiPriority="0" w:name="Table List 1"/>
+    <w:lsdException w:uiPriority="0" w:name="Table List 2"/>
+    <w:lsdException w:uiPriority="0" w:name="Table List 3"/>
+    <w:lsdException w:uiPriority="0" w:name="Table List 4"/>
+    <w:lsdException w:uiPriority="0" w:name="Table List 5"/>
+    <w:lsdException w:uiPriority="0" w:name="Table List 6"/>
+    <w:lsdException w:uiPriority="0" w:name="Table List 7"/>
+    <w:lsdException w:uiPriority="0" w:name="Table List 8"/>
+    <w:lsdException w:uiPriority="0" w:name="Table 3D effects 1"/>
+    <w:lsdException w:uiPriority="0" w:name="Table 3D effects 2"/>
+    <w:lsdException w:uiPriority="0" w:name="Table 3D effects 3"/>
+    <w:lsdException w:uiPriority="0" w:name="Table Contemporary"/>
+    <w:lsdException w:uiPriority="0" w:name="Table Elegant"/>
+    <w:lsdException w:uiPriority="0" w:name="Table Professional"/>
+    <w:lsdException w:uiPriority="0" w:name="Table Subtle 1"/>
+    <w:lsdException w:uiPriority="0" w:name="Table Subtle 2"/>
+    <w:lsdException w:uiPriority="0" w:name="Table Web 1"/>
+    <w:lsdException w:uiPriority="0" w:name="Table Web 2"/>
+    <w:lsdException w:uiPriority="0" w:name="Table Web 3"/>
+    <w:lsdException w:unhideWhenUsed="0" w:uiPriority="0" w:semiHidden="0" w:name="Balloon Text"/>
+    <w:lsdException w:qFormat="1" w:unhideWhenUsed="0" w:uiPriority="0" w:semiHidden="0" w:name="Table Grid"/>
+    <w:lsdException w:uiPriority="0" w:name="Table Theme"/>
+    <w:lsdException w:unhideWhenUsed="0" w:uiPriority="60" w:semiHidden="0" w:name="Light Shading"/>
+    <w:lsdException w:unhideWhenUsed="0" w:uiPriority="61" w:semiHidden="0" w:name="Light List"/>
+    <w:lsdException w:unhideWhenUsed="0" w:uiPriority="62" w:semiHidden="0" w:name="Light Grid"/>
+    <w:lsdException w:unhideWhenUsed="0" w:uiPriority="63" w:semiHidden="0" w:name="Medium Shading 1"/>
+    <w:lsdException w:unhideWhenUsed="0" w:uiPriority="64" w:semiHidden="0" w:name="Medium Shading 2"/>
+    <w:lsdException w:unhideWhenUsed="0" w:uiPriority="65" w:semiHidden="0" w:name="Medium List 1"/>
+    <w:lsdException w:unhideWhenUsed="0" w:uiPriority="66" w:semiHidden="0" w:name="Medium List 2"/>
+    <w:lsdException w:unhideWhenUsed="0" w:uiPriority="67" w:semiHidden="0" w:name="Medium Grid 1"/>
+    <w:lsdException w:unhideWhenUsed="0" w:uiPriority="68" w:semiHidden="0" w:name="Medium Grid 2"/>
+    <w:lsdException w:unhideWhenUsed="0" w:uiPriority="69" w:semiHidden="0" w:name="Medium Grid 3"/>
+    <w:lsdException w:unhideWhenUsed="0" w:uiPriority="70" w:semiHidden="0" w:name="Dark List"/>
+    <w:lsdException w:unhideWhenUsed="0" w:uiPriority="71" w:semiHidden="0" w:name="Colorful Shading"/>
+    <w:lsdException w:unhideWhenUsed="0" w:uiPriority="72" w:semiHidden="0" w:name="Colorful List"/>
+    <w:lsdException w:unhideWhenUsed="0" w:uiPriority="73" w:semiHidden="0" w:name="Colorful Grid"/>
+    <w:lsdException w:unhideWhenUsed="0" w:uiPriority="60" w:semiHidden="0" w:name="Light Shading Accent 1"/>
+    <w:lsdException w:unhideWhenUsed="0" w:uiPriority="61" w:semiHidden="0" w:name="Light List Accent 1"/>
+    <w:lsdException w:unhideWhenUsed="0" w:uiPriority="62" w:semiHidden="0" w:name="Light Grid Accent 1"/>
+    <w:lsdException w:unhideWhenUsed="0" w:uiPriority="63" w:semiHidden="0" w:name="Medium Shading 1 Accent 1"/>
+    <w:lsdException w:unhideWhenUsed="0" w:uiPriority="64" w:semiHidden="0" w:name="Medium Shading 2 Accent 1"/>
+    <w:lsdException w:unhideWhenUsed="0" w:uiPriority="65" w:semiHidden="0" w:name="Medium List 1 Accent 1"/>
+    <w:lsdException w:unhideWhenUsed="0" w:uiPriority="66" w:semiHidden="0" w:name="Medium List 2 Accent 1"/>
+    <w:lsdException w:unhideWhenUsed="0" w:uiPriority="67" w:semiHidden="0" w:name="Medium Grid 1 Accent 1"/>
+    <w:lsdException w:unhideWhenUsed="0" w:uiPriority="68" w:semiHidden="0" w:name="Medium Grid 2 Accent 1"/>
+    <w:lsdException w:unhideWhenUsed="0" w:uiPriority="69" w:semiHidden="0" w:name="Medium Grid 3 Accent 1"/>
+    <w:lsdException w:unhideWhenUsed="0" w:uiPriority="70" w:semiHidden="0" w:name="Dark List Accent 1"/>
+    <w:lsdException w:unhideWhenUsed="0" w:uiPriority="71" w:semiHidden="0" w:name="Colorful Shading Accent 1"/>
+    <w:lsdException w:unhideWhenUsed="0" w:uiPriority="72" w:semiHidden="0" w:name="Colorful List Accent 1"/>
+    <w:lsdException w:unhideWhenUsed="0" w:uiPriority="73" w:semiHidden="0" w:name="Colorful Grid Accent 1"/>
+    <w:lsdException w:unhideWhenUsed="0" w:uiPriority="60" w:semiHidden="0" w:name="Light Shading Accent 2"/>
+    <w:lsdException w:unhideWhenUsed="0" w:uiPriority="61" w:semiHidden="0" w:name="Light List Accent 2"/>
+    <w:lsdException w:unhideWhenUsed="0" w:uiPriority="62" w:semiHidden="0" w:name="Light Grid Accent 2"/>
+    <w:lsdException w:unhideWhenUsed="0" w:uiPriority="63" w:semiHidden="0" w:name="Medium Shading 1 Accent 2"/>
+    <w:lsdException w:unhideWhenUsed="0" w:uiPriority="64" w:semiHidden="0" w:name="Medium Shading 2 Accent 2"/>
+    <w:lsdException w:unhideWhenUsed="0" w:uiPriority="65" w:semiHidden="0" w:name="Medium List 1 Accent 2"/>
+    <w:lsdException w:unhideWhenUsed="0" w:uiPriority="66" w:semiHidden="0" w:name="Medium List 2 Accent 2"/>
+    <w:lsdException w:unhideWhenUsed="0" w:uiPriority="67" w:semiHidden="0" w:name="Medium Grid 1 Accent 2"/>
+    <w:lsdException w:unhideWhenUsed="0" w:uiPriority="68" w:semiHidden="0" w:name="Medium Grid 2 Accent 2"/>
+    <w:lsdException w:unhideWhenUsed="0" w:uiPriority="69" w:semiHidden="0" w:name="Medium Grid 3 Accent 2"/>
+    <w:lsdException w:unhideWhenUsed="0" w:uiPriority="70" w:semiHidden="0" w:name="Dark List Accent 2"/>
+    <w:lsdException w:unhideWhenUsed="0" w:uiPriority="71" w:semiHidden="0" w:name="Colorful Shading Accent 2"/>
+    <w:lsdException w:unhideWhenUsed="0" w:uiPriority="72" w:semiHidden="0" w:name="Colorful List Accent 2"/>
+    <w:lsdException w:unhideWhenUsed="0" w:uiPriority="73" w:semiHidden="0" w:name="Colorful Grid Accent 2"/>
+    <w:lsdException w:unhideWhenUsed="0" w:uiPriority="60" w:semiHidden="0" w:name="Light Shading Accent 3"/>
+    <w:lsdException w:unhideWhenUsed="0" w:uiPriority="61" w:semiHidden="0" w:name="Light List Accent 3"/>
+    <w:lsdException w:unhideWhenUsed="0" w:uiPriority="62" w:semiHidden="0" w:name="Light Grid Accent 3"/>
+    <w:lsdException w:unhideWhenUsed="0" w:uiPriority="63" w:semiHidden="0" w:name="Medium Shading 1 Accent 3"/>
+    <w:lsdException w:unhideWhenUsed="0" w:uiPriority="64" w:semiHidden="0" w:name="Medium Shading 2 Accent 3"/>
+    <w:lsdException w:unhideWhenUsed="0" w:uiPriority="65" w:semiHidden="0" w:name="Medium List 1 Accent 3"/>
+    <w:lsdException w:unhideWhenUsed="0" w:uiPriority="66" w:semiHidden="0" w:name="Medium List 2 Accent 3"/>
+    <w:lsdException w:unhideWhenUsed="0" w:uiPriority="67" w:semiHidden="0" w:name="Medium Grid 1 Accent 3"/>
+    <w:lsdException w:unhideWhenUsed="0" w:uiPriority="68" w:semiHidden="0" w:name="Medium Grid 2 Accent 3"/>
+    <w:lsdException w:unhideWhenUsed="0" w:uiPriority="69" w:semiHidden="0" w:name="Medium Grid 3 Accent 3"/>
+    <w:lsdException w:unhideWhenUsed="0" w:uiPriority="70" w:semiHidden="0" w:name="Dark List Accent 3"/>
+    <w:lsdException w:unhideWhenUsed="0" w:uiPriority="71" w:semiHidden="0" w:name="Colorful Shading Accent 3"/>
+    <w:lsdException w:unhideWhenUsed="0" w:uiPriority="72" w:semiHidden="0" w:name="Colorful List Accent 3"/>
+    <w:lsdException w:unhideWhenUsed="0" w:uiPriority="73" w:semiHidden="0" w:name="Colorful Grid Accent 3"/>
+    <w:lsdException w:unhideWhenUsed="0" w:uiPriority="60" w:semiHidden="0" w:name="Light Shading Accent 4"/>
+    <w:lsdException w:unhideWhenUsed="0" w:uiPriority="61" w:semiHidden="0" w:name="Light List Accent 4"/>
+    <w:lsdException w:unhideWhenUsed="0" w:uiPriority="62" w:semiHidden="0" w:name="Light Grid Accent 4"/>
+    <w:lsdException w:unhideWhenUsed="0" w:uiPriority="63" w:semiHidden="0" w:name="Medium Shading 1 Accent 4"/>
+    <w:lsdException w:unhideWhenUsed="0" w:uiPriority="64" w:semiHidden="0" w:name="Medium Shading 2 Accent 4"/>
+    <w:lsdException w:unhideWhenUsed="0" w:uiPriority="65" w:semiHidden="0" w:name="Medium List 1 Accent 4"/>
+    <w:lsdException w:unhideWhenUsed="0" w:uiPriority="66" w:semiHidden="0" w:name="Medium List 2 Accent 4"/>
+    <w:lsdException w:unhideWhenUsed="0" w:uiPriority="67" w:semiHidden="0" w:name="Medium Grid 1 Accent 4"/>
+    <w:lsdException w:unhideWhenUsed="0" w:uiPriority="68" w:semiHidden="0" w:name="Medium Grid 2 Accent 4"/>
+    <w:lsdException w:unhideWhenUsed="0" w:uiPriority="69" w:semiHidden="0" w:name="Medium Grid 3 Accent 4"/>
+    <w:lsdException w:unhideWhenUsed="0" w:uiPriority="70" w:semiHidden="0" w:name="Dark List Accent 4"/>
+    <w:lsdException w:unhideWhenUsed="0" w:uiPriority="71" w:semiHidden="0" w:name="Colorful Shading Accent 4"/>
+    <w:lsdException w:unhideWhenUsed="0" w:uiPriority="72" w:semiHidden="0" w:name="Colorful List Accent 4"/>
+    <w:lsdException w:unhideWhenUsed="0" w:uiPriority="73" w:semiHidden="0" w:name="Colorful Grid Accent 4"/>
+    <w:lsdException w:unhideWhenUsed="0" w:uiPriority="60" w:semiHidden="0" w:name="Light Shading Accent 5"/>
+    <w:lsdException w:unhideWhenUsed="0" w:uiPriority="61" w:semiHidden="0" w:name="Light List Accent 5"/>
+    <w:lsdException w:unhideWhenUsed="0" w:uiPriority="62" w:semiHidden="0" w:name="Light Grid Accent 5"/>
+    <w:lsdException w:unhideWhenUsed="0" w:uiPriority="63" w:semiHidden="0" w:name="Medium Shading 1 Accent 5"/>
+    <w:lsdException w:unhideWhenUsed="0" w:uiPriority="64" w:semiHidden="0" w:name="Medium Shading 2 Accent 5"/>
+    <w:lsdException w:unhideWhenUsed="0" w:uiPriority="65" w:semiHidden="0" w:name="Medium List 1 Accent 5"/>
+    <w:lsdException w:unhideWhenUsed="0" w:uiPriority="66" w:semiHidden="0" w:name="Medium List 2 Accent 5"/>
+    <w:lsdException w:unhideWhenUsed="0" w:uiPriority="67" w:semiHidden="0" w:name="Medium Grid 1 Accent 5"/>
+    <w:lsdException w:unhideWhenUsed="0" w:uiPriority="68" w:semiHidden="0" w:name="Medium Grid 2 Accent 5"/>
+    <w:lsdException w:unhideWhenUsed="0" w:uiPriority="69" w:semiHidden="0" w:name="Medium Grid 3 Accent 5"/>
+    <w:lsdException w:unhideWhenUsed="0" w:uiPriority="70" w:semiHidden="0" w:name="Dark List Accent 5"/>
+    <w:lsdException w:unhideWhenUsed="0" w:uiPriority="71" w:semiHidden="0" w:name="Colorful Shading Accent 5"/>
+    <w:lsdException w:unhideWhenUsed="0" w:uiPriority="72" w:semiHidden="0" w:name="Colorful List Accent 5"/>
+    <w:lsdException w:unhideWhenUsed="0" w:uiPriority="73" w:semiHidden="0" w:name="Colorful Grid Accent 5"/>
+    <w:lsdException w:unhideWhenUsed="0" w:uiPriority="60" w:semiHidden="0" w:name="Light Shading Accent 6"/>
+    <w:lsdException w:unhideWhenUsed="0" w:uiPriority="61" w:semiHidden="0" w:name="Light List Accent 6"/>
+    <w:lsdException w:unhideWhenUsed="0" w:uiPriority="62" w:semiHidden="0" w:name="Light Grid Accent 6"/>
+    <w:lsdException w:unhideWhenUsed="0" w:uiPriority="63" w:semiHidden="0" w:name="Medium Shading 1 Accent 6"/>
+    <w:lsdException w:unhideWhenUsed="0" w:uiPriority="64" w:semiHidden="0" w:name="Medium Shading 2 Accent 6"/>
+    <w:lsdException w:unhideWhenUsed="0" w:uiPriority="65" w:semiHidden="0" w:name="Medium List 1 Accent 6"/>
+    <w:lsdException w:unhideWhenUsed="0" w:uiPriority="66" w:semiHidden="0" w:name="Medium List 2 Accent 6"/>
+    <w:lsdException w:unhideWhenUsed="0" w:uiPriority="67" w:semiHidden="0" w:name="Medium Grid 1 Accent 6"/>
+    <w:lsdException w:unhideWhenUsed="0" w:uiPriority="68" w:semiHidden="0" w:name="Medium Grid 2 Accent 6"/>
+    <w:lsdException w:unhideWhenUsed="0" w:uiPriority="69" w:semiHidden="0" w:name="Medium Grid 3 Accent 6"/>
+    <w:lsdException w:unhideWhenUsed="0" w:uiPriority="70" w:semiHidden="0" w:name="Dark List Accent 6"/>
+    <w:lsdException w:unhideWhenUsed="0" w:uiPriority="71" w:semiHidden="0" w:name="Colorful Shading Accent 6"/>
+    <w:lsdException w:unhideWhenUsed="0" w:uiPriority="72" w:semiHidden="0" w:name="Colorful List Accent 6"/>
+    <w:lsdException w:unhideWhenUsed="0" w:uiPriority="73" w:semiHidden="0" w:name="Colorful Grid Accent 6"/>
   </w:latentStyles>
-  <w:style w:type="paragraph" w:default="1" w:styleId="a">
+  <w:style w:type="paragraph" w:default="1" w:styleId="1">
     <w:name w:val="Normal"/>
     <w:qFormat/>
+    <w:uiPriority w:val="0"/>
     <w:pPr>
       <w:kinsoku w:val="0"/>
       <w:autoSpaceDE w:val="0"/>
@@ -3143,23 +3010,25 @@
       <w:textAlignment w:val="baseline"/>
     </w:pPr>
     <w:rPr>
-      <w:rFonts w:ascii="Arial" w:hAnsi="Arial" w:cs="Arial"/>
+      <w:rFonts w:ascii="Arial" w:hAnsi="Arial" w:eastAsia="宋体" w:cs="Arial"/>
       <w:snapToGrid w:val="0"/>
       <w:color w:val="000000"/>
       <w:sz w:val="21"/>
       <w:szCs w:val="21"/>
-      <w:lang w:eastAsia="en-US"/>
+      <w:lang w:val="en-US" w:eastAsia="en-US" w:bidi="ar-SA"/>
     </w:rPr>
   </w:style>
-  <w:style w:type="paragraph" w:styleId="1">
+  <w:style w:type="paragraph" w:styleId="2">
     <w:name w:val="heading 1"/>
-    <w:basedOn w:val="a"/>
-    <w:next w:val="a"/>
-    <w:qFormat/>
+    <w:basedOn w:val="1"/>
+    <w:next w:val="1"/>
+    <w:qFormat/>
+    <w:uiPriority w:val="0"/>
     <w:pPr>
       <w:keepNext/>
       <w:keepLines/>
       <w:numPr>
+        <w:ilvl w:val="0"/>
         <w:numId w:val="1"/>
       </w:numPr>
       <w:spacing w:before="340" w:after="330" w:line="576" w:lineRule="auto"/>
@@ -3171,12 +3040,13 @@
       <w:sz w:val="44"/>
     </w:rPr>
   </w:style>
-  <w:style w:type="paragraph" w:styleId="2">
+  <w:style w:type="paragraph" w:styleId="3">
     <w:name w:val="heading 2"/>
-    <w:basedOn w:val="a"/>
-    <w:next w:val="a"/>
+    <w:basedOn w:val="1"/>
+    <w:next w:val="1"/>
     <w:unhideWhenUsed/>
     <w:qFormat/>
+    <w:uiPriority w:val="0"/>
     <w:pPr>
       <w:keepNext/>
       <w:keepLines/>
@@ -3193,13 +3063,14 @@
       <w:sz w:val="32"/>
     </w:rPr>
   </w:style>
-  <w:style w:type="paragraph" w:styleId="3">
+  <w:style w:type="paragraph" w:styleId="4">
     <w:name w:val="heading 3"/>
-    <w:basedOn w:val="a"/>
-    <w:next w:val="a"/>
+    <w:basedOn w:val="1"/>
+    <w:next w:val="1"/>
     <w:semiHidden/>
     <w:unhideWhenUsed/>
     <w:qFormat/>
+    <w:uiPriority w:val="0"/>
     <w:pPr>
       <w:keepNext/>
       <w:keepLines/>
@@ -3215,12 +3086,13 @@
       <w:sz w:val="32"/>
     </w:rPr>
   </w:style>
-  <w:style w:type="paragraph" w:styleId="4">
+  <w:style w:type="paragraph" w:styleId="5">
     <w:name w:val="heading 4"/>
-    <w:basedOn w:val="a"/>
-    <w:next w:val="a"/>
+    <w:basedOn w:val="1"/>
+    <w:next w:val="1"/>
     <w:unhideWhenUsed/>
     <w:qFormat/>
+    <w:uiPriority w:val="0"/>
     <w:pPr>
       <w:keepNext/>
       <w:keepLines/>
@@ -3237,13 +3109,14 @@
       <w:sz w:val="28"/>
     </w:rPr>
   </w:style>
-  <w:style w:type="paragraph" w:styleId="5">
+  <w:style w:type="paragraph" w:styleId="6">
     <w:name w:val="heading 5"/>
-    <w:basedOn w:val="a"/>
-    <w:next w:val="a"/>
+    <w:basedOn w:val="1"/>
+    <w:next w:val="1"/>
     <w:semiHidden/>
     <w:unhideWhenUsed/>
     <w:qFormat/>
+    <w:uiPriority w:val="0"/>
     <w:pPr>
       <w:keepNext/>
       <w:keepLines/>
@@ -3259,13 +3132,14 @@
       <w:sz w:val="28"/>
     </w:rPr>
   </w:style>
-  <w:style w:type="paragraph" w:styleId="6">
+  <w:style w:type="paragraph" w:styleId="7">
     <w:name w:val="heading 6"/>
-    <w:basedOn w:val="a"/>
-    <w:next w:val="a"/>
+    <w:basedOn w:val="1"/>
+    <w:next w:val="1"/>
     <w:semiHidden/>
     <w:unhideWhenUsed/>
     <w:qFormat/>
+    <w:uiPriority w:val="0"/>
     <w:pPr>
       <w:keepNext/>
       <w:keepLines/>
@@ -3282,13 +3156,14 @@
       <w:sz w:val="24"/>
     </w:rPr>
   </w:style>
-  <w:style w:type="paragraph" w:styleId="7">
+  <w:style w:type="paragraph" w:styleId="8">
     <w:name w:val="heading 7"/>
-    <w:basedOn w:val="a"/>
-    <w:next w:val="a"/>
+    <w:basedOn w:val="1"/>
+    <w:next w:val="1"/>
     <w:semiHidden/>
     <w:unhideWhenUsed/>
     <w:qFormat/>
+    <w:uiPriority w:val="0"/>
     <w:pPr>
       <w:keepNext/>
       <w:keepLines/>
@@ -3304,13 +3179,14 @@
       <w:sz w:val="24"/>
     </w:rPr>
   </w:style>
-  <w:style w:type="paragraph" w:styleId="8">
+  <w:style w:type="paragraph" w:styleId="9">
     <w:name w:val="heading 8"/>
-    <w:basedOn w:val="a"/>
-    <w:next w:val="a"/>
+    <w:basedOn w:val="1"/>
+    <w:next w:val="1"/>
     <w:semiHidden/>
     <w:unhideWhenUsed/>
     <w:qFormat/>
+    <w:uiPriority w:val="0"/>
     <w:pPr>
       <w:keepNext/>
       <w:keepLines/>
@@ -3326,13 +3202,14 @@
       <w:sz w:val="24"/>
     </w:rPr>
   </w:style>
-  <w:style w:type="paragraph" w:styleId="9">
+  <w:style w:type="paragraph" w:styleId="10">
     <w:name w:val="heading 9"/>
-    <w:basedOn w:val="a"/>
-    <w:next w:val="a"/>
+    <w:basedOn w:val="1"/>
+    <w:next w:val="1"/>
     <w:semiHidden/>
     <w:unhideWhenUsed/>
     <w:qFormat/>
+    <w:uiPriority w:val="0"/>
     <w:pPr>
       <w:keepNext/>
       <w:keepLines/>
@@ -3347,19 +3224,19 @@
       <w:rFonts w:eastAsia="黑体"/>
     </w:rPr>
   </w:style>
-  <w:style w:type="character" w:default="1" w:styleId="a0">
+  <w:style w:type="character" w:default="1" w:styleId="22">
     <w:name w:val="Default Paragraph Font"/>
-    <w:uiPriority w:val="1"/>
     <w:semiHidden/>
     <w:unhideWhenUsed/>
-  </w:style>
-  <w:style w:type="table" w:default="1" w:styleId="a1">
+    <w:uiPriority w:val="1"/>
+  </w:style>
+  <w:style w:type="table" w:default="1" w:styleId="20">
     <w:name w:val="Normal Table"/>
-    <w:uiPriority w:val="99"/>
     <w:semiHidden/>
     <w:unhideWhenUsed/>
+    <w:qFormat/>
+    <w:uiPriority w:val="99"/>
     <w:tblPr>
-      <w:tblInd w:w="0" w:type="dxa"/>
       <w:tblCellMar>
         <w:top w:w="0" w:type="dxa"/>
         <w:left w:w="108" w:type="dxa"/>
@@ -3368,39 +3245,37 @@
       </w:tblCellMar>
     </w:tblPr>
   </w:style>
-  <w:style w:type="numbering" w:default="1" w:styleId="a2">
-    <w:name w:val="No List"/>
-    <w:uiPriority w:val="99"/>
+  <w:style w:type="paragraph" w:styleId="11">
+    <w:name w:val="annotation text"/>
+    <w:basedOn w:val="1"/>
+    <w:qFormat/>
+    <w:uiPriority w:val="0"/>
+  </w:style>
+  <w:style w:type="paragraph" w:styleId="12">
+    <w:name w:val="Body Text"/>
+    <w:basedOn w:val="1"/>
     <w:semiHidden/>
-    <w:unhideWhenUsed/>
-  </w:style>
-  <w:style w:type="paragraph" w:styleId="a3">
-    <w:name w:val="annotation text"/>
-    <w:basedOn w:val="a"/>
-    <w:qFormat/>
-  </w:style>
-  <w:style w:type="paragraph" w:styleId="a4">
-    <w:name w:val="Body Text"/>
-    <w:basedOn w:val="a"/>
-    <w:semiHidden/>
-    <w:qFormat/>
+    <w:qFormat/>
+    <w:uiPriority w:val="0"/>
     <w:rPr>
       <w:rFonts w:eastAsia="Arial"/>
     </w:rPr>
   </w:style>
-  <w:style w:type="paragraph" w:styleId="TOC3">
+  <w:style w:type="paragraph" w:styleId="13">
     <w:name w:val="toc 3"/>
-    <w:basedOn w:val="a"/>
-    <w:next w:val="a"/>
-    <w:qFormat/>
+    <w:basedOn w:val="1"/>
+    <w:next w:val="1"/>
+    <w:qFormat/>
+    <w:uiPriority w:val="0"/>
     <w:pPr>
-      <w:ind w:leftChars="400" w:left="840"/>
+      <w:ind w:left="840" w:leftChars="400"/>
     </w:pPr>
   </w:style>
-  <w:style w:type="paragraph" w:styleId="a5">
+  <w:style w:type="paragraph" w:styleId="14">
     <w:name w:val="footer"/>
-    <w:basedOn w:val="a"/>
-    <w:qFormat/>
+    <w:basedOn w:val="1"/>
+    <w:qFormat/>
+    <w:uiPriority w:val="0"/>
     <w:pPr>
       <w:tabs>
         <w:tab w:val="center" w:pos="4153"/>
@@ -3411,16 +3286,17 @@
       <w:sz w:val="18"/>
     </w:rPr>
   </w:style>
-  <w:style w:type="paragraph" w:styleId="a6">
+  <w:style w:type="paragraph" w:styleId="15">
     <w:name w:val="header"/>
-    <w:basedOn w:val="a"/>
-    <w:qFormat/>
+    <w:basedOn w:val="1"/>
+    <w:qFormat/>
+    <w:uiPriority w:val="0"/>
     <w:pPr>
       <w:pBdr>
-        <w:top w:val="nil"/>
-        <w:left w:val="nil"/>
-        <w:bottom w:val="nil"/>
-        <w:right w:val="nil"/>
+        <w:top w:val="none" w:color="auto" w:sz="0" w:space="0"/>
+        <w:left w:val="none" w:color="auto" w:sz="0" w:space="0"/>
+        <w:bottom w:val="none" w:color="auto" w:sz="0" w:space="0"/>
+        <w:right w:val="none" w:color="auto" w:sz="0" w:space="0"/>
       </w:pBdr>
       <w:tabs>
         <w:tab w:val="center" w:pos="4153"/>
@@ -3433,37 +3309,41 @@
       <w:sz w:val="18"/>
     </w:rPr>
   </w:style>
-  <w:style w:type="paragraph" w:styleId="TOC1">
+  <w:style w:type="paragraph" w:styleId="16">
     <w:name w:val="toc 1"/>
-    <w:basedOn w:val="a"/>
-    <w:next w:val="a"/>
-    <w:qFormat/>
+    <w:basedOn w:val="1"/>
+    <w:next w:val="1"/>
+    <w:qFormat/>
+    <w:uiPriority w:val="0"/>
     <w:rPr>
       <w:rFonts w:eastAsia="Microsoft JhengHei"/>
       <w:sz w:val="24"/>
     </w:rPr>
   </w:style>
-  <w:style w:type="paragraph" w:styleId="TOC2">
+  <w:style w:type="paragraph" w:styleId="17">
     <w:name w:val="toc 2"/>
-    <w:basedOn w:val="a"/>
-    <w:next w:val="a"/>
-    <w:qFormat/>
+    <w:basedOn w:val="1"/>
+    <w:next w:val="1"/>
+    <w:qFormat/>
+    <w:uiPriority w:val="0"/>
     <w:pPr>
-      <w:ind w:leftChars="200" w:left="420"/>
+      <w:ind w:left="420" w:leftChars="200"/>
     </w:pPr>
   </w:style>
-  <w:style w:type="paragraph" w:styleId="a7">
+  <w:style w:type="paragraph" w:styleId="18">
     <w:name w:val="Normal (Web)"/>
-    <w:basedOn w:val="a"/>
-    <w:qFormat/>
+    <w:basedOn w:val="1"/>
+    <w:qFormat/>
+    <w:uiPriority w:val="0"/>
     <w:rPr>
       <w:sz w:val="24"/>
     </w:rPr>
   </w:style>
-  <w:style w:type="paragraph" w:styleId="a8">
+  <w:style w:type="paragraph" w:styleId="19">
     <w:name w:val="Title"/>
-    <w:basedOn w:val="a"/>
-    <w:qFormat/>
+    <w:basedOn w:val="1"/>
+    <w:qFormat/>
+    <w:uiPriority w:val="0"/>
     <w:pPr>
       <w:spacing w:before="240" w:after="60"/>
       <w:jc w:val="center"/>
@@ -3474,68 +3354,73 @@
       <w:sz w:val="32"/>
     </w:rPr>
   </w:style>
-  <w:style w:type="table" w:styleId="a9">
+  <w:style w:type="table" w:styleId="21">
     <w:name w:val="Table Grid"/>
-    <w:basedOn w:val="a1"/>
-    <w:qFormat/>
+    <w:basedOn w:val="20"/>
+    <w:qFormat/>
+    <w:uiPriority w:val="0"/>
     <w:pPr>
       <w:widowControl w:val="0"/>
       <w:jc w:val="both"/>
     </w:pPr>
     <w:tblPr>
       <w:tblBorders>
-        <w:top w:val="single" w:sz="4" w:space="0" w:color="auto"/>
-        <w:left w:val="single" w:sz="4" w:space="0" w:color="auto"/>
-        <w:bottom w:val="single" w:sz="4" w:space="0" w:color="auto"/>
-        <w:right w:val="single" w:sz="4" w:space="0" w:color="auto"/>
-        <w:insideH w:val="single" w:sz="4" w:space="0" w:color="auto"/>
-        <w:insideV w:val="single" w:sz="4" w:space="0" w:color="auto"/>
+        <w:top w:val="single" w:color="auto" w:sz="4" w:space="0"/>
+        <w:left w:val="single" w:color="auto" w:sz="4" w:space="0"/>
+        <w:bottom w:val="single" w:color="auto" w:sz="4" w:space="0"/>
+        <w:right w:val="single" w:color="auto" w:sz="4" w:space="0"/>
+        <w:insideH w:val="single" w:color="auto" w:sz="4" w:space="0"/>
+        <w:insideV w:val="single" w:color="auto" w:sz="4" w:space="0"/>
       </w:tblBorders>
     </w:tblPr>
   </w:style>
-  <w:style w:type="character" w:styleId="aa">
+  <w:style w:type="character" w:styleId="23">
     <w:name w:val="Strong"/>
-    <w:basedOn w:val="a0"/>
-    <w:qFormat/>
+    <w:basedOn w:val="22"/>
+    <w:qFormat/>
+    <w:uiPriority w:val="0"/>
     <w:rPr>
       <w:b/>
     </w:rPr>
   </w:style>
-  <w:style w:type="paragraph" w:customStyle="1" w:styleId="ab">
+  <w:style w:type="paragraph" w:customStyle="1" w:styleId="24">
     <w:name w:val="柴_公司名"/>
-    <w:basedOn w:val="a8"/>
-    <w:qFormat/>
+    <w:basedOn w:val="19"/>
+    <w:qFormat/>
+    <w:uiPriority w:val="0"/>
     <w:pPr>
-      <w:spacing w:afterLines="600" w:after="600"/>
+      <w:spacing w:after="600" w:afterLines="600"/>
     </w:pPr>
     <w:rPr>
-      <w:rFonts w:ascii="宋体" w:hAnsi="宋体" w:cs="宋体" w:hint="eastAsia"/>
+      <w:rFonts w:hint="eastAsia" w:ascii="宋体" w:hAnsi="宋体" w:cs="宋体"/>
       <w:bCs/>
       <w:spacing w:val="-6"/>
       <w:sz w:val="52"/>
       <w:szCs w:val="52"/>
     </w:rPr>
   </w:style>
-  <w:style w:type="paragraph" w:customStyle="1" w:styleId="ac">
+  <w:style w:type="paragraph" w:customStyle="1" w:styleId="25">
     <w:name w:val="柴_文档名"/>
-    <w:basedOn w:val="a8"/>
-    <w:qFormat/>
+    <w:basedOn w:val="19"/>
+    <w:qFormat/>
+    <w:uiPriority w:val="0"/>
     <w:pPr>
-      <w:spacing w:afterLines="900" w:after="900"/>
+      <w:spacing w:after="900" w:afterLines="900"/>
     </w:pPr>
     <w:rPr>
-      <w:rFonts w:ascii="黑体" w:eastAsia="黑体" w:hAnsi="黑体" w:cs="黑体"/>
+      <w:rFonts w:ascii="黑体" w:hAnsi="黑体" w:eastAsia="黑体" w:cs="黑体"/>
       <w:bCs/>
       <w:spacing w:val="-7"/>
       <w:sz w:val="52"/>
       <w:szCs w:val="52"/>
     </w:rPr>
   </w:style>
-  <w:style w:type="table" w:customStyle="1" w:styleId="TableNormal0">
+  <w:style w:type="table" w:customStyle="1" w:styleId="26">
     <w:name w:val="Table Normal_0"/>
     <w:semiHidden/>
     <w:unhideWhenUsed/>
     <w:qFormat/>
+    <w:uiPriority w:val="0"/>
     <w:tblPr>
       <w:tblCellMar>
         <w:top w:w="0" w:type="dxa"/>
@@ -3545,21 +3430,23 @@
       </w:tblCellMar>
     </w:tblPr>
   </w:style>
-  <w:style w:type="paragraph" w:customStyle="1" w:styleId="TableText">
+  <w:style w:type="paragraph" w:customStyle="1" w:styleId="27">
     <w:name w:val="Table Text"/>
-    <w:basedOn w:val="a"/>
+    <w:basedOn w:val="1"/>
     <w:semiHidden/>
     <w:qFormat/>
+    <w:uiPriority w:val="0"/>
     <w:rPr>
       <w:rFonts w:ascii="宋体" w:hAnsi="宋体" w:cs="宋体"/>
     </w:rPr>
   </w:style>
-  <w:style w:type="paragraph" w:customStyle="1" w:styleId="10">
+  <w:style w:type="paragraph" w:customStyle="1" w:styleId="28">
     <w:name w:val="柴_标题1"/>
-    <w:basedOn w:val="1"/>
-    <w:next w:val="ad"/>
-    <w:link w:val="1Char"/>
-    <w:qFormat/>
+    <w:basedOn w:val="2"/>
+    <w:next w:val="29"/>
+    <w:link w:val="38"/>
+    <w:qFormat/>
+    <w:uiPriority w:val="0"/>
     <w:pPr>
       <w:spacing w:before="100" w:after="90" w:line="360" w:lineRule="auto"/>
     </w:pPr>
@@ -3567,13 +3454,14 @@
       <w:sz w:val="32"/>
     </w:rPr>
   </w:style>
-  <w:style w:type="paragraph" w:customStyle="1" w:styleId="ad">
+  <w:style w:type="paragraph" w:customStyle="1" w:styleId="29">
     <w:name w:val="柴_正文"/>
-    <w:basedOn w:val="a4"/>
-    <w:link w:val="Char"/>
-    <w:qFormat/>
+    <w:basedOn w:val="12"/>
+    <w:link w:val="43"/>
+    <w:qFormat/>
+    <w:uiPriority w:val="0"/>
     <w:pPr>
-      <w:ind w:firstLineChars="200" w:firstLine="470"/>
+      <w:ind w:firstLine="470" w:firstLineChars="200"/>
     </w:pPr>
     <w:rPr>
       <w:rFonts w:eastAsia="宋体"/>
@@ -3581,11 +3469,12 @@
       <w:lang w:eastAsia="zh-CN"/>
     </w:rPr>
   </w:style>
-  <w:style w:type="paragraph" w:customStyle="1" w:styleId="20">
+  <w:style w:type="paragraph" w:customStyle="1" w:styleId="30">
     <w:name w:val="柴_标题2"/>
-    <w:basedOn w:val="2"/>
-    <w:next w:val="ad"/>
-    <w:qFormat/>
+    <w:basedOn w:val="3"/>
+    <w:next w:val="29"/>
+    <w:qFormat/>
+    <w:uiPriority w:val="0"/>
     <w:pPr>
       <w:spacing w:line="360" w:lineRule="auto"/>
     </w:pPr>
@@ -3594,15 +3483,16 @@
       <w:sz w:val="28"/>
     </w:rPr>
   </w:style>
-  <w:style w:type="paragraph" w:customStyle="1" w:styleId="30">
+  <w:style w:type="paragraph" w:customStyle="1" w:styleId="31">
     <w:name w:val="柴_标题3"/>
-    <w:basedOn w:val="3"/>
-    <w:next w:val="ad"/>
-    <w:link w:val="3Char"/>
-    <w:qFormat/>
+    <w:basedOn w:val="4"/>
+    <w:next w:val="29"/>
+    <w:link w:val="39"/>
+    <w:qFormat/>
+    <w:uiPriority w:val="0"/>
     <w:pPr>
       <w:spacing w:line="360" w:lineRule="auto"/>
-      <w:ind w:left="0" w:firstLineChars="200" w:firstLine="472"/>
+      <w:ind w:left="0" w:firstLine="472" w:firstLineChars="200"/>
     </w:pPr>
     <w:rPr>
       <w:rFonts w:ascii="宋体" w:hAnsi="宋体" w:cs="宋体"/>
@@ -3611,11 +3501,12 @@
       <w:szCs w:val="24"/>
     </w:rPr>
   </w:style>
-  <w:style w:type="paragraph" w:customStyle="1" w:styleId="ae">
+  <w:style w:type="paragraph" w:customStyle="1" w:styleId="32">
     <w:name w:val="柴_目录"/>
-    <w:basedOn w:val="a"/>
-    <w:next w:val="a4"/>
-    <w:qFormat/>
+    <w:basedOn w:val="1"/>
+    <w:next w:val="12"/>
+    <w:qFormat/>
+    <w:uiPriority w:val="0"/>
     <w:pPr>
       <w:tabs>
         <w:tab w:val="right" w:leader="dot" w:pos="8442"/>
@@ -3626,37 +3517,54 @@
       <w:sz w:val="24"/>
     </w:rPr>
   </w:style>
-  <w:style w:type="paragraph" w:customStyle="1" w:styleId="WPSOffice1">
+  <w:style w:type="paragraph" w:customStyle="1" w:styleId="33">
     <w:name w:val="WPSOffice手动目录 1"/>
     <w:qFormat/>
-  </w:style>
-  <w:style w:type="paragraph" w:customStyle="1" w:styleId="WPSOffice2">
+    <w:uiPriority w:val="0"/>
+    <w:rPr>
+      <w:rFonts w:ascii="Times New Roman" w:hAnsi="Times New Roman" w:eastAsia="宋体" w:cs="Times New Roman"/>
+      <w:lang w:val="en-US" w:eastAsia="zh-CN" w:bidi="ar-SA"/>
+    </w:rPr>
+  </w:style>
+  <w:style w:type="paragraph" w:customStyle="1" w:styleId="34">
     <w:name w:val="WPSOffice手动目录 2"/>
     <w:qFormat/>
+    <w:uiPriority w:val="0"/>
     <w:pPr>
-      <w:ind w:leftChars="200" w:left="200"/>
+      <w:ind w:left="200" w:leftChars="200"/>
     </w:pPr>
-  </w:style>
-  <w:style w:type="paragraph" w:customStyle="1" w:styleId="WPSOffice3">
+    <w:rPr>
+      <w:rFonts w:ascii="Times New Roman" w:hAnsi="Times New Roman" w:eastAsia="宋体" w:cs="Times New Roman"/>
+      <w:lang w:val="en-US" w:eastAsia="zh-CN" w:bidi="ar-SA"/>
+    </w:rPr>
+  </w:style>
+  <w:style w:type="paragraph" w:customStyle="1" w:styleId="35">
     <w:name w:val="WPSOffice手动目录 3"/>
     <w:qFormat/>
+    <w:uiPriority w:val="0"/>
     <w:pPr>
-      <w:ind w:leftChars="400" w:left="400"/>
+      <w:ind w:left="400" w:leftChars="400"/>
     </w:pPr>
-  </w:style>
-  <w:style w:type="paragraph" w:customStyle="1" w:styleId="Compact">
+    <w:rPr>
+      <w:rFonts w:ascii="Times New Roman" w:hAnsi="Times New Roman" w:eastAsia="宋体" w:cs="Times New Roman"/>
+      <w:lang w:val="en-US" w:eastAsia="zh-CN" w:bidi="ar-SA"/>
+    </w:rPr>
+  </w:style>
+  <w:style w:type="paragraph" w:customStyle="1" w:styleId="36">
     <w:name w:val="Compact"/>
-    <w:basedOn w:val="a4"/>
-    <w:qFormat/>
+    <w:basedOn w:val="12"/>
+    <w:qFormat/>
+    <w:uiPriority w:val="0"/>
     <w:pPr>
       <w:spacing w:before="36" w:after="36"/>
     </w:pPr>
   </w:style>
-  <w:style w:type="table" w:customStyle="1" w:styleId="Table">
+  <w:style w:type="table" w:customStyle="1" w:styleId="37">
     <w:name w:val="Table"/>
     <w:semiHidden/>
     <w:unhideWhenUsed/>
     <w:qFormat/>
+    <w:uiPriority w:val="0"/>
     <w:tblPr>
       <w:tblCellMar>
         <w:top w:w="0" w:type="dxa"/>
@@ -3666,40 +3574,42 @@
       </w:tblCellMar>
     </w:tblPr>
     <w:tblStylePr w:type="firstRow">
-      <w:tblPr/>
       <w:tcPr>
         <w:tcBorders>
-          <w:bottom w:val="single" w:sz="0" w:space="0" w:color="auto"/>
+          <w:bottom w:val="single" w:color="auto" w:sz="0" w:space="0"/>
         </w:tcBorders>
         <w:vAlign w:val="bottom"/>
       </w:tcPr>
     </w:tblStylePr>
   </w:style>
-  <w:style w:type="character" w:customStyle="1" w:styleId="1Char">
+  <w:style w:type="character" w:customStyle="1" w:styleId="38">
     <w:name w:val="柴_标题1 Char"/>
-    <w:link w:val="10"/>
-    <w:qFormat/>
+    <w:link w:val="28"/>
+    <w:qFormat/>
+    <w:uiPriority w:val="0"/>
     <w:rPr>
-      <w:rFonts w:ascii="Arial" w:eastAsia="宋体" w:hAnsi="Arial"/>
+      <w:rFonts w:ascii="Arial" w:hAnsi="Arial" w:eastAsia="宋体"/>
       <w:sz w:val="32"/>
     </w:rPr>
   </w:style>
-  <w:style w:type="character" w:customStyle="1" w:styleId="3Char">
+  <w:style w:type="character" w:customStyle="1" w:styleId="39">
     <w:name w:val="柴_标题3 Char"/>
-    <w:link w:val="30"/>
-    <w:qFormat/>
+    <w:link w:val="31"/>
+    <w:qFormat/>
+    <w:uiPriority w:val="0"/>
     <w:rPr>
-      <w:rFonts w:ascii="宋体" w:eastAsia="宋体" w:hAnsi="宋体" w:cs="宋体"/>
+      <w:rFonts w:ascii="宋体" w:hAnsi="宋体" w:eastAsia="宋体" w:cs="宋体"/>
       <w:spacing w:val="-2"/>
       <w:sz w:val="24"/>
       <w:szCs w:val="24"/>
     </w:rPr>
   </w:style>
-  <w:style w:type="table" w:customStyle="1" w:styleId="TableNormal1">
+  <w:style w:type="table" w:customStyle="1" w:styleId="40">
     <w:name w:val="Table Normal_1"/>
     <w:semiHidden/>
     <w:unhideWhenUsed/>
     <w:qFormat/>
+    <w:uiPriority w:val="0"/>
     <w:tblPr>
       <w:tblCellMar>
         <w:top w:w="0" w:type="dxa"/>
@@ -3709,38 +3619,41 @@
       </w:tblCellMar>
     </w:tblPr>
   </w:style>
-  <w:style w:type="paragraph" w:customStyle="1" w:styleId="af">
+  <w:style w:type="paragraph" w:customStyle="1" w:styleId="41">
     <w:name w:val="柴_正文_无缩进"/>
-    <w:basedOn w:val="a"/>
-    <w:qFormat/>
+    <w:basedOn w:val="1"/>
+    <w:qFormat/>
+    <w:uiPriority w:val="0"/>
     <w:rPr>
       <w:sz w:val="24"/>
       <w:lang w:eastAsia="zh-CN"/>
     </w:rPr>
   </w:style>
-  <w:style w:type="paragraph" w:customStyle="1" w:styleId="40">
+  <w:style w:type="paragraph" w:customStyle="1" w:styleId="42">
     <w:name w:val="柴_标题4"/>
-    <w:basedOn w:val="4"/>
-    <w:next w:val="a"/>
-    <w:qFormat/>
+    <w:basedOn w:val="5"/>
+    <w:next w:val="1"/>
+    <w:qFormat/>
+    <w:uiPriority w:val="0"/>
     <w:pPr>
       <w:widowControl w:val="0"/>
       <w:spacing w:before="160" w:line="360" w:lineRule="auto"/>
-      <w:ind w:leftChars="300" w:left="981" w:hanging="862"/>
+      <w:ind w:left="981" w:leftChars="300" w:hanging="862"/>
     </w:pPr>
     <w:rPr>
-      <w:rFonts w:ascii="Calibri" w:eastAsia="宋体" w:hAnsi="Calibri" w:cs="宋体" w:hint="eastAsia"/>
+      <w:rFonts w:hint="eastAsia" w:ascii="Calibri" w:hAnsi="Calibri" w:eastAsia="宋体" w:cs="宋体"/>
       <w:sz w:val="24"/>
       <w:szCs w:val="24"/>
       <w:lang w:eastAsia="zh-CN" w:bidi="zh-CN"/>
     </w:rPr>
   </w:style>
-  <w:style w:type="character" w:customStyle="1" w:styleId="Char">
+  <w:style w:type="character" w:customStyle="1" w:styleId="43">
     <w:name w:val="柴_正文 Char"/>
-    <w:link w:val="ad"/>
-    <w:qFormat/>
+    <w:link w:val="29"/>
+    <w:qFormat/>
+    <w:uiPriority w:val="0"/>
     <w:rPr>
-      <w:rFonts w:ascii="Arial" w:eastAsia="宋体" w:hAnsi="Arial"/>
+      <w:rFonts w:ascii="Arial" w:hAnsi="Arial" w:eastAsia="宋体"/>
       <w:sz w:val="24"/>
       <w:lang w:eastAsia="zh-CN"/>
     </w:rPr>
@@ -3992,6 +3905,5 @@
     </a:fmtScheme>
   </a:themeElements>
   <a:objectDefaults/>
-  <a:extraClrSchemeLst/>
 </a:theme>
 </file>